--- a/downloads/student/ai-5-week-06.docx
+++ b/downloads/student/ai-5-week-06.docx
@@ -1087,6 +1087,16 @@
     <w:p>
       <w:r>
         <w:t>A correct forward trace verifies this declared computation; it does not show that the parameter choices solve a useful task.</w:t>
+      </w:r>
+    </w:p>
+    <w:p>
+      <w:r>
+        <w:t>Read the labelled picture: Why should feedback identify h before correcting only y? Point to the relevant step in the picture, then write the changed result and the rule or evidence that supports it.</w:t>
+      </w:r>
+    </w:p>
+    <w:p>
+      <w:r>
+        <w:t>Change one thing: A submitted x = 0 trace uses h=-1 and y = 5. Predict the result before checking the explanation. What remains the same?</w:t>
       </w:r>
     </w:p>
     <w:p>
@@ -2233,6 +2243,187 @@
         <w:t>Attempt the independent case before hints. Record whether you worked alone, used a hint or followed a model. After feedback, fix the first unsupported step and explain why it changed. A later check uses a changed case, not a copied answer.</w:t>
       </w:r>
     </w:p>
+    <w:p>
+      <w:pPr>
+        <w:pStyle w:val="Heading1"/>
+      </w:pPr>
+      <w:r>
+        <w:t>15. Your lesson route</w:t>
+      </w:r>
+    </w:p>
+    <w:p>
+      <w:r>
+        <w:t>Start with this question: Audit a forward pass by writing every value at its correct stage.</w:t>
+      </w:r>
+    </w:p>
+    <w:tbl>
+      <w:tblPr>
+        <w:tblStyle w:val="LightShading-Accent1"/>
+        <w:tblW w:type="auto" w:w="0"/>
+        <w:tblLook w:firstColumn="1" w:firstRow="1" w:lastColumn="0" w:lastRow="0" w:noHBand="0" w:noVBand="1" w:val="04A0"/>
+      </w:tblPr>
+      <w:tblGrid>
+        <w:gridCol w:w="5112"/>
+        <w:gridCol w:w="5112"/>
+      </w:tblGrid>
+      <w:tr>
+        <w:trPr>
+          <w:tblHeader/>
+        </w:trPr>
+        <w:tc>
+          <w:tcPr>
+            <w:tcW w:type="dxa" w:w="5112"/>
+          </w:tcPr>
+          <w:p>
+            <w:r>
+              <w:t>By the end, I can</w:t>
+            </w:r>
+          </w:p>
+        </w:tc>
+        <w:tc>
+          <w:tcPr>
+            <w:tcW w:type="dxa" w:w="5112"/>
+          </w:tcPr>
+          <w:p>
+            <w:r>
+              <w:t>How I will show it</w:t>
+            </w:r>
+          </w:p>
+        </w:tc>
+      </w:tr>
+      <w:tr>
+        <w:tc>
+          <w:tcPr>
+            <w:tcW w:type="dxa" w:w="5112"/>
+          </w:tcPr>
+          <w:p>
+            <w:r>
+              <w:t>Record scores and activations in dependency order</w:t>
+            </w:r>
+          </w:p>
+        </w:tc>
+        <w:tc>
+          <w:tcPr>
+            <w:tcW w:type="dxa" w:w="5112"/>
+          </w:tcPr>
+          <w:p>
+            <w:r>
+              <w:t>Explain the deciding step, show a trace or test, and state one limit.</w:t>
+            </w:r>
+          </w:p>
+        </w:tc>
+      </w:tr>
+      <w:tr>
+        <w:tc>
+          <w:tcPr>
+            <w:tcW w:type="dxa" w:w="5112"/>
+          </w:tcPr>
+          <w:p>
+            <w:r>
+              <w:t>Locate the first incorrect value in a forward trace</w:t>
+            </w:r>
+          </w:p>
+        </w:tc>
+        <w:tc>
+          <w:tcPr>
+            <w:tcW w:type="dxa" w:w="5112"/>
+          </w:tcPr>
+          <w:p>
+            <w:r>
+              <w:t>Explain the deciding step, show a trace or test, and state one limit.</w:t>
+            </w:r>
+          </w:p>
+        </w:tc>
+      </w:tr>
+      <w:tr>
+        <w:tc>
+          <w:tcPr>
+            <w:tcW w:type="dxa" w:w="5112"/>
+          </w:tcPr>
+          <w:p>
+            <w:r>
+              <w:t>Separate a final output from evidence of model accuracy</w:t>
+            </w:r>
+          </w:p>
+        </w:tc>
+        <w:tc>
+          <w:tcPr>
+            <w:tcW w:type="dxa" w:w="5112"/>
+          </w:tcPr>
+          <w:p>
+            <w:r>
+              <w:t>Explain the deciding step, show a trace or test, and state one limit.</w:t>
+            </w:r>
+          </w:p>
+        </w:tc>
+      </w:tr>
+    </w:tbl>
+    <w:p>
+      <w:r>
+        <w:t>Remember → watch and explain → try with help → investigate → try independently → keep project evidence. Your teacher may spread this lesson across several classes.</w:t>
+      </w:r>
+    </w:p>
+    <w:p>
+      <w:r>
+        <w:t>Keep your first prediction. Compare it with what the evidence shows and explain any change.</w:t>
+      </w:r>
+    </w:p>
+    <w:p>
+      <w:pPr>
+        <w:pStyle w:val="Heading1"/>
+      </w:pPr>
+      <w:r>
+        <w:t>16. Finish and return</w:t>
+      </w:r>
+    </w:p>
+    <w:p>
+      <w:r>
+        <w:t>Close your notes. Explain this goal in your own words: Record scores and activations in dependency order</w:t>
+      </w:r>
+    </w:p>
+    <w:p>
+      <w:pPr>
+        <w:pStyle w:val="Heading3"/>
+      </w:pPr>
+      <w:r>
+        <w:t>My deciding step, evidence and one remaining question</w:t>
+      </w:r>
+    </w:p>
+    <w:p>
+      <w:r>
+        <w:t>________________________________________________________________</w:t>
+      </w:r>
+    </w:p>
+    <w:p>
+      <w:r>
+        <w:t>________________________________________________________________</w:t>
+      </w:r>
+    </w:p>
+    <w:p>
+      <w:r>
+        <w:t>________________________________________________________________</w:t>
+      </w:r>
+    </w:p>
+    <w:p>
+      <w:r>
+        <w:t>________________________________________________________________</w:t>
+      </w:r>
+    </w:p>
+    <w:p>
+      <w:r>
+        <w:t>________________________________________________________________</w:t>
+      </w:r>
+    </w:p>
+    <w:p>
+      <w:r>
+        <w:t>If you are unsure, return to the worked picture and explain one arrow. If you are ready, change an input or assumption and justify your prediction.</w:t>
+      </w:r>
+    </w:p>
+    <w:p>
+      <w:r>
+        <w:t>Save your workbook evidence. At the next review, try a different case before opening your old answer.</w:t>
+      </w:r>
+    </w:p>
     <w:sectPr>
       <w:pgSz w:w="12240" w:h="15840"/>
       <w:pgMar w:top="936" w:right="1008" w:bottom="936" w:left="1008" w:header="720" w:footer="720" w:gutter="0"/>

--- a/downloads/student/ai-5-week-06.docx
+++ b/downloads/student/ai-5-week-06.docx
@@ -2424,6 +2424,210 @@
         <w:t>Save your workbook evidence. At the next review, try a different case before opening your old answer.</w:t>
       </w:r>
     </w:p>
+    <w:p>
+      <w:pPr>
+        <w:pStyle w:val="Heading1"/>
+      </w:pPr>
+      <w:r>
+        <w:t>17. Supported practice, repair and portfolio</w:t>
+      </w:r>
+    </w:p>
+    <w:p>
+      <w:r>
+        <w:t>Use this supported practice once, in the browser or on paper. Keep the reserved independent assessment for a separate first attempt before teacher feedback.</w:t>
+      </w:r>
+    </w:p>
+    <w:p>
+      <w:r>
+        <w:t>Audit a forward pass by writing every value at its correct stage.</w:t>
+      </w:r>
+    </w:p>
+    <w:p>
+      <w:pPr>
+        <w:pStyle w:val="Heading3"/>
+      </w:pPr>
+      <w:r>
+        <w:t>Practice 1: explain the deciding evidence</w:t>
+      </w:r>
+    </w:p>
+    <w:p>
+      <w:r>
+        <w:t>Which labelled step matches this detail? Outputs are4 and 1 respectively.</w:t>
+      </w:r>
+    </w:p>
+    <w:p>
+      <w:r>
+        <w:t>1. Preactivation</w:t>
+      </w:r>
+    </w:p>
+    <w:p>
+      <w:r>
+        <w:t>2. Output</w:t>
+      </w:r>
+    </w:p>
+    <w:p>
+      <w:r>
+        <w:t>3. Activation</w:t>
+      </w:r>
+    </w:p>
+    <w:p>
+      <w:pPr>
+        <w:pStyle w:val="Heading3"/>
+      </w:pPr>
+      <w:r>
+        <w:t>My selected conclusion, deciding fact and explanation</w:t>
+      </w:r>
+    </w:p>
+    <w:p>
+      <w:r>
+        <w:t>________________________________________________________________</w:t>
+      </w:r>
+    </w:p>
+    <w:p>
+      <w:r>
+        <w:t>________________________________________________________________</w:t>
+      </w:r>
+    </w:p>
+    <w:p>
+      <w:r>
+        <w:t>________________________________________________________________</w:t>
+      </w:r>
+    </w:p>
+    <w:p>
+      <w:r>
+        <w:t>________________________________________________________________</w:t>
+      </w:r>
+    </w:p>
+    <w:p>
+      <w:r>
+        <w:t>________________________________________________________________</w:t>
+      </w:r>
+    </w:p>
+    <w:p>
+      <w:r>
+        <w:t>Hint if needed: Read the steps in the pictorial case. Match the supplied detail to the stage that performs or records it.</w:t>
+      </w:r>
+    </w:p>
+    <w:p>
+      <w:r>
+        <w:t>After your attempt, compare with the supported explanation: Output Outputs are4 and 1 respectively. A forward pass applies a fixed network to an input; it does not update weights. Keep the preactivation z, activated value h and final output y in separate trace columns. For zero, ReLU changes minus one to zero. Using the earlier minus one in the output layer is the first error, even if later arithmetic follows that mistaken value correctly.</w:t>
+      </w:r>
+    </w:p>
+    <w:p>
+      <w:pPr>
+        <w:pStyle w:val="Heading3"/>
+      </w:pPr>
+      <w:r>
+        <w:t>Practice 2: explain the deciding evidence</w:t>
+      </w:r>
+    </w:p>
+    <w:p>
+      <w:r>
+        <w:t>Changed-case practice: A submitted x = 0 trace uses h=-1 and y = 5. Which conclusion is supported by the supplied facts?</w:t>
+      </w:r>
+    </w:p>
+    <w:p>
+      <w:r>
+        <w:t>1. Its first error is retaining the negative value after ReLU; correct h = 0 gives y = 4.</w:t>
+      </w:r>
+    </w:p>
+    <w:p>
+      <w:r>
+        <w:t>2. This one example guarantees correct results for every future input.</w:t>
+      </w:r>
+    </w:p>
+    <w:p>
+      <w:r>
+        <w:t>3. We can decide the result without examining the changed input or the procedure.</w:t>
+      </w:r>
+    </w:p>
+    <w:p>
+      <w:pPr>
+        <w:pStyle w:val="Heading3"/>
+      </w:pPr>
+      <w:r>
+        <w:t>My selected conclusion, deciding fact and explanation</w:t>
+      </w:r>
+    </w:p>
+    <w:p>
+      <w:r>
+        <w:t>________________________________________________________________</w:t>
+      </w:r>
+    </w:p>
+    <w:p>
+      <w:r>
+        <w:t>________________________________________________________________</w:t>
+      </w:r>
+    </w:p>
+    <w:p>
+      <w:r>
+        <w:t>________________________________________________________________</w:t>
+      </w:r>
+    </w:p>
+    <w:p>
+      <w:r>
+        <w:t>________________________________________________________________</w:t>
+      </w:r>
+    </w:p>
+    <w:p>
+      <w:r>
+        <w:t>________________________________________________________________</w:t>
+      </w:r>
+    </w:p>
+    <w:p>
+      <w:r>
+        <w:t>Hint if needed: Use the changed condition and the deciding step in the pictorial trace. The answer must say what follows from those facts.</w:t>
+      </w:r>
+    </w:p>
+    <w:p>
+      <w:r>
+        <w:t>After your attempt, compare with the supported explanation: Its first error is retaining the negative value after ReLU; correct h = 0 gives y = 4. ReLU(-1)=0, so the output must use0, not the earlier preactivation.</w:t>
+      </w:r>
+    </w:p>
+    <w:p>
+      <w:pPr>
+        <w:pStyle w:val="Heading3"/>
+      </w:pPr>
+      <w:r>
+        <w:t>Repair a missing building block</w:t>
+      </w:r>
+    </w:p>
+    <w:p>
+      <w:r>
+        <w:t>Review Composing layers (ai-5/5). Goal: Trace how one layer supplies the next layer inputs. Short practice: What intermediate value explains the changed output? Point to the relevant step in the picture, then write the changed result and the rule or evidence that supports it.. Return to this week and explain what you changed.</w:t>
+      </w:r>
+    </w:p>
+    <w:p>
+      <w:r>
+        <w:t>Review Bias terms and decision boundaries (ai-5/3). Goal: Calculate a weighted score with a bias term. Short practice: Is B positive under the original or changed model? Point to the relevant step in the picture, then write the changed result and the rule or evidence that supports it.. Return to this week and explain what you changed.</w:t>
+      </w:r>
+    </w:p>
+    <w:p>
+      <w:pPr>
+        <w:pStyle w:val="Heading3"/>
+      </w:pPr>
+      <w:r>
+        <w:t>Predict, run and debug</w:t>
+      </w:r>
+    </w:p>
+    <w:p>
+      <w:r>
+        <w:t>The browser lab lets you edit the supported Python examples already included in this lesson. Predict first, run, inspect the actual output or error, change one input, then run again. Keep code, predictions, actual results and a reasoned revision together. On paper, label your result as a trace rather than an execution.</w:t>
+      </w:r>
+    </w:p>
+    <w:p>
+      <w:pPr>
+        <w:pStyle w:val="Heading3"/>
+      </w:pPr>
+      <w:r>
+        <w:t>Keep your completed work</w:t>
+      </w:r>
+    </w:p>
+    <w:p>
+      <w:r>
+        <w:t>Use Download completed work in the hosted lesson to export your answers, reflections, practice feedback and code-run evidence. Open the HTML copy to read or print it. Drafts stay in this browser when storage is available; clear drafts on a shared device.</w:t>
+      </w:r>
+    </w:p>
     <w:sectPr>
       <w:pgSz w:w="12240" w:h="15840"/>
       <w:pgMar w:top="936" w:right="1008" w:bottom="936" w:left="1008" w:header="720" w:footer="720" w:gutter="0"/>

--- a/downloads/student/ai-5-week-06.docx
+++ b/downloads/student/ai-5-week-06.docx
@@ -42,6 +42,11 @@
       </w:r>
     </w:p>
     <w:p>
+      <w:r>
+        <w:t>Start with the target: Record scores and activations in dependency order. Try the recall before opening notes.</w:t>
+      </w:r>
+    </w:p>
+    <w:p>
       <w:pPr>
         <w:pStyle w:val="Heading3"/>
       </w:pPr>
@@ -50,18 +55,84 @@
       </w:r>
     </w:p>
     <w:p>
-      <w:r>
-        <w:t>I can record scores and activations in dependency order.</w:t>
-      </w:r>
-    </w:p>
-    <w:p>
-      <w:r>
-        <w:t>I can locate the first incorrect value in a forward trace.</w:t>
-      </w:r>
-    </w:p>
-    <w:p>
-      <w:r>
-        <w:t>I can separate a final output from evidence of model accuracy.</w:t>
+      <w:pPr>
+        <w:spacing w:line="336" w:lineRule="auto" w:after="180"/>
+      </w:pPr>
+      <w:r>
+        <w:rPr>
+          <w:b w:val="0"/>
+        </w:rPr>
+        <w:t xml:space="preserve">I can record scores and activations in </w:t>
+      </w:r>
+      <w:r>
+        <w:rPr>
+          <w:b/>
+        </w:rPr>
+        <w:t>dependency</w:t>
+      </w:r>
+      <w:r>
+        <w:rPr>
+          <w:b w:val="0"/>
+        </w:rPr>
+        <w:t xml:space="preserve"> order.</w:t>
+      </w:r>
+    </w:p>
+    <w:p>
+      <w:pPr>
+        <w:spacing w:line="336" w:lineRule="auto" w:after="180"/>
+      </w:pPr>
+      <w:r>
+        <w:rPr>
+          <w:b w:val="0"/>
+        </w:rPr>
+        <w:t xml:space="preserve">I can locate the first incorrect value in a forward </w:t>
+      </w:r>
+      <w:r>
+        <w:rPr>
+          <w:b/>
+        </w:rPr>
+        <w:t>trace</w:t>
+      </w:r>
+      <w:r>
+        <w:rPr>
+          <w:b w:val="0"/>
+        </w:rPr>
+        <w:t>.</w:t>
+      </w:r>
+    </w:p>
+    <w:p>
+      <w:pPr>
+        <w:spacing w:line="336" w:lineRule="auto" w:after="180"/>
+      </w:pPr>
+      <w:r>
+        <w:rPr>
+          <w:b w:val="0"/>
+        </w:rPr>
+        <w:t xml:space="preserve">I can separate a final </w:t>
+      </w:r>
+      <w:r>
+        <w:rPr>
+          <w:b/>
+        </w:rPr>
+        <w:t>output</w:t>
+      </w:r>
+      <w:r>
+        <w:rPr>
+          <w:b w:val="0"/>
+        </w:rPr>
+        <w:t xml:space="preserve"> from </w:t>
+      </w:r>
+      <w:r>
+        <w:rPr>
+          <w:b/>
+        </w:rPr>
+        <w:t>evidence</w:t>
+      </w:r>
+      <w:r>
+        <w:rPr>
+          <w:b w:val="0"/>
+        </w:rPr>
+        <w:t xml:space="preserve"> of model accuracy.</w:t>
       </w:r>
     </w:p>
     <w:p>
@@ -73,43 +144,145 @@
       </w:r>
     </w:p>
     <w:p>
-      <w:r>
+      <w:pPr>
+        <w:spacing w:line="336" w:lineRule="auto" w:after="180"/>
+      </w:pPr>
+      <w:r>
+        <w:rPr>
+          <w:b w:val="0"/>
+        </w:rPr>
         <w:t>Close your notes first. A rough first answer helps us choose the right starting point; it is not a score for your ability.</w:t>
       </w:r>
     </w:p>
     <w:p>
-      <w:r>
+      <w:pPr>
+        <w:spacing w:line="336" w:lineRule="auto" w:after="180"/>
+      </w:pPr>
+      <w:r>
+        <w:rPr>
+          <w:b w:val="0"/>
+        </w:rPr>
         <w:t>Without opening the old lesson, explain one key idea from Composing layers. Give an example and a mistake that the idea helps you avoid.</w:t>
       </w:r>
     </w:p>
     <w:p>
-      <w:r>
+      <w:pPr>
+        <w:spacing w:line="336" w:lineRule="auto" w:after="180"/>
+      </w:pPr>
+      <w:r>
+        <w:rPr>
+          <w:b w:val="0"/>
+        </w:rPr>
         <w:t>Without opening the old lesson, explain one key idea from Bias terms and decision boundaries. Give an example and a mistake that the idea helps you avoid.</w:t>
       </w:r>
     </w:p>
     <w:p>
-      <w:r>
-        <w:t>After trying, check the relevant lesson or ask your teacher. Change the part of your explanation that the evidence shows was wrong.</w:t>
-      </w:r>
-    </w:p>
-    <w:p>
-      <w:r>
+      <w:pPr>
+        <w:spacing w:line="336" w:lineRule="auto" w:after="180"/>
+      </w:pPr>
+      <w:r>
+        <w:rPr>
+          <w:b w:val="0"/>
+        </w:rPr>
+        <w:t xml:space="preserve">After trying, check the relevant lesson or ask your teacher. Change the part of your explanation that the </w:t>
+      </w:r>
+      <w:r>
+        <w:rPr>
+          <w:b/>
+        </w:rPr>
+        <w:t>evidence</w:t>
+      </w:r>
+      <w:r>
+        <w:rPr>
+          <w:b w:val="0"/>
+        </w:rPr>
+        <w:t xml:space="preserve"> shows was wrong.</w:t>
+      </w:r>
+    </w:p>
+    <w:p>
+      <w:pPr>
+        <w:spacing w:line="336" w:lineRule="auto" w:after="180"/>
+      </w:pPr>
+      <w:r>
+        <w:rPr>
+          <w:b w:val="0"/>
+        </w:rPr>
         <w:t>This week you will practise:</w:t>
       </w:r>
     </w:p>
     <w:p>
-      <w:r>
-        <w:t>Record scores and activations in dependency order</w:t>
-      </w:r>
-    </w:p>
-    <w:p>
-      <w:r>
-        <w:t>Locate the first incorrect value in a forward trace</w:t>
-      </w:r>
-    </w:p>
-    <w:p>
-      <w:r>
-        <w:t>Separate a final output from evidence of model accuracy</w:t>
+      <w:pPr>
+        <w:spacing w:line="336" w:lineRule="auto" w:after="180"/>
+      </w:pPr>
+      <w:r>
+        <w:rPr>
+          <w:b w:val="0"/>
+        </w:rPr>
+        <w:t xml:space="preserve">Record scores and activations in </w:t>
+      </w:r>
+      <w:r>
+        <w:rPr>
+          <w:b/>
+        </w:rPr>
+        <w:t>dependency</w:t>
+      </w:r>
+      <w:r>
+        <w:rPr>
+          <w:b w:val="0"/>
+        </w:rPr>
+        <w:t xml:space="preserve"> order</w:t>
+      </w:r>
+    </w:p>
+    <w:p>
+      <w:pPr>
+        <w:spacing w:line="336" w:lineRule="auto" w:after="180"/>
+      </w:pPr>
+      <w:r>
+        <w:rPr>
+          <w:b w:val="0"/>
+        </w:rPr>
+        <w:t xml:space="preserve">Locate the first incorrect value in a forward </w:t>
+      </w:r>
+      <w:r>
+        <w:rPr>
+          <w:b/>
+        </w:rPr>
+        <w:t>trace</w:t>
+      </w:r>
+    </w:p>
+    <w:p>
+      <w:pPr>
+        <w:spacing w:line="336" w:lineRule="auto" w:after="180"/>
+      </w:pPr>
+      <w:r>
+        <w:rPr>
+          <w:b w:val="0"/>
+        </w:rPr>
+        <w:t xml:space="preserve">Separate a final </w:t>
+      </w:r>
+      <w:r>
+        <w:rPr>
+          <w:b/>
+        </w:rPr>
+        <w:t>output</w:t>
+      </w:r>
+      <w:r>
+        <w:rPr>
+          <w:b w:val="0"/>
+        </w:rPr>
+        <w:t xml:space="preserve"> from </w:t>
+      </w:r>
+      <w:r>
+        <w:rPr>
+          <w:b/>
+        </w:rPr>
+        <w:t>evidence</w:t>
+      </w:r>
+      <w:r>
+        <w:rPr>
+          <w:b w:val="0"/>
+        </w:rPr>
+        <w:t xml:space="preserve"> of model accuracy</w:t>
       </w:r>
     </w:p>
     <w:p>
@@ -121,8 +294,27 @@
       </w:r>
     </w:p>
     <w:p>
-      <w:r>
-        <w:t>In Week 5, what does the output layer receive?</w:t>
+      <w:pPr>
+        <w:spacing w:line="336" w:lineRule="auto" w:after="180"/>
+        <w:shd w:fill="F5F1FB"/>
+      </w:pPr>
+      <w:r>
+        <w:rPr>
+          <w:b w:val="0"/>
+        </w:rPr>
+        <w:t xml:space="preserve">In Week 5, what does the </w:t>
+      </w:r>
+      <w:r>
+        <w:rPr>
+          <w:b/>
+        </w:rPr>
+        <w:t>output</w:t>
+      </w:r>
+      <w:r>
+        <w:rPr>
+          <w:b w:val="0"/>
+        </w:rPr>
+        <w:t xml:space="preserve"> layer receive?</w:t>
       </w:r>
     </w:p>
     <w:p>
@@ -157,8 +349,26 @@
       </w:r>
     </w:p>
     <w:p>
-      <w:r>
-        <w:t>By the end, I can explain forward passes by hand using a traced example and a stated limitation.</w:t>
+      <w:pPr>
+        <w:spacing w:line="336" w:lineRule="auto" w:after="180"/>
+      </w:pPr>
+      <w:r>
+        <w:rPr>
+          <w:b w:val="0"/>
+        </w:rPr>
+        <w:t xml:space="preserve">By the end, I can explain forward passes by hand using a </w:t>
+      </w:r>
+      <w:r>
+        <w:rPr>
+          <w:b/>
+        </w:rPr>
+        <w:t>trace</w:t>
+      </w:r>
+      <w:r>
+        <w:rPr>
+          <w:b w:val="0"/>
+        </w:rPr>
+        <w:t>d example and a stated limitation.</w:t>
       </w:r>
     </w:p>
     <w:p>
@@ -171,12 +381,135 @@
     </w:p>
     <w:p>
       <w:r>
-        <w:t>Use a new one-input network with two hidden units. Its scores are z1 = 2x - 1 and z2 = -x + 2. Apply ReLU to obtain h1 and h2. The output is y = h1 - 2h2 + 1. Parameters stay fixed while the input changes. The input x is an abstract number; these are arithmetic examples, not measurements of children.</w:t>
-      </w:r>
-    </w:p>
-    <w:p>
-      <w:r>
-        <w:t>A forward pass evaluates this network in dependency order. Compute both scores from x, then both activations, then the output contributions h1 and -2h2, and finally add bias 1. A trace table makes an omitted bias or a sign error easier to locate than a final answer alone.</w:t>
+        <w:t>Investigate the supplied Forward passes by hand case. Separate observations, given facts and assumptions before choosing an explanation.</w:t>
+      </w:r>
+    </w:p>
+    <w:p>
+      <w:pPr>
+        <w:spacing w:line="336" w:lineRule="auto" w:after="180"/>
+      </w:pPr>
+      <w:r>
+        <w:rPr>
+          <w:b w:val="0"/>
+        </w:rPr>
+        <w:t>Use a new one-</w:t>
+      </w:r>
+      <w:r>
+        <w:rPr>
+          <w:b/>
+        </w:rPr>
+        <w:t>input</w:t>
+      </w:r>
+      <w:r>
+        <w:rPr>
+          <w:b w:val="0"/>
+        </w:rPr>
+        <w:t xml:space="preserve"> network with two hidden units. Its scores are z1 = 2x - 1 and z2 = -x + 2. Apply ReLU to obtain h1 and h2. The </w:t>
+      </w:r>
+      <w:r>
+        <w:rPr>
+          <w:b/>
+        </w:rPr>
+        <w:t>output</w:t>
+      </w:r>
+      <w:r>
+        <w:rPr>
+          <w:b w:val="0"/>
+        </w:rPr>
+        <w:t xml:space="preserve"> is y = h1 - 2h2 + 1. Parameters stay fixed while the </w:t>
+      </w:r>
+      <w:r>
+        <w:rPr>
+          <w:b/>
+        </w:rPr>
+        <w:t>input</w:t>
+      </w:r>
+      <w:r>
+        <w:rPr>
+          <w:b w:val="0"/>
+        </w:rPr>
+        <w:t xml:space="preserve"> changes.</w:t>
+      </w:r>
+    </w:p>
+    <w:p>
+      <w:pPr>
+        <w:spacing w:line="336" w:lineRule="auto" w:after="180"/>
+      </w:pPr>
+      <w:r>
+        <w:rPr>
+          <w:b w:val="0"/>
+        </w:rPr>
+        <w:t xml:space="preserve">The </w:t>
+      </w:r>
+      <w:r>
+        <w:rPr>
+          <w:b/>
+        </w:rPr>
+        <w:t>input</w:t>
+      </w:r>
+      <w:r>
+        <w:rPr>
+          <w:b w:val="0"/>
+        </w:rPr>
+        <w:t xml:space="preserve"> x is an abstract number; these are arithmetic examples, not measurements of children.</w:t>
+      </w:r>
+    </w:p>
+    <w:p>
+      <w:pPr>
+        <w:spacing w:line="336" w:lineRule="auto" w:after="180"/>
+      </w:pPr>
+      <w:r>
+        <w:rPr>
+          <w:b w:val="0"/>
+        </w:rPr>
+        <w:t xml:space="preserve">A forward pass evaluates this network in </w:t>
+      </w:r>
+      <w:r>
+        <w:rPr>
+          <w:b/>
+        </w:rPr>
+        <w:t>dependency</w:t>
+      </w:r>
+      <w:r>
+        <w:rPr>
+          <w:b w:val="0"/>
+        </w:rPr>
+        <w:t xml:space="preserve"> order. Compute both scores from x, then both activations, then the </w:t>
+      </w:r>
+      <w:r>
+        <w:rPr>
+          <w:b/>
+        </w:rPr>
+        <w:t>output</w:t>
+      </w:r>
+      <w:r>
+        <w:rPr>
+          <w:b w:val="0"/>
+        </w:rPr>
+        <w:t xml:space="preserve"> contributions h1 and -2h2, and finally add bias 1.</w:t>
+      </w:r>
+    </w:p>
+    <w:p>
+      <w:pPr>
+        <w:spacing w:line="336" w:lineRule="auto" w:after="180"/>
+      </w:pPr>
+      <w:r>
+        <w:rPr>
+          <w:b w:val="0"/>
+        </w:rPr>
+        <w:t xml:space="preserve">A </w:t>
+      </w:r>
+      <w:r>
+        <w:rPr>
+          <w:b/>
+        </w:rPr>
+        <w:t>trace</w:t>
+      </w:r>
+      <w:r>
+        <w:rPr>
+          <w:b w:val="0"/>
+        </w:rPr>
+        <w:t xml:space="preserve"> table makes an omitted bias or a sign error easier to locate than a final answer alone.</w:t>
       </w:r>
     </w:p>
     <w:tbl>
@@ -364,8 +697,38 @@
       </w:tr>
     </w:tbl>
     <w:p>
-      <w:r>
-        <w:t>At x = 1 the output is exactly zero. If we later declare class 1 for y &gt;= 0, equality belongs to class 1. Applying ReLU in the hidden layer does not make the final output nonnegative.</w:t>
+      <w:pPr>
+        <w:spacing w:line="336" w:lineRule="auto" w:after="180"/>
+      </w:pPr>
+      <w:r>
+        <w:rPr>
+          <w:b w:val="0"/>
+        </w:rPr>
+        <w:t xml:space="preserve">At x = 1 the </w:t>
+      </w:r>
+      <w:r>
+        <w:rPr>
+          <w:b/>
+        </w:rPr>
+        <w:t>output</w:t>
+      </w:r>
+      <w:r>
+        <w:rPr>
+          <w:b w:val="0"/>
+        </w:rPr>
+        <w:t xml:space="preserve"> is exactly zero. If we later declare class 1 for y &gt;= 0, equality belongs to class 1. Applying ReLU in the hidden layer does not make the final </w:t>
+      </w:r>
+      <w:r>
+        <w:rPr>
+          <w:b/>
+        </w:rPr>
+        <w:t>output</w:t>
+      </w:r>
+      <w:r>
+        <w:rPr>
+          <w:b w:val="0"/>
+        </w:rPr>
+        <w:t xml:space="preserve"> nonnegative.</w:t>
       </w:r>
     </w:p>
     <w:p>
@@ -401,7 +764,42 @@
     </w:p>
     <w:p>
       <w:r>
-        <w:t>For x = 0, the first score is -1, which ReLU changes to 0. The second score is 2, which ReLU leaves at 2. Therefore y = 0 - 4 + 1 = -3. Negative output is allowed because this output layer uses identity.</w:t>
+        <w:t>Follow the mechanism for Forward passes by hand. Connect each labelled input, deciding step and result.</w:t>
+      </w:r>
+    </w:p>
+    <w:p>
+      <w:pPr>
+        <w:spacing w:line="336" w:lineRule="auto" w:after="180"/>
+      </w:pPr>
+      <w:r>
+        <w:rPr>
+          <w:b w:val="0"/>
+        </w:rPr>
+        <w:t xml:space="preserve">For x = 0, the first score is -1, which ReLU changes to 0. The second score is 2, which ReLU leaves at 2. Therefore y = 0 - 4 + 1 = -3. Negative </w:t>
+      </w:r>
+      <w:r>
+        <w:rPr>
+          <w:b/>
+        </w:rPr>
+        <w:t>output</w:t>
+      </w:r>
+      <w:r>
+        <w:rPr>
+          <w:b w:val="0"/>
+        </w:rPr>
+        <w:t xml:space="preserve"> is allowed because this </w:t>
+      </w:r>
+      <w:r>
+        <w:rPr>
+          <w:b/>
+        </w:rPr>
+        <w:t>output</w:t>
+      </w:r>
+      <w:r>
+        <w:rPr>
+          <w:b w:val="0"/>
+        </w:rPr>
+        <w:t xml:space="preserve"> layer uses identity.</w:t>
       </w:r>
     </w:p>
     <w:p>
@@ -427,8 +825,37 @@
       </w:r>
     </w:p>
     <w:p>
-      <w:r>
-        <w:t>This optional Python uses only numeric inputs. Compare every returned component against the table. The same code being run twice is a repeatability check; comparing it with a separately calculated expectation is a stronger check of correctness.</w:t>
+      <w:pPr>
+        <w:spacing w:line="336" w:lineRule="auto" w:after="180"/>
+      </w:pPr>
+      <w:r>
+        <w:rPr>
+          <w:b w:val="0"/>
+        </w:rPr>
+        <w:t xml:space="preserve">This optional Python uses only numeric </w:t>
+      </w:r>
+      <w:r>
+        <w:rPr>
+          <w:b/>
+        </w:rPr>
+        <w:t>input</w:t>
+      </w:r>
+      <w:r>
+        <w:rPr>
+          <w:b w:val="0"/>
+        </w:rPr>
+        <w:t>s. Compare every returned component against the table.</w:t>
+      </w:r>
+    </w:p>
+    <w:p>
+      <w:pPr>
+        <w:spacing w:line="336" w:lineRule="auto" w:after="180"/>
+      </w:pPr>
+      <w:r>
+        <w:rPr>
+          <w:b w:val="0"/>
+        </w:rPr>
+        <w:t>The same code being run twice is a repeatability check; comparing it with a separately calculated expectation is a stronger check of correctness.</w:t>
       </w:r>
     </w:p>
     <w:p>
@@ -440,8 +867,26 @@
       </w:r>
     </w:p>
     <w:p>
-      <w:r>
-        <w:t>Point to the input, the deciding step and the result in this week’s visual. Explain the same step in ordinary words. A picture helps when you can say what each part represents.</w:t>
+      <w:pPr>
+        <w:spacing w:line="336" w:lineRule="auto" w:after="180"/>
+      </w:pPr>
+      <w:r>
+        <w:rPr>
+          <w:b w:val="0"/>
+        </w:rPr>
+        <w:t xml:space="preserve">Point to the </w:t>
+      </w:r>
+      <w:r>
+        <w:rPr>
+          <w:b/>
+        </w:rPr>
+        <w:t>input</w:t>
+      </w:r>
+      <w:r>
+        <w:rPr>
+          <w:b w:val="0"/>
+        </w:rPr>
+        <w:t>, the deciding step and the result in this week’s visual. Explain the same step in ordinary words. A picture helps when you can say what each part represents.</w:t>
       </w:r>
     </w:p>
     <w:p>
@@ -453,6 +898,11 @@
       </w:r>
     </w:p>
     <w:p>
+      <w:r>
+        <w:t>Compare the supplied cases for Forward passes by hand. Identify the detail that changes the conclusion.</w:t>
+      </w:r>
+    </w:p>
+    <w:p>
       <w:pPr>
         <w:pStyle w:val="Heading3"/>
       </w:pPr>
@@ -461,8 +911,26 @@
       </w:r>
     </w:p>
     <w:p>
-      <w:r>
-        <w:t>At x = 3 a trace gives z = [5, -1], h = [5, 0] and y = 5. Identify the first incorrect stage and repair it.</w:t>
+      <w:pPr>
+        <w:spacing w:line="336" w:lineRule="auto" w:after="180"/>
+      </w:pPr>
+      <w:r>
+        <w:rPr>
+          <w:b w:val="0"/>
+        </w:rPr>
+        <w:t xml:space="preserve">At x = 3 a </w:t>
+      </w:r>
+      <w:r>
+        <w:rPr>
+          <w:b/>
+        </w:rPr>
+        <w:t>trace</w:t>
+      </w:r>
+      <w:r>
+        <w:rPr>
+          <w:b w:val="0"/>
+        </w:rPr>
+        <w:t xml:space="preserve"> gives z = [5, -1], h = [5, 0] and y = 5. Identify the first incorrect stage and repair it.</w:t>
       </w:r>
     </w:p>
     <w:p>
@@ -507,18 +975,105 @@
       </w:r>
     </w:p>
     <w:p>
-      <w:r>
-        <w:t>Change: A submitted x = 0 trace uses h=-1 and y = 5.</w:t>
-      </w:r>
-    </w:p>
-    <w:p>
-      <w:r>
-        <w:t>Prediction: Its first error is retaining the negative value after ReLU; correct h = 0 gives y = 4.</w:t>
-      </w:r>
-    </w:p>
-    <w:p>
-      <w:r>
-        <w:t>Reason: ReLU(-1)=0, so the output must use0, not the earlier preactivation.</w:t>
+      <w:pPr>
+        <w:pStyle w:val="Heading3"/>
+      </w:pPr>
+      <w:r>
+        <w:t>Change one thing</w:t>
+      </w:r>
+    </w:p>
+    <w:p>
+      <w:pPr>
+        <w:spacing w:line="336" w:lineRule="auto" w:after="180"/>
+        <w:shd w:fill="F5F1FB"/>
+      </w:pPr>
+      <w:r>
+        <w:rPr>
+          <w:b w:val="0"/>
+        </w:rPr>
+        <w:t xml:space="preserve">Change: A submitted x = 0 </w:t>
+      </w:r>
+      <w:r>
+        <w:rPr>
+          <w:b/>
+        </w:rPr>
+        <w:t>trace</w:t>
+      </w:r>
+      <w:r>
+        <w:rPr>
+          <w:b w:val="0"/>
+        </w:rPr>
+        <w:t xml:space="preserve"> uses h=-1 and y = 5.</w:t>
+      </w:r>
+    </w:p>
+    <w:p>
+      <w:pPr>
+        <w:pStyle w:val="Heading3"/>
+      </w:pPr>
+      <w:r>
+        <w:t>Predicted result</w:t>
+      </w:r>
+    </w:p>
+    <w:p>
+      <w:pPr>
+        <w:spacing w:line="336" w:lineRule="auto" w:after="180"/>
+        <w:shd w:fill="F1F6FC"/>
+      </w:pPr>
+      <w:r>
+        <w:rPr>
+          <w:b/>
+        </w:rPr>
+        <w:t>Prediction</w:t>
+      </w:r>
+      <w:r>
+        <w:rPr>
+          <w:b w:val="0"/>
+        </w:rPr>
+        <w:t>: Its first error is retaining the negative value after ReLU; correct h = 0 gives y = 4.</w:t>
+      </w:r>
+    </w:p>
+    <w:p>
+      <w:pPr>
+        <w:pStyle w:val="Heading3"/>
+      </w:pPr>
+      <w:r>
+        <w:t>Why the result follows</w:t>
+      </w:r>
+    </w:p>
+    <w:p>
+      <w:pPr>
+        <w:spacing w:line="336" w:lineRule="auto" w:after="180"/>
+        <w:shd w:fill="F1F6FC"/>
+      </w:pPr>
+      <w:r>
+        <w:rPr>
+          <w:b w:val="0"/>
+        </w:rPr>
+        <w:t xml:space="preserve">Reason: ReLU(-1)=0, so the </w:t>
+      </w:r>
+      <w:r>
+        <w:rPr>
+          <w:b/>
+        </w:rPr>
+        <w:t>output</w:t>
+      </w:r>
+      <w:r>
+        <w:rPr>
+          <w:b w:val="0"/>
+        </w:rPr>
+        <w:t xml:space="preserve"> must use0, not the earlier </w:t>
+      </w:r>
+      <w:r>
+        <w:rPr>
+          <w:b/>
+        </w:rPr>
+        <w:t>preactivation</w:t>
+      </w:r>
+      <w:r>
+        <w:rPr>
+          <w:b w:val="0"/>
+        </w:rPr>
+        <w:t>.</w:t>
       </w:r>
     </w:p>
     <w:p>
@@ -527,6 +1082,11 @@
       </w:pPr>
       <w:r>
         <w:t>05. Words that unlock the idea</w:t>
+      </w:r>
+    </w:p>
+    <w:p>
+      <w:r>
+        <w:t>Use the vocabulary of Forward passes by hand to explain a concrete decision, rather than only memorising definitions.</w:t>
       </w:r>
     </w:p>
     <w:tbl>
@@ -682,6 +1242,11 @@
       </w:pPr>
       <w:r>
         <w:t>06. Follow a worked example</w:t>
+      </w:r>
+    </w:p>
+    <w:p>
+      <w:r>
+        <w:t>Follow the worked trace for Forward passes by hand, predict a step, then compare with its explanation.</w:t>
       </w:r>
     </w:p>
     <w:p>
@@ -877,7 +1442,13 @@
       </w:r>
     </w:p>
     <w:p>
-      <w:r>
+      <w:pPr>
+        <w:spacing w:line="336" w:lineRule="auto" w:after="180"/>
+      </w:pPr>
+      <w:r>
+        <w:rPr>
+          <w:b w:val="0"/>
+        </w:rPr>
         <w:t>Cover the result before checking it. Say what is given, choose the procedure, and follow one step at a time. Then uncover the result and explain your first mismatch. Ask why a step is allowed, not only what number it produces.</w:t>
       </w:r>
     </w:p>
@@ -890,7 +1461,13 @@
       </w:r>
     </w:p>
     <w:p>
-      <w:r>
+      <w:pPr>
+        <w:spacing w:line="336" w:lineRule="auto" w:after="180"/>
+      </w:pPr>
+      <w:r>
+        <w:rPr>
+          <w:b w:val="0"/>
+        </w:rPr>
         <w:t>Audit a forward pass by writing every value at its correct stage.</w:t>
       </w:r>
     </w:p>
@@ -903,13 +1480,67 @@
       </w:r>
     </w:p>
     <w:p>
-      <w:r>
-        <w:t>Toy scalar network z=2x-1, h=ReLU(z), y=-h+4. Trace x=0 and x=2.</w:t>
-      </w:r>
-    </w:p>
-    <w:p>
-      <w:r>
-        <w:t>All inputs and outcomes in this worked example are invented classroom data; no real model run is claimed.</w:t>
+      <w:pPr>
+        <w:pStyle w:val="Heading3"/>
+      </w:pPr>
+      <w:r>
+        <w:t>Supplied facts</w:t>
+      </w:r>
+    </w:p>
+    <w:p>
+      <w:pPr>
+        <w:spacing w:line="336" w:lineRule="auto" w:after="180"/>
+        <w:shd w:fill="F1F6FC"/>
+      </w:pPr>
+      <w:r>
+        <w:rPr>
+          <w:b w:val="0"/>
+        </w:rPr>
+        <w:t xml:space="preserve">Toy scalar network z=2x-1, h=ReLU(z), y=-h+4. </w:t>
+      </w:r>
+      <w:r>
+        <w:rPr>
+          <w:b/>
+        </w:rPr>
+        <w:t>Trace</w:t>
+      </w:r>
+      <w:r>
+        <w:rPr>
+          <w:b w:val="0"/>
+        </w:rPr>
+        <w:t xml:space="preserve"> x=0 and x=2.</w:t>
+      </w:r>
+    </w:p>
+    <w:p>
+      <w:pPr>
+        <w:pStyle w:val="Heading3"/>
+      </w:pPr>
+      <w:r>
+        <w:t>Supplied facts</w:t>
+      </w:r>
+    </w:p>
+    <w:p>
+      <w:pPr>
+        <w:spacing w:line="336" w:lineRule="auto" w:after="180"/>
+        <w:shd w:fill="F1F6FC"/>
+      </w:pPr>
+      <w:r>
+        <w:rPr>
+          <w:b w:val="0"/>
+        </w:rPr>
+        <w:t xml:space="preserve">All </w:t>
+      </w:r>
+      <w:r>
+        <w:rPr>
+          <w:b/>
+        </w:rPr>
+        <w:t>input</w:t>
+      </w:r>
+      <w:r>
+        <w:rPr>
+          <w:b w:val="0"/>
+        </w:rPr>
+        <w:t>s and outcomes in this worked example are invented classroom data; no real model run is claimed.</w:t>
       </w:r>
     </w:p>
     <w:p>
@@ -1072,31 +1703,199 @@
       </w:r>
     </w:p>
     <w:p>
-      <w:r>
-        <w:t>A forward pass applies a fixed network to an input; it does not update weights. Keep the preactivation z, activated value h and final output y in separate trace columns. For zero, ReLU changes minus one to zero. Using the earlier minus one in the output layer is the first error, even if later arithmetic follows that mistaken value correctly.</w:t>
-      </w:r>
-    </w:p>
-    <w:p>
       <w:pPr>
         <w:pStyle w:val="Heading3"/>
       </w:pPr>
       <w:r>
+        <w:t>Why the result follows</w:t>
+      </w:r>
+    </w:p>
+    <w:p>
+      <w:pPr>
+        <w:spacing w:line="336" w:lineRule="auto" w:after="180"/>
+        <w:shd w:fill="F1F6FC"/>
+      </w:pPr>
+      <w:r>
+        <w:rPr>
+          <w:b w:val="0"/>
+        </w:rPr>
+        <w:t xml:space="preserve">A forward pass applies a fixed network to an </w:t>
+      </w:r>
+      <w:r>
+        <w:rPr>
+          <w:b/>
+        </w:rPr>
+        <w:t>input</w:t>
+      </w:r>
+      <w:r>
+        <w:rPr>
+          <w:b w:val="0"/>
+        </w:rPr>
+        <w:t xml:space="preserve">; it does not update weights. Keep the </w:t>
+      </w:r>
+      <w:r>
+        <w:rPr>
+          <w:b/>
+        </w:rPr>
+        <w:t>preactivation</w:t>
+      </w:r>
+      <w:r>
+        <w:rPr>
+          <w:b w:val="0"/>
+        </w:rPr>
+        <w:t xml:space="preserve"> z, activated value h and final </w:t>
+      </w:r>
+      <w:r>
+        <w:rPr>
+          <w:b/>
+        </w:rPr>
+        <w:t>output</w:t>
+      </w:r>
+      <w:r>
+        <w:rPr>
+          <w:b w:val="0"/>
+        </w:rPr>
+        <w:t xml:space="preserve"> y in separate </w:t>
+      </w:r>
+      <w:r>
+        <w:rPr>
+          <w:b/>
+        </w:rPr>
+        <w:t>trace</w:t>
+      </w:r>
+      <w:r>
+        <w:rPr>
+          <w:b w:val="0"/>
+        </w:rPr>
+        <w:t xml:space="preserve"> columns. For zero, ReLU changes minus one to zero.</w:t>
+      </w:r>
+    </w:p>
+    <w:p>
+      <w:pPr>
+        <w:spacing w:line="336" w:lineRule="auto" w:after="180"/>
+        <w:shd w:fill="F1F6FC"/>
+      </w:pPr>
+      <w:r>
+        <w:rPr>
+          <w:b w:val="0"/>
+        </w:rPr>
+        <w:t xml:space="preserve">Using the earlier minus one in the </w:t>
+      </w:r>
+      <w:r>
+        <w:rPr>
+          <w:b/>
+        </w:rPr>
+        <w:t>output</w:t>
+      </w:r>
+      <w:r>
+        <w:rPr>
+          <w:b w:val="0"/>
+        </w:rPr>
+        <w:t xml:space="preserve"> layer is the first error, even if later arithmetic follows that mistaken value correctly.</w:t>
+      </w:r>
+    </w:p>
+    <w:p>
+      <w:pPr>
+        <w:pStyle w:val="Heading3"/>
+      </w:pPr>
+      <w:r>
         <w:t>What this example does not establish</w:t>
       </w:r>
     </w:p>
     <w:p>
-      <w:r>
-        <w:t>A correct forward trace verifies this declared computation; it does not show that the parameter choices solve a useful task.</w:t>
-      </w:r>
-    </w:p>
-    <w:p>
-      <w:r>
-        <w:t>Read the labelled picture: Why should feedback identify h before correcting only y? Point to the relevant step in the picture, then write the changed result and the rule or evidence that supports it.</w:t>
-      </w:r>
-    </w:p>
-    <w:p>
-      <w:r>
-        <w:t>Change one thing: A submitted x = 0 trace uses h=-1 and y = 5. Predict the result before checking the explanation. What remains the same?</w:t>
+      <w:pPr>
+        <w:pStyle w:val="Heading3"/>
+      </w:pPr>
+      <w:r>
+        <w:t>Keep the stated limit</w:t>
+      </w:r>
+    </w:p>
+    <w:p>
+      <w:pPr>
+        <w:spacing w:line="336" w:lineRule="auto" w:after="180"/>
+        <w:shd w:fill="FFF5E6"/>
+      </w:pPr>
+      <w:r>
+        <w:rPr>
+          <w:b w:val="0"/>
+        </w:rPr>
+        <w:t xml:space="preserve">A correct forward </w:t>
+      </w:r>
+      <w:r>
+        <w:rPr>
+          <w:b/>
+        </w:rPr>
+        <w:t>trace</w:t>
+      </w:r>
+      <w:r>
+        <w:rPr>
+          <w:b w:val="0"/>
+        </w:rPr>
+        <w:t xml:space="preserve"> verifies this declared computation; it does not show that the parameter choices solve a useful task.</w:t>
+      </w:r>
+    </w:p>
+    <w:p>
+      <w:pPr>
+        <w:pStyle w:val="Heading3"/>
+      </w:pPr>
+      <w:r>
+        <w:t>Keep the stated limit</w:t>
+      </w:r>
+    </w:p>
+    <w:p>
+      <w:pPr>
+        <w:spacing w:line="336" w:lineRule="auto" w:after="180"/>
+        <w:shd w:fill="FFF5E6"/>
+      </w:pPr>
+      <w:r>
+        <w:rPr>
+          <w:b w:val="0"/>
+        </w:rPr>
+        <w:t xml:space="preserve">Read the labelled picture: Why should feedback identify h before correcting only y? Point to the relevant step in the picture, then write the changed result and the rule or </w:t>
+      </w:r>
+      <w:r>
+        <w:rPr>
+          <w:b/>
+        </w:rPr>
+        <w:t>evidence</w:t>
+      </w:r>
+      <w:r>
+        <w:rPr>
+          <w:b w:val="0"/>
+        </w:rPr>
+        <w:t xml:space="preserve"> that supports it.</w:t>
+      </w:r>
+    </w:p>
+    <w:p>
+      <w:pPr>
+        <w:pStyle w:val="Heading3"/>
+      </w:pPr>
+      <w:r>
+        <w:t>Keep the stated limit</w:t>
+      </w:r>
+    </w:p>
+    <w:p>
+      <w:pPr>
+        <w:spacing w:line="336" w:lineRule="auto" w:after="180"/>
+        <w:shd w:fill="FFF5E6"/>
+      </w:pPr>
+      <w:r>
+        <w:rPr>
+          <w:b w:val="0"/>
+        </w:rPr>
+        <w:t xml:space="preserve">Change one thing: A submitted x = 0 </w:t>
+      </w:r>
+      <w:r>
+        <w:rPr>
+          <w:b/>
+        </w:rPr>
+        <w:t>trace</w:t>
+      </w:r>
+      <w:r>
+        <w:rPr>
+          <w:b w:val="0"/>
+        </w:rPr>
+        <w:t xml:space="preserve"> uses h=-1 and y = 5. Predict the result before checking the explanation. What remains the same?</w:t>
       </w:r>
     </w:p>
     <w:p>
@@ -1109,12 +1908,7 @@
     </w:p>
     <w:p>
       <w:r>
-        <w:t>A test where both scores are positive cannot reveal a missing ReLU. Include x = 0, where the first score is negative, and x = 3, where the second score is negative. Include x = 0.5 and x = 2 to exercise each hidden zero-score boundary. Neither a few examples nor an attractive diagram proves every implementation case is correct.</w:t>
-      </w:r>
-    </w:p>
-    <w:p>
-      <w:r>
-        <w:t>A missing output bias shifts every output by -1. A swapped hidden order may pass a case where h1 equals h2; x = 1 has this limitation. Keep several checks with different intermediate values, and retain them when repairing code.</w:t>
+        <w:t>Find the unsupported step in the Forward passes by hand claim and explain a repair using the supplied evidence.</w:t>
       </w:r>
     </w:p>
     <w:p>
@@ -1122,12 +1916,103 @@
         <w:pStyle w:val="Heading3"/>
       </w:pPr>
       <w:r>
+        <w:t>Check the claim against the facts</w:t>
+      </w:r>
+    </w:p>
+    <w:p>
+      <w:pPr>
+        <w:spacing w:line="336" w:lineRule="auto" w:after="180"/>
+        <w:shd w:fill="FFF5E6"/>
+      </w:pPr>
+      <w:r>
+        <w:rPr>
+          <w:b w:val="0"/>
+        </w:rPr>
+        <w:t>A test where both scores are positive cannot reveal a missing ReLU. Include x = 0, where the first score is negative, and x = 3, where the second score is negative.</w:t>
+      </w:r>
+    </w:p>
+    <w:p>
+      <w:pPr>
+        <w:spacing w:line="336" w:lineRule="auto" w:after="180"/>
+        <w:shd w:fill="FFF5E6"/>
+      </w:pPr>
+      <w:r>
+        <w:rPr>
+          <w:b w:val="0"/>
+        </w:rPr>
+        <w:t>Include x = 0.5 and x = 2 to exercise each hidden zero-score boundary. Neither a few examples nor an attractive diagram proves every implementation case is correct.</w:t>
+      </w:r>
+    </w:p>
+    <w:p>
+      <w:pPr>
+        <w:spacing w:line="336" w:lineRule="auto" w:after="180"/>
+      </w:pPr>
+      <w:r>
+        <w:rPr>
+          <w:b w:val="0"/>
+        </w:rPr>
+        <w:t xml:space="preserve">A missing </w:t>
+      </w:r>
+      <w:r>
+        <w:rPr>
+          <w:b/>
+        </w:rPr>
+        <w:t>output</w:t>
+      </w:r>
+      <w:r>
+        <w:rPr>
+          <w:b w:val="0"/>
+        </w:rPr>
+        <w:t xml:space="preserve"> bias shifts every </w:t>
+      </w:r>
+      <w:r>
+        <w:rPr>
+          <w:b/>
+        </w:rPr>
+        <w:t>output</w:t>
+      </w:r>
+      <w:r>
+        <w:rPr>
+          <w:b w:val="0"/>
+        </w:rPr>
+        <w:t xml:space="preserve"> by -1. A swapped hidden order may pass a case where h1 equals h2; x = 1 has this limitation.</w:t>
+      </w:r>
+    </w:p>
+    <w:p>
+      <w:pPr>
+        <w:spacing w:line="336" w:lineRule="auto" w:after="180"/>
+      </w:pPr>
+      <w:r>
+        <w:rPr>
+          <w:b w:val="0"/>
+        </w:rPr>
+        <w:t>Keep several checks with different intermediate values, and retain them when repairing code.</w:t>
+      </w:r>
+    </w:p>
+    <w:p>
+      <w:pPr>
+        <w:pStyle w:val="Heading3"/>
+      </w:pPr>
+      <w:r>
         <w:t>Locate the earliest unsupported step</w:t>
       </w:r>
     </w:p>
     <w:p>
-      <w:r>
-        <w:t>Trace x = 0.5 and x = 2. Which hidden score is zero in each case?</w:t>
+      <w:pPr>
+        <w:spacing w:line="336" w:lineRule="auto" w:after="180"/>
+        <w:shd w:fill="F5F1FB"/>
+      </w:pPr>
+      <w:r>
+        <w:rPr>
+          <w:b/>
+        </w:rPr>
+        <w:t>Trace</w:t>
+      </w:r>
+      <w:r>
+        <w:rPr>
+          <w:b w:val="0"/>
+        </w:rPr>
+        <w:t xml:space="preserve"> x = 0.5 and x = 2. Which hidden score is zero in each case?</w:t>
       </w:r>
     </w:p>
     <w:p>
@@ -1178,7 +2063,24 @@
     </w:p>
     <w:p>
       <w:r>
-        <w:t>Trace x = -1 through the lesson network. Record z, h and y.</w:t>
+        <w:t>Practise Forward passes by hand with support, then explain the deciding step in your own words.</w:t>
+      </w:r>
+    </w:p>
+    <w:p>
+      <w:pPr>
+        <w:spacing w:line="336" w:lineRule="auto" w:after="180"/>
+      </w:pPr>
+      <w:r>
+        <w:rPr>
+          <w:b/>
+        </w:rPr>
+        <w:t>Trace</w:t>
+      </w:r>
+      <w:r>
+        <w:rPr>
+          <w:b w:val="0"/>
+        </w:rPr>
+        <w:t xml:space="preserve"> x = -1 through the lesson network. Record z, h and y.</w:t>
       </w:r>
     </w:p>
     <w:p>
@@ -1246,8 +2148,26 @@
       </w:r>
     </w:p>
     <w:p>
-      <w:r>
-        <w:t>Use workbook W2 for the connected example “Forward passes by hand”. First fill the input and rule boxes. Try the middle steps before asking for a hint. After a hint, try the next step yourself.</w:t>
+      <w:pPr>
+        <w:spacing w:line="336" w:lineRule="auto" w:after="180"/>
+      </w:pPr>
+      <w:r>
+        <w:rPr>
+          <w:b w:val="0"/>
+        </w:rPr>
+        <w:t xml:space="preserve">Use workbook W2 for the connected example “Forward passes by hand”. First fill the </w:t>
+      </w:r>
+      <w:r>
+        <w:rPr>
+          <w:b/>
+        </w:rPr>
+        <w:t>input</w:t>
+      </w:r>
+      <w:r>
+        <w:rPr>
+          <w:b w:val="0"/>
+        </w:rPr>
+        <w:t xml:space="preserve"> and rule boxes. Try the middle steps before asking for a hint. After a hint, try the next step yourself.</w:t>
       </w:r>
     </w:p>
     <w:tbl>
@@ -1330,8 +2250,26 @@
       </w:tr>
     </w:tbl>
     <w:p>
-      <w:r>
-        <w:t>Explain your trace to a partner. Your partner points to one step to check. Swap roles on the next case. Each person writes their own explanation.</w:t>
+      <w:pPr>
+        <w:spacing w:line="336" w:lineRule="auto" w:after="180"/>
+      </w:pPr>
+      <w:r>
+        <w:rPr>
+          <w:b w:val="0"/>
+        </w:rPr>
+        <w:t xml:space="preserve">Explain your </w:t>
+      </w:r>
+      <w:r>
+        <w:rPr>
+          <w:b/>
+        </w:rPr>
+        <w:t>trace</w:t>
+      </w:r>
+      <w:r>
+        <w:rPr>
+          <w:b w:val="0"/>
+        </w:rPr>
+        <w:t xml:space="preserve"> to a partner. Your partner points to one step to check. Swap roles on the next case. Each person writes their own explanation.</w:t>
       </w:r>
     </w:p>
     <w:p>
@@ -1343,12 +2281,47 @@
       </w:r>
     </w:p>
     <w:p>
-      <w:r>
-        <w:t>Use the worked case for Forward passes by hand. Proposed explanation: “ReLU means the output cannot be negative”. Decide whether this explanation is supported. Point to the step or supplied fact that decides; explain your repair if needed.</w:t>
-      </w:r>
-    </w:p>
-    <w:p>
-      <w:r>
+      <w:pPr>
+        <w:spacing w:line="336" w:lineRule="auto" w:after="180"/>
+      </w:pPr>
+      <w:r>
+        <w:rPr>
+          <w:b w:val="0"/>
+        </w:rPr>
+        <w:t xml:space="preserve">Use the worked case for Forward passes by hand. Proposed explanation: “ReLU means the </w:t>
+      </w:r>
+      <w:r>
+        <w:rPr>
+          <w:b/>
+        </w:rPr>
+        <w:t>output</w:t>
+      </w:r>
+      <w:r>
+        <w:rPr>
+          <w:b w:val="0"/>
+        </w:rPr>
+        <w:t xml:space="preserve"> cannot be negative”. Decide whether this explanation is supported.</w:t>
+      </w:r>
+    </w:p>
+    <w:p>
+      <w:pPr>
+        <w:spacing w:line="336" w:lineRule="auto" w:after="180"/>
+      </w:pPr>
+      <w:r>
+        <w:rPr>
+          <w:b w:val="0"/>
+        </w:rPr>
+        <w:t>Point to the step or supplied fact that decides; explain your repair if needed.</w:t>
+      </w:r>
+    </w:p>
+    <w:p>
+      <w:pPr>
+        <w:spacing w:line="336" w:lineRule="auto" w:after="180"/>
+      </w:pPr>
+      <w:r>
+        <w:rPr>
+          <w:b w:val="0"/>
+        </w:rPr>
         <w:t>Answer on your own before discussion. If you are unsure, say which step you need help with.</w:t>
       </w:r>
     </w:p>
@@ -1361,8 +2334,26 @@
       </w:r>
     </w:p>
     <w:p>
-      <w:r>
-        <w:t>Why should feedback identify h before correcting only y? Point to the relevant step in the picture, then write the changed result and the rule or evidence that supports it.</w:t>
+      <w:pPr>
+        <w:spacing w:line="336" w:lineRule="auto" w:after="180"/>
+      </w:pPr>
+      <w:r>
+        <w:rPr>
+          <w:b w:val="0"/>
+        </w:rPr>
+        <w:t xml:space="preserve">Why should feedback identify h before correcting only y? Point to the relevant step in the picture, then write the changed result and the rule or </w:t>
+      </w:r>
+      <w:r>
+        <w:rPr>
+          <w:b/>
+        </w:rPr>
+        <w:t>evidence</w:t>
+      </w:r>
+      <w:r>
+        <w:rPr>
+          <w:b w:val="0"/>
+        </w:rPr>
+        <w:t xml:space="preserve"> that supports it.</w:t>
       </w:r>
     </w:p>
     <w:p>
@@ -1394,7 +2385,13 @@
       </w:r>
     </w:p>
     <w:p>
-      <w:r>
+      <w:pPr>
+        <w:spacing w:line="336" w:lineRule="auto" w:after="180"/>
+      </w:pPr>
+      <w:r>
+        <w:rPr>
+          <w:b w:val="0"/>
+        </w:rPr>
         <w:t>This is supported practice. Keep the separately named independent case for an attempt before feedback.</w:t>
       </w:r>
     </w:p>
@@ -1407,6 +2404,11 @@
       </w:r>
     </w:p>
     <w:p>
+      <w:r>
+        <w:t>Investigate Forward passes by hand. Record the prediction, actual observation or labelled paper trace, explanation and next test separately.</w:t>
+      </w:r>
+    </w:p>
+    <w:p>
       <w:pPr>
         <w:pStyle w:val="Heading3"/>
       </w:pPr>
@@ -1415,8 +2417,26 @@
       </w:r>
     </w:p>
     <w:p>
-      <w:r>
-        <w:t>At x = 3 a trace gives z = [5, -1], h = [5, 0] and y = 5. Identify the first incorrect stage and repair it.</w:t>
+      <w:pPr>
+        <w:spacing w:line="336" w:lineRule="auto" w:after="180"/>
+      </w:pPr>
+      <w:r>
+        <w:rPr>
+          <w:b w:val="0"/>
+        </w:rPr>
+        <w:t xml:space="preserve">At x = 3 a </w:t>
+      </w:r>
+      <w:r>
+        <w:rPr>
+          <w:b/>
+        </w:rPr>
+        <w:t>trace</w:t>
+      </w:r>
+      <w:r>
+        <w:rPr>
+          <w:b w:val="0"/>
+        </w:rPr>
+        <w:t xml:space="preserve"> gives z = [5, -1], h = [5, 0] and y = 5. Identify the first incorrect stage and repair it.</w:t>
       </w:r>
     </w:p>
     <w:p>
@@ -1578,8 +2598,26 @@
       </w:tr>
     </w:tbl>
     <w:p>
-      <w:r>
-        <w:t>On paper, trace the supplied procedure. If code is provided, predict before running it in a local practice file. Never write an expected answer as though it were an observed run.</w:t>
+      <w:pPr>
+        <w:spacing w:line="336" w:lineRule="auto" w:after="180"/>
+      </w:pPr>
+      <w:r>
+        <w:rPr>
+          <w:b w:val="0"/>
+        </w:rPr>
+        <w:t xml:space="preserve">On paper, </w:t>
+      </w:r>
+      <w:r>
+        <w:rPr>
+          <w:b/>
+        </w:rPr>
+        <w:t>trace</w:t>
+      </w:r>
+      <w:r>
+        <w:rPr>
+          <w:b w:val="0"/>
+        </w:rPr>
+        <w:t xml:space="preserve"> the supplied procedure. If code is provided, predict before running it in a local practice file. Never write an expected answer as though it were an observed run.</w:t>
       </w:r>
     </w:p>
     <w:p>
@@ -1591,8 +2629,26 @@
       </w:r>
     </w:p>
     <w:p>
-      <w:r>
-        <w:t>Before trying: what do I expect, and why? While trying: which step could first go wrong? Afterwards: what did I actually observe, and what should change? Keep “not run” if you only traced the procedure.</w:t>
+      <w:pPr>
+        <w:spacing w:line="336" w:lineRule="auto" w:after="180"/>
+      </w:pPr>
+      <w:r>
+        <w:rPr>
+          <w:b w:val="0"/>
+        </w:rPr>
+        <w:t xml:space="preserve">Before trying: what do I expect, and why? While trying: which step could first go wrong? Afterwards: what did I actually observe, and what should change? Keep “not run” if you only </w:t>
+      </w:r>
+      <w:r>
+        <w:rPr>
+          <w:b/>
+        </w:rPr>
+        <w:t>trace</w:t>
+      </w:r>
+      <w:r>
+        <w:rPr>
+          <w:b w:val="0"/>
+        </w:rPr>
+        <w:t>d the procedure.</w:t>
       </w:r>
     </w:p>
     <w:p>
@@ -1604,6 +2660,11 @@
       </w:r>
     </w:p>
     <w:p>
+      <w:r>
+        <w:t>Move from recall to tracing, diagnosis and transfer in Forward passes by hand. Explain why each step is justified.</w:t>
+      </w:r>
+    </w:p>
+    <w:p>
       <w:pPr>
         <w:pStyle w:val="Heading3"/>
       </w:pPr>
@@ -1612,17 +2673,48 @@
       </w:r>
     </w:p>
     <w:p>
-      <w:r>
-        <w:t>Trace x = -1 through the lesson network. Record z, h and y.</w:t>
-      </w:r>
-    </w:p>
-    <w:p>
-      <w:r>
-        <w:t>Trace x = 0.5 and x = 2. Which hidden score is zero in each case?</w:t>
-      </w:r>
-    </w:p>
-    <w:p>
-      <w:r>
+      <w:pPr>
+        <w:spacing w:line="336" w:lineRule="auto" w:after="180"/>
+      </w:pPr>
+      <w:r>
+        <w:rPr>
+          <w:b/>
+        </w:rPr>
+        <w:t>Trace</w:t>
+      </w:r>
+      <w:r>
+        <w:rPr>
+          <w:b w:val="0"/>
+        </w:rPr>
+        <w:t xml:space="preserve"> x = -1 through the lesson network. Record z, h and y.</w:t>
+      </w:r>
+    </w:p>
+    <w:p>
+      <w:pPr>
+        <w:spacing w:line="336" w:lineRule="auto" w:after="180"/>
+        <w:shd w:fill="F5F1FB"/>
+      </w:pPr>
+      <w:r>
+        <w:rPr>
+          <w:b/>
+        </w:rPr>
+        <w:t>Trace</w:t>
+      </w:r>
+      <w:r>
+        <w:rPr>
+          <w:b w:val="0"/>
+        </w:rPr>
+        <w:t xml:space="preserve"> x = 0.5 and x = 2. Which hidden score is zero in each case?</w:t>
+      </w:r>
+    </w:p>
+    <w:p>
+      <w:pPr>
+        <w:spacing w:line="336" w:lineRule="auto" w:after="180"/>
+      </w:pPr>
+      <w:r>
+        <w:rPr>
+          <w:b w:val="0"/>
+        </w:rPr>
         <w:t>Explain why testing only x = 1 in the lesson model may miss a hidden-order swap.</w:t>
       </w:r>
     </w:p>
@@ -1669,7 +2761,89 @@
     </w:p>
     <w:p>
       <w:r>
-        <w:t>Add a labelled forward passes by hand evidence sheet to Image-pattern Network Investigation. Show how you can record scores and activations in dependency order. Use the supplied fictional case and keep its inputs, intermediate steps, calculation or prediction, and limitation. Connect this record to last week’s record; a matching answer without a trace is insufficient.</w:t>
+        <w:t>Apply this week’s idea to Image-pattern Network Investigation. Keep an annotated decision and the evidence supporting it.</w:t>
+      </w:r>
+    </w:p>
+    <w:p>
+      <w:pPr>
+        <w:spacing w:line="336" w:lineRule="auto" w:after="180"/>
+      </w:pPr>
+      <w:r>
+        <w:rPr>
+          <w:b w:val="0"/>
+        </w:rPr>
+        <w:t xml:space="preserve">Add a labelled forward passes by hand </w:t>
+      </w:r>
+      <w:r>
+        <w:rPr>
+          <w:b/>
+        </w:rPr>
+        <w:t>evidence</w:t>
+      </w:r>
+      <w:r>
+        <w:rPr>
+          <w:b w:val="0"/>
+        </w:rPr>
+        <w:t xml:space="preserve"> sheet to Image-pattern Network Investigation. Show how you can record scores and activations in </w:t>
+      </w:r>
+      <w:r>
+        <w:rPr>
+          <w:b/>
+        </w:rPr>
+        <w:t>dependency</w:t>
+      </w:r>
+      <w:r>
+        <w:rPr>
+          <w:b w:val="0"/>
+        </w:rPr>
+        <w:t xml:space="preserve"> order.</w:t>
+      </w:r>
+    </w:p>
+    <w:p>
+      <w:pPr>
+        <w:spacing w:line="336" w:lineRule="auto" w:after="180"/>
+      </w:pPr>
+      <w:r>
+        <w:rPr>
+          <w:b w:val="0"/>
+        </w:rPr>
+        <w:t xml:space="preserve">Use the supplied fictional case and keep its </w:t>
+      </w:r>
+      <w:r>
+        <w:rPr>
+          <w:b/>
+        </w:rPr>
+        <w:t>input</w:t>
+      </w:r>
+      <w:r>
+        <w:rPr>
+          <w:b w:val="0"/>
+        </w:rPr>
+        <w:t xml:space="preserve">s, intermediate steps, calculation or </w:t>
+      </w:r>
+      <w:r>
+        <w:rPr>
+          <w:b/>
+        </w:rPr>
+        <w:t>prediction</w:t>
+      </w:r>
+      <w:r>
+        <w:rPr>
+          <w:b w:val="0"/>
+        </w:rPr>
+        <w:t xml:space="preserve">, and limitation. Connect this record to last week’s record; a matching answer without a </w:t>
+      </w:r>
+      <w:r>
+        <w:rPr>
+          <w:b/>
+        </w:rPr>
+        <w:t>trace</w:t>
+      </w:r>
+      <w:r>
+        <w:rPr>
+          <w:b w:val="0"/>
+        </w:rPr>
+        <w:t xml:space="preserve"> is insufficient.</w:t>
       </w:r>
     </w:p>
     <w:tbl>
@@ -1797,8 +2971,37 @@
       </w:r>
     </w:p>
     <w:p>
-      <w:r>
-        <w:t>For your Image-pattern Network Investigation, save the input, procedure, observed result and limitation of this check. Label this worked example as practice; use a different, previously unreviewed case when checking independent understanding.</w:t>
+      <w:pPr>
+        <w:spacing w:line="336" w:lineRule="auto" w:after="180"/>
+      </w:pPr>
+      <w:r>
+        <w:rPr>
+          <w:b w:val="0"/>
+        </w:rPr>
+        <w:t xml:space="preserve">For your Image-pattern Network Investigation, save the </w:t>
+      </w:r>
+      <w:r>
+        <w:rPr>
+          <w:b/>
+        </w:rPr>
+        <w:t>input</w:t>
+      </w:r>
+      <w:r>
+        <w:rPr>
+          <w:b w:val="0"/>
+        </w:rPr>
+        <w:t>, procedure, observed result and limitation of this check.</w:t>
+      </w:r>
+    </w:p>
+    <w:p>
+      <w:pPr>
+        <w:spacing w:line="336" w:lineRule="auto" w:after="180"/>
+      </w:pPr>
+      <w:r>
+        <w:rPr>
+          <w:b w:val="0"/>
+        </w:rPr>
+        <w:t>Label this worked example as practice; use a different, previously unreviewed case when checking independent understanding.</w:t>
       </w:r>
     </w:p>
     <w:p>
@@ -1811,7 +3014,65 @@
     </w:p>
     <w:p>
       <w:r>
-        <w:t>A forward trace verifies what specified parameters calculate for one input. It does not show how those parameters were learned or whether the output is useful. Classification accuracy also needs a declared class rule, true labels and suitable independent examples.</w:t>
+        <w:t>Use a genuinely new case for independent evidence. Previously discussed examples remain practice; use the separately named independent case before feedback.</w:t>
+      </w:r>
+    </w:p>
+    <w:p>
+      <w:pPr>
+        <w:spacing w:line="336" w:lineRule="auto" w:after="180"/>
+      </w:pPr>
+      <w:r>
+        <w:rPr>
+          <w:b w:val="0"/>
+        </w:rPr>
+        <w:t xml:space="preserve">A forward </w:t>
+      </w:r>
+      <w:r>
+        <w:rPr>
+          <w:b/>
+        </w:rPr>
+        <w:t>trace</w:t>
+      </w:r>
+      <w:r>
+        <w:rPr>
+          <w:b w:val="0"/>
+        </w:rPr>
+        <w:t xml:space="preserve"> verifies what specified parameters calculate for one </w:t>
+      </w:r>
+      <w:r>
+        <w:rPr>
+          <w:b/>
+        </w:rPr>
+        <w:t>input</w:t>
+      </w:r>
+      <w:r>
+        <w:rPr>
+          <w:b w:val="0"/>
+        </w:rPr>
+        <w:t xml:space="preserve">. It does not show how those parameters were learned or whether the </w:t>
+      </w:r>
+      <w:r>
+        <w:rPr>
+          <w:b/>
+        </w:rPr>
+        <w:t>output</w:t>
+      </w:r>
+      <w:r>
+        <w:rPr>
+          <w:b w:val="0"/>
+        </w:rPr>
+        <w:t xml:space="preserve"> is useful.</w:t>
+      </w:r>
+    </w:p>
+    <w:p>
+      <w:pPr>
+        <w:spacing w:line="336" w:lineRule="auto" w:after="180"/>
+      </w:pPr>
+      <w:r>
+        <w:rPr>
+          <w:b w:val="0"/>
+        </w:rPr>
+        <w:t>Classification accuracy also needs a declared class rule, true labels and suitable independent examples.</w:t>
       </w:r>
     </w:p>
     <w:p>
@@ -1843,12 +3104,36 @@
       </w:r>
     </w:p>
     <w:p>
-      <w:r>
-        <w:t>Next week separates the network architecture from its numerical parameters and counts the values that training could change.</w:t>
-      </w:r>
-    </w:p>
-    <w:p>
-      <w:r>
+      <w:pPr>
+        <w:spacing w:line="336" w:lineRule="auto" w:after="180"/>
+      </w:pPr>
+      <w:r>
+        <w:rPr>
+          <w:b w:val="0"/>
+        </w:rPr>
+        <w:t xml:space="preserve">Next week separates the network architecture from its numerical parameters and counts the values that </w:t>
+      </w:r>
+      <w:r>
+        <w:rPr>
+          <w:b/>
+        </w:rPr>
+        <w:t>training</w:t>
+      </w:r>
+      <w:r>
+        <w:rPr>
+          <w:b w:val="0"/>
+        </w:rPr>
+        <w:t xml:space="preserve"> could change.</w:t>
+      </w:r>
+    </w:p>
+    <w:p>
+      <w:pPr>
+        <w:spacing w:line="336" w:lineRule="auto" w:after="180"/>
+      </w:pPr>
+      <w:r>
+        <w:rPr>
+          <w:b w:val="0"/>
+        </w:rPr>
         <w:t>Explain why testing only x = 1 in the lesson model may miss a hidden-order swap.</w:t>
       </w:r>
     </w:p>
@@ -1886,6 +3171,11 @@
       </w:pPr>
       <w:r>
         <w:t>13. Study a complete case</w:t>
+      </w:r>
+    </w:p>
+    <w:p>
+      <w:r>
+        <w:t>Revisit the complete Forward passes by hand case for supported practice. Repeated examples do not become fresh assessments.</w:t>
       </w:r>
     </w:p>
     <w:p>
@@ -2053,8 +3343,26 @@
       </w:r>
     </w:p>
     <w:p>
-      <w:r>
-        <w:t>Follow the input through the stated procedure to its result. Cover the result first, predict it, then explain every intermediate step. The text/table accompanies the figure so the example can be read without colour.</w:t>
+      <w:pPr>
+        <w:spacing w:line="336" w:lineRule="auto" w:after="180"/>
+      </w:pPr>
+      <w:r>
+        <w:rPr>
+          <w:b w:val="0"/>
+        </w:rPr>
+        <w:t xml:space="preserve">Follow the </w:t>
+      </w:r>
+      <w:r>
+        <w:rPr>
+          <w:b/>
+        </w:rPr>
+        <w:t>input</w:t>
+      </w:r>
+      <w:r>
+        <w:rPr>
+          <w:b w:val="0"/>
+        </w:rPr>
+        <w:t xml:space="preserve"> through the stated procedure to its result. Cover the result first, predict it, then explain every intermediate step. The text/table accompanies the figure so the example can be read without colour.</w:t>
       </w:r>
     </w:p>
     <w:p>
@@ -2104,6 +3412,11 @@
       </w:r>
     </w:p>
     <w:p>
+      <w:r>
+        <w:t>Attempt the reserved new case before feedback. Record support; the earlier examples below remain additional practice.</w:t>
+      </w:r>
+    </w:p>
+    <w:p>
       <w:pPr>
         <w:pStyle w:val="Heading3"/>
       </w:pPr>
@@ -2112,8 +3425,38 @@
       </w:r>
     </w:p>
     <w:p>
-      <w:r>
-        <w:t>Use z1 = x + 1, z2 = 2 - 2x, h = ReLU(z) component by component, and y = 2h1 + h2 - 3. Trace x = 0 and x = 2. A submitted x = 2 trace uses h = [3, -2] and y = 1. Find its first error and correct all later values.</w:t>
+      <w:pPr>
+        <w:spacing w:line="336" w:lineRule="auto" w:after="180"/>
+      </w:pPr>
+      <w:r>
+        <w:rPr>
+          <w:b w:val="0"/>
+        </w:rPr>
+        <w:t xml:space="preserve">Use z1 = x + 1, z2 = 2 - 2x, h = ReLU(z) component by component, and y = 2h1 + h2 - 3. </w:t>
+      </w:r>
+      <w:r>
+        <w:rPr>
+          <w:b/>
+        </w:rPr>
+        <w:t>Trace</w:t>
+      </w:r>
+      <w:r>
+        <w:rPr>
+          <w:b w:val="0"/>
+        </w:rPr>
+        <w:t xml:space="preserve"> x = 0 and x = 2. A submitted x = 2 </w:t>
+      </w:r>
+      <w:r>
+        <w:rPr>
+          <w:b/>
+        </w:rPr>
+        <w:t>trace</w:t>
+      </w:r>
+      <w:r>
+        <w:rPr>
+          <w:b w:val="0"/>
+        </w:rPr>
+        <w:t xml:space="preserve"> uses h = [3, -2] and y = 1. Find its first error and correct all later values.</w:t>
       </w:r>
     </w:p>
     <w:p>
@@ -2160,7 +3503,13 @@
       </w:r>
     </w:p>
     <w:p>
-      <w:r>
+      <w:pPr>
+        <w:spacing w:line="336" w:lineRule="auto" w:after="180"/>
+      </w:pPr>
+      <w:r>
+        <w:rPr>
+          <w:b w:val="0"/>
+        </w:rPr>
         <w:t>Attempt this case before feedback. Record any help. Earlier examples below are further practice; a case already practised with feedback cannot establish fresh transfer.</w:t>
       </w:r>
     </w:p>
@@ -2173,8 +3522,38 @@
       </w:r>
     </w:p>
     <w:p>
-      <w:r>
-        <w:t>Use z1 = x + 1, z2 = 2 - 2x, h = ReLU(z) component by component, and y = 2h1 + h2 - 3. Trace x = 0 and x = 2. A submitted x = 2 trace uses h = [3, -2] and y = 1. Find its first error and correct all later values.</w:t>
+      <w:pPr>
+        <w:spacing w:line="336" w:lineRule="auto" w:after="180"/>
+      </w:pPr>
+      <w:r>
+        <w:rPr>
+          <w:b w:val="0"/>
+        </w:rPr>
+        <w:t xml:space="preserve">Use z1 = x + 1, z2 = 2 - 2x, h = ReLU(z) component by component, and y = 2h1 + h2 - 3. </w:t>
+      </w:r>
+      <w:r>
+        <w:rPr>
+          <w:b/>
+        </w:rPr>
+        <w:t>Trace</w:t>
+      </w:r>
+      <w:r>
+        <w:rPr>
+          <w:b w:val="0"/>
+        </w:rPr>
+        <w:t xml:space="preserve"> x = 0 and x = 2. A submitted x = 2 </w:t>
+      </w:r>
+      <w:r>
+        <w:rPr>
+          <w:b/>
+        </w:rPr>
+        <w:t>trace</w:t>
+      </w:r>
+      <w:r>
+        <w:rPr>
+          <w:b w:val="0"/>
+        </w:rPr>
+        <w:t xml:space="preserve"> uses h = [3, -2] and y = 1. Find its first error and correct all later values.</w:t>
       </w:r>
     </w:p>
     <w:p>
@@ -2226,7 +3605,13 @@
       </w:r>
     </w:p>
     <w:p>
-      <w:r>
+      <w:pPr>
+        <w:spacing w:line="336" w:lineRule="auto" w:after="180"/>
+      </w:pPr>
+      <w:r>
+        <w:rPr>
+          <w:b w:val="0"/>
+        </w:rPr>
         <w:t>Record support used: none, hint or teacher explanation. After feedback, a different case is needed to demonstrate independence.</w:t>
       </w:r>
     </w:p>
@@ -2239,8 +3624,25 @@
       </w:r>
     </w:p>
     <w:p>
-      <w:r>
-        <w:t>Attempt the independent case before hints. Record whether you worked alone, used a hint or followed a model. After feedback, fix the first unsupported step and explain why it changed. A later check uses a changed case, not a copied answer.</w:t>
+      <w:pPr>
+        <w:spacing w:line="336" w:lineRule="auto" w:after="180"/>
+      </w:pPr>
+      <w:r>
+        <w:rPr>
+          <w:b w:val="0"/>
+        </w:rPr>
+        <w:t>Attempt the independent case before hints. Record whether you worked alone, used a hint or followed a model. After feedback, fix the first unsupported step and explain why it changed.</w:t>
+      </w:r>
+    </w:p>
+    <w:p>
+      <w:pPr>
+        <w:spacing w:line="336" w:lineRule="auto" w:after="180"/>
+      </w:pPr>
+      <w:r>
+        <w:rPr>
+          <w:b w:val="0"/>
+        </w:rPr>
+        <w:t>A later check uses a changed case, not a copied answer.</w:t>
       </w:r>
     </w:p>
     <w:p>
@@ -2253,6 +3655,17 @@
     </w:p>
     <w:p>
       <w:r>
+        <w:t>Use this map to navigate Forward passes by hand, connect the goals to tasks and keep one evidence record for each attempt.</w:t>
+      </w:r>
+    </w:p>
+    <w:p>
+      <w:pPr>
+        <w:spacing w:line="336" w:lineRule="auto" w:after="180"/>
+      </w:pPr>
+      <w:r>
+        <w:rPr>
+          <w:b w:val="0"/>
+        </w:rPr>
         <w:t>Start with this question: Audit a forward pass by writing every value at its correct stage.</w:t>
       </w:r>
     </w:p>
@@ -2359,13 +3772,61 @@
       </w:tr>
     </w:tbl>
     <w:p>
-      <w:r>
-        <w:t>Remember → watch and explain → try with help → investigate → try independently → keep project evidence. Your teacher may spread this lesson across several classes.</w:t>
-      </w:r>
-    </w:p>
-    <w:p>
-      <w:r>
-        <w:t>Keep your first prediction. Compare it with what the evidence shows and explain any change.</w:t>
+      <w:pPr>
+        <w:spacing w:line="336" w:lineRule="auto" w:after="180"/>
+      </w:pPr>
+      <w:r>
+        <w:rPr>
+          <w:b w:val="0"/>
+        </w:rPr>
+        <w:t xml:space="preserve">Remember → watch and explain → try with help → investigate → try independently → keep project </w:t>
+      </w:r>
+      <w:r>
+        <w:rPr>
+          <w:b/>
+        </w:rPr>
+        <w:t>evidence</w:t>
+      </w:r>
+      <w:r>
+        <w:rPr>
+          <w:b w:val="0"/>
+        </w:rPr>
+        <w:t>. Your teacher may spread this lesson across several classes.</w:t>
+      </w:r>
+    </w:p>
+    <w:p>
+      <w:pPr>
+        <w:spacing w:line="336" w:lineRule="auto" w:after="180"/>
+      </w:pPr>
+      <w:r>
+        <w:rPr>
+          <w:b w:val="0"/>
+        </w:rPr>
+        <w:t xml:space="preserve">Keep your first </w:t>
+      </w:r>
+      <w:r>
+        <w:rPr>
+          <w:b/>
+        </w:rPr>
+        <w:t>prediction</w:t>
+      </w:r>
+      <w:r>
+        <w:rPr>
+          <w:b w:val="0"/>
+        </w:rPr>
+        <w:t xml:space="preserve">. Compare it with what the </w:t>
+      </w:r>
+      <w:r>
+        <w:rPr>
+          <w:b/>
+        </w:rPr>
+        <w:t>evidence</w:t>
+      </w:r>
+      <w:r>
+        <w:rPr>
+          <w:b w:val="0"/>
+        </w:rPr>
+        <w:t xml:space="preserve"> shows and explain any change.</w:t>
       </w:r>
     </w:p>
     <w:p>
@@ -2378,7 +3839,30 @@
     </w:p>
     <w:p>
       <w:r>
-        <w:t>Close your notes. Explain this goal in your own words: Record scores and activations in dependency order</w:t>
+        <w:t>Explain Forward passes by hand without notes, identify a remaining question and plan a later check with a changed case.</w:t>
+      </w:r>
+    </w:p>
+    <w:p>
+      <w:pPr>
+        <w:spacing w:line="336" w:lineRule="auto" w:after="180"/>
+      </w:pPr>
+      <w:r>
+        <w:rPr>
+          <w:b w:val="0"/>
+        </w:rPr>
+        <w:t xml:space="preserve">Close your notes. Explain this goal in your own words: Record scores and activations in </w:t>
+      </w:r>
+      <w:r>
+        <w:rPr>
+          <w:b/>
+        </w:rPr>
+        <w:t>dependency</w:t>
+      </w:r>
+      <w:r>
+        <w:rPr>
+          <w:b w:val="0"/>
+        </w:rPr>
+        <w:t xml:space="preserve"> order</w:t>
       </w:r>
     </w:p>
     <w:p>
@@ -2415,13 +3899,61 @@
       </w:r>
     </w:p>
     <w:p>
-      <w:r>
-        <w:t>If you are unsure, return to the worked picture and explain one arrow. If you are ready, change an input or assumption and justify your prediction.</w:t>
-      </w:r>
-    </w:p>
-    <w:p>
-      <w:r>
-        <w:t>Save your workbook evidence. At the next review, try a different case before opening your old answer.</w:t>
+      <w:pPr>
+        <w:spacing w:line="336" w:lineRule="auto" w:after="180"/>
+      </w:pPr>
+      <w:r>
+        <w:rPr>
+          <w:b w:val="0"/>
+        </w:rPr>
+        <w:t xml:space="preserve">If you are unsure, return to the worked picture and explain one arrow. If you are ready, change an </w:t>
+      </w:r>
+      <w:r>
+        <w:rPr>
+          <w:b/>
+        </w:rPr>
+        <w:t>input</w:t>
+      </w:r>
+      <w:r>
+        <w:rPr>
+          <w:b w:val="0"/>
+        </w:rPr>
+        <w:t xml:space="preserve"> or assumption and justify your </w:t>
+      </w:r>
+      <w:r>
+        <w:rPr>
+          <w:b/>
+        </w:rPr>
+        <w:t>prediction</w:t>
+      </w:r>
+      <w:r>
+        <w:rPr>
+          <w:b w:val="0"/>
+        </w:rPr>
+        <w:t>.</w:t>
+      </w:r>
+    </w:p>
+    <w:p>
+      <w:pPr>
+        <w:spacing w:line="336" w:lineRule="auto" w:after="180"/>
+      </w:pPr>
+      <w:r>
+        <w:rPr>
+          <w:b w:val="0"/>
+        </w:rPr>
+        <w:t xml:space="preserve">Save your workbook </w:t>
+      </w:r>
+      <w:r>
+        <w:rPr>
+          <w:b/>
+        </w:rPr>
+        <w:t>evidence</w:t>
+      </w:r>
+      <w:r>
+        <w:rPr>
+          <w:b w:val="0"/>
+        </w:rPr>
+        <w:t>. At the next review, try a different case before opening your old answer.</w:t>
       </w:r>
     </w:p>
     <w:p>
@@ -2434,11 +3966,28 @@
     </w:p>
     <w:p>
       <w:r>
+        <w:t>Attempt supported questions before using hints or feedback. Review a missing building block, then keep the completed work.</w:t>
+      </w:r>
+    </w:p>
+    <w:p>
+      <w:pPr>
+        <w:spacing w:line="336" w:lineRule="auto" w:after="180"/>
+      </w:pPr>
+      <w:r>
+        <w:rPr>
+          <w:b w:val="0"/>
+        </w:rPr>
         <w:t>Use this supported practice once, in the browser or on paper. Keep the reserved independent assessment for a separate first attempt before teacher feedback.</w:t>
       </w:r>
     </w:p>
     <w:p>
-      <w:r>
+      <w:pPr>
+        <w:spacing w:line="336" w:lineRule="auto" w:after="180"/>
+      </w:pPr>
+      <w:r>
+        <w:rPr>
+          <w:b w:val="0"/>
+        </w:rPr>
         <w:t>Audit a forward pass by writing every value at its correct stage.</w:t>
       </w:r>
     </w:p>
@@ -2451,22 +4000,73 @@
       </w:r>
     </w:p>
     <w:p>
-      <w:r>
-        <w:t>Which labelled step matches this detail? Outputs are4 and 1 respectively.</w:t>
-      </w:r>
-    </w:p>
-    <w:p>
-      <w:r>
-        <w:t>1. Preactivation</w:t>
-      </w:r>
-    </w:p>
-    <w:p>
-      <w:r>
-        <w:t>2. Output</w:t>
-      </w:r>
-    </w:p>
-    <w:p>
-      <w:r>
+      <w:pPr>
+        <w:spacing w:line="336" w:lineRule="auto" w:after="180"/>
+      </w:pPr>
+      <w:r>
+        <w:rPr>
+          <w:b w:val="0"/>
+        </w:rPr>
+        <w:t xml:space="preserve">Which labelled step matches this detail? </w:t>
+      </w:r>
+      <w:r>
+        <w:rPr>
+          <w:b/>
+        </w:rPr>
+        <w:t>Output</w:t>
+      </w:r>
+      <w:r>
+        <w:rPr>
+          <w:b w:val="0"/>
+        </w:rPr>
+        <w:t>s are4 and 1 respectively.</w:t>
+      </w:r>
+    </w:p>
+    <w:p>
+      <w:pPr>
+        <w:spacing w:line="336" w:lineRule="auto" w:after="180"/>
+        <w:shd w:fill="F4F9FC"/>
+      </w:pPr>
+      <w:r>
+        <w:rPr>
+          <w:b w:val="0"/>
+        </w:rPr>
+        <w:t xml:space="preserve">1. </w:t>
+      </w:r>
+      <w:r>
+        <w:rPr>
+          <w:b/>
+        </w:rPr>
+        <w:t>Preactivation</w:t>
+      </w:r>
+    </w:p>
+    <w:p>
+      <w:pPr>
+        <w:spacing w:line="336" w:lineRule="auto" w:after="180"/>
+        <w:shd w:fill="F4F9FC"/>
+      </w:pPr>
+      <w:r>
+        <w:rPr>
+          <w:b w:val="0"/>
+        </w:rPr>
+        <w:t xml:space="preserve">2. </w:t>
+      </w:r>
+      <w:r>
+        <w:rPr>
+          <w:b/>
+        </w:rPr>
+        <w:t>Output</w:t>
+      </w:r>
+    </w:p>
+    <w:p>
+      <w:pPr>
+        <w:spacing w:line="336" w:lineRule="auto" w:after="180"/>
+        <w:shd w:fill="F4F9FC"/>
+      </w:pPr>
+      <w:r>
+        <w:rPr>
+          <w:b w:val="0"/>
+        </w:rPr>
         <w:t>3. Activation</w:t>
       </w:r>
     </w:p>
@@ -2504,41 +4104,251 @@
       </w:r>
     </w:p>
     <w:p>
-      <w:r>
+      <w:pPr>
+        <w:pStyle w:val="Heading3"/>
+      </w:pPr>
+      <w:r>
+        <w:t>Hint · try first</w:t>
+      </w:r>
+    </w:p>
+    <w:p>
+      <w:pPr>
+        <w:spacing w:line="336" w:lineRule="auto" w:after="180"/>
+        <w:shd w:fill="F1F6F8"/>
+      </w:pPr>
+      <w:r>
+        <w:rPr>
+          <w:b w:val="0"/>
+        </w:rPr>
         <w:t>Hint if needed: Read the steps in the pictorial case. Match the supplied detail to the stage that performs or records it.</w:t>
       </w:r>
     </w:p>
     <w:p>
-      <w:r>
-        <w:t>After your attempt, compare with the supported explanation: Output Outputs are4 and 1 respectively. A forward pass applies a fixed network to an input; it does not update weights. Keep the preactivation z, activated value h and final output y in separate trace columns. For zero, ReLU changes minus one to zero. Using the earlier minus one in the output layer is the first error, even if later arithmetic follows that mistaken value correctly.</w:t>
-      </w:r>
-    </w:p>
-    <w:p>
       <w:pPr>
         <w:pStyle w:val="Heading3"/>
       </w:pPr>
       <w:r>
+        <w:t>Feedback · compare after trying</w:t>
+      </w:r>
+    </w:p>
+    <w:p>
+      <w:pPr>
+        <w:spacing w:line="336" w:lineRule="auto" w:after="180"/>
+        <w:shd w:fill="F1F6FC"/>
+      </w:pPr>
+      <w:r>
+        <w:rPr>
+          <w:b w:val="0"/>
+        </w:rPr>
+        <w:t xml:space="preserve">After your attempt, compare with the supported explanation: </w:t>
+      </w:r>
+      <w:r>
+        <w:rPr>
+          <w:b/>
+        </w:rPr>
+        <w:t>Output</w:t>
+      </w:r>
+      <w:r>
+        <w:rPr>
+          <w:b w:val="0"/>
+        </w:rPr>
+        <w:t xml:space="preserve"> </w:t>
+      </w:r>
+      <w:r>
+        <w:rPr>
+          <w:b/>
+        </w:rPr>
+        <w:t>Output</w:t>
+      </w:r>
+      <w:r>
+        <w:rPr>
+          <w:b w:val="0"/>
+        </w:rPr>
+        <w:t xml:space="preserve">s are4 and 1 respectively. A forward pass applies a fixed network to an </w:t>
+      </w:r>
+      <w:r>
+        <w:rPr>
+          <w:b/>
+        </w:rPr>
+        <w:t>input</w:t>
+      </w:r>
+      <w:r>
+        <w:rPr>
+          <w:b w:val="0"/>
+        </w:rPr>
+        <w:t>; it does not update weights.</w:t>
+      </w:r>
+    </w:p>
+    <w:p>
+      <w:pPr>
+        <w:spacing w:line="336" w:lineRule="auto" w:after="180"/>
+        <w:shd w:fill="F1F6FC"/>
+      </w:pPr>
+      <w:r>
+        <w:rPr>
+          <w:b w:val="0"/>
+        </w:rPr>
+        <w:t xml:space="preserve">Keep the </w:t>
+      </w:r>
+      <w:r>
+        <w:rPr>
+          <w:b/>
+        </w:rPr>
+        <w:t>preactivation</w:t>
+      </w:r>
+      <w:r>
+        <w:rPr>
+          <w:b w:val="0"/>
+        </w:rPr>
+        <w:t xml:space="preserve"> z, activated value h and final </w:t>
+      </w:r>
+      <w:r>
+        <w:rPr>
+          <w:b/>
+        </w:rPr>
+        <w:t>output</w:t>
+      </w:r>
+      <w:r>
+        <w:rPr>
+          <w:b w:val="0"/>
+        </w:rPr>
+        <w:t xml:space="preserve"> y in separate </w:t>
+      </w:r>
+      <w:r>
+        <w:rPr>
+          <w:b/>
+        </w:rPr>
+        <w:t>trace</w:t>
+      </w:r>
+      <w:r>
+        <w:rPr>
+          <w:b w:val="0"/>
+        </w:rPr>
+        <w:t xml:space="preserve"> columns. For zero, ReLU changes minus one to zero.</w:t>
+      </w:r>
+    </w:p>
+    <w:p>
+      <w:pPr>
+        <w:spacing w:line="336" w:lineRule="auto" w:after="180"/>
+        <w:shd w:fill="F1F6FC"/>
+      </w:pPr>
+      <w:r>
+        <w:rPr>
+          <w:b w:val="0"/>
+        </w:rPr>
+        <w:t xml:space="preserve">Using the earlier minus one in the </w:t>
+      </w:r>
+      <w:r>
+        <w:rPr>
+          <w:b/>
+        </w:rPr>
+        <w:t>output</w:t>
+      </w:r>
+      <w:r>
+        <w:rPr>
+          <w:b w:val="0"/>
+        </w:rPr>
+        <w:t xml:space="preserve"> layer is the first error, even if later arithmetic follows that mistaken value correctly.</w:t>
+      </w:r>
+    </w:p>
+    <w:p>
+      <w:pPr>
+        <w:pStyle w:val="Heading3"/>
+      </w:pPr>
+      <w:r>
         <w:t>Practice 2: explain the deciding evidence</w:t>
       </w:r>
     </w:p>
     <w:p>
-      <w:r>
-        <w:t>Changed-case practice: A submitted x = 0 trace uses h=-1 and y = 5. Which conclusion is supported by the supplied facts?</w:t>
-      </w:r>
-    </w:p>
-    <w:p>
-      <w:r>
+      <w:pPr>
+        <w:pStyle w:val="Heading3"/>
+      </w:pPr>
+      <w:r>
+        <w:t>Changed case · predict first</w:t>
+      </w:r>
+    </w:p>
+    <w:p>
+      <w:pPr>
+        <w:spacing w:line="336" w:lineRule="auto" w:after="180"/>
+        <w:shd w:fill="F5F1FB"/>
+      </w:pPr>
+      <w:r>
+        <w:rPr>
+          <w:b w:val="0"/>
+        </w:rPr>
+        <w:t xml:space="preserve">Changed-case practice: A submitted x = 0 </w:t>
+      </w:r>
+      <w:r>
+        <w:rPr>
+          <w:b/>
+        </w:rPr>
+        <w:t>trace</w:t>
+      </w:r>
+      <w:r>
+        <w:rPr>
+          <w:b w:val="0"/>
+        </w:rPr>
+        <w:t xml:space="preserve"> uses h=-1 and y = 5. Which conclusion is supported by the supplied facts?</w:t>
+      </w:r>
+    </w:p>
+    <w:p>
+      <w:pPr>
+        <w:spacing w:line="336" w:lineRule="auto" w:after="180"/>
+        <w:shd w:fill="F4F9FC"/>
+      </w:pPr>
+      <w:r>
+        <w:rPr>
+          <w:b w:val="0"/>
+        </w:rPr>
         <w:t>1. Its first error is retaining the negative value after ReLU; correct h = 0 gives y = 4.</w:t>
       </w:r>
     </w:p>
     <w:p>
-      <w:r>
-        <w:t>2. This one example guarantees correct results for every future input.</w:t>
-      </w:r>
-    </w:p>
-    <w:p>
-      <w:r>
-        <w:t>3. We can decide the result without examining the changed input or the procedure.</w:t>
+      <w:pPr>
+        <w:spacing w:line="336" w:lineRule="auto" w:after="180"/>
+        <w:shd w:fill="F4F9FC"/>
+      </w:pPr>
+      <w:r>
+        <w:rPr>
+          <w:b w:val="0"/>
+        </w:rPr>
+        <w:t xml:space="preserve">2. This one example guarantees correct results for every future </w:t>
+      </w:r>
+      <w:r>
+        <w:rPr>
+          <w:b/>
+        </w:rPr>
+        <w:t>input</w:t>
+      </w:r>
+      <w:r>
+        <w:rPr>
+          <w:b w:val="0"/>
+        </w:rPr>
+        <w:t>.</w:t>
+      </w:r>
+    </w:p>
+    <w:p>
+      <w:pPr>
+        <w:spacing w:line="336" w:lineRule="auto" w:after="180"/>
+        <w:shd w:fill="F4F9FC"/>
+      </w:pPr>
+      <w:r>
+        <w:rPr>
+          <w:b w:val="0"/>
+        </w:rPr>
+        <w:t xml:space="preserve">3. We can decide the result without examining the changed </w:t>
+      </w:r>
+      <w:r>
+        <w:rPr>
+          <w:b/>
+        </w:rPr>
+        <w:t>input</w:t>
+      </w:r>
+      <w:r>
+        <w:rPr>
+          <w:b w:val="0"/>
+        </w:rPr>
+        <w:t xml:space="preserve"> or the procedure.</w:t>
       </w:r>
     </w:p>
     <w:p>
@@ -2575,31 +4385,191 @@
       </w:r>
     </w:p>
     <w:p>
-      <w:r>
-        <w:t>Hint if needed: Use the changed condition and the deciding step in the pictorial trace. The answer must say what follows from those facts.</w:t>
-      </w:r>
-    </w:p>
-    <w:p>
-      <w:r>
-        <w:t>After your attempt, compare with the supported explanation: Its first error is retaining the negative value after ReLU; correct h = 0 gives y = 4. ReLU(-1)=0, so the output must use0, not the earlier preactivation.</w:t>
-      </w:r>
-    </w:p>
-    <w:p>
       <w:pPr>
         <w:pStyle w:val="Heading3"/>
       </w:pPr>
       <w:r>
+        <w:t>Hint · try first</w:t>
+      </w:r>
+    </w:p>
+    <w:p>
+      <w:pPr>
+        <w:spacing w:line="336" w:lineRule="auto" w:after="180"/>
+        <w:shd w:fill="F1F6F8"/>
+      </w:pPr>
+      <w:r>
+        <w:rPr>
+          <w:b w:val="0"/>
+        </w:rPr>
+        <w:t xml:space="preserve">Hint if needed: Use the changed condition and the deciding step in the pictorial </w:t>
+      </w:r>
+      <w:r>
+        <w:rPr>
+          <w:b/>
+        </w:rPr>
+        <w:t>trace</w:t>
+      </w:r>
+      <w:r>
+        <w:rPr>
+          <w:b w:val="0"/>
+        </w:rPr>
+        <w:t>. The answer must say what follows from those facts.</w:t>
+      </w:r>
+    </w:p>
+    <w:p>
+      <w:pPr>
+        <w:pStyle w:val="Heading3"/>
+      </w:pPr>
+      <w:r>
+        <w:t>Feedback · compare after trying</w:t>
+      </w:r>
+    </w:p>
+    <w:p>
+      <w:pPr>
+        <w:spacing w:line="336" w:lineRule="auto" w:after="180"/>
+        <w:shd w:fill="F1F6FC"/>
+      </w:pPr>
+      <w:r>
+        <w:rPr>
+          <w:b w:val="0"/>
+        </w:rPr>
+        <w:t xml:space="preserve">After your attempt, compare with the supported explanation: Its first error is retaining the negative value after ReLU; correct h = 0 gives y = 4. ReLU(-1)=0, so the </w:t>
+      </w:r>
+      <w:r>
+        <w:rPr>
+          <w:b/>
+        </w:rPr>
+        <w:t>output</w:t>
+      </w:r>
+      <w:r>
+        <w:rPr>
+          <w:b w:val="0"/>
+        </w:rPr>
+        <w:t xml:space="preserve"> must use0, not the earlier </w:t>
+      </w:r>
+      <w:r>
+        <w:rPr>
+          <w:b/>
+        </w:rPr>
+        <w:t>preactivation</w:t>
+      </w:r>
+      <w:r>
+        <w:rPr>
+          <w:b w:val="0"/>
+        </w:rPr>
+        <w:t>.</w:t>
+      </w:r>
+    </w:p>
+    <w:p>
+      <w:pPr>
+        <w:pStyle w:val="Heading3"/>
+      </w:pPr>
+      <w:r>
         <w:t>Repair a missing building block</w:t>
       </w:r>
     </w:p>
     <w:p>
-      <w:r>
-        <w:t>Review Composing layers (ai-5/5). Goal: Trace how one layer supplies the next layer inputs. Short practice: What intermediate value explains the changed output? Point to the relevant step in the picture, then write the changed result and the rule or evidence that supports it.. Return to this week and explain what you changed.</w:t>
-      </w:r>
-    </w:p>
-    <w:p>
-      <w:r>
-        <w:t>Review Bias terms and decision boundaries (ai-5/3). Goal: Calculate a weighted score with a bias term. Short practice: Is B positive under the original or changed model? Point to the relevant step in the picture, then write the changed result and the rule or evidence that supports it.. Return to this week and explain what you changed.</w:t>
+      <w:pPr>
+        <w:spacing w:line="336" w:lineRule="auto" w:after="180"/>
+      </w:pPr>
+      <w:r>
+        <w:rPr>
+          <w:b w:val="0"/>
+        </w:rPr>
+        <w:t xml:space="preserve">Review Composing layers (ai-5/5). Goal: </w:t>
+      </w:r>
+      <w:r>
+        <w:rPr>
+          <w:b/>
+        </w:rPr>
+        <w:t>Trace</w:t>
+      </w:r>
+      <w:r>
+        <w:rPr>
+          <w:b w:val="0"/>
+        </w:rPr>
+        <w:t xml:space="preserve"> how one layer supplies the next layer </w:t>
+      </w:r>
+      <w:r>
+        <w:rPr>
+          <w:b/>
+        </w:rPr>
+        <w:t>input</w:t>
+      </w:r>
+      <w:r>
+        <w:rPr>
+          <w:b w:val="0"/>
+        </w:rPr>
+        <w:t xml:space="preserve">s. Short practice: What intermediate value explains the changed </w:t>
+      </w:r>
+      <w:r>
+        <w:rPr>
+          <w:b/>
+        </w:rPr>
+        <w:t>output</w:t>
+      </w:r>
+      <w:r>
+        <w:rPr>
+          <w:b w:val="0"/>
+        </w:rPr>
+        <w:t>?</w:t>
+      </w:r>
+    </w:p>
+    <w:p>
+      <w:pPr>
+        <w:spacing w:line="336" w:lineRule="auto" w:after="180"/>
+      </w:pPr>
+      <w:r>
+        <w:rPr>
+          <w:b w:val="0"/>
+        </w:rPr>
+        <w:t xml:space="preserve">Point to the relevant step in the picture, then write the changed result and the rule or </w:t>
+      </w:r>
+      <w:r>
+        <w:rPr>
+          <w:b/>
+        </w:rPr>
+        <w:t>evidence</w:t>
+      </w:r>
+      <w:r>
+        <w:rPr>
+          <w:b w:val="0"/>
+        </w:rPr>
+        <w:t xml:space="preserve"> that supports it.. Return to this week and explain what you changed.</w:t>
+      </w:r>
+    </w:p>
+    <w:p>
+      <w:pPr>
+        <w:spacing w:line="336" w:lineRule="auto" w:after="180"/>
+      </w:pPr>
+      <w:r>
+        <w:rPr>
+          <w:b w:val="0"/>
+        </w:rPr>
+        <w:t>Review Bias terms and decision boundaries (ai-5/3). Goal: Calculate a weighted score with a bias term. Short practice: Is B positive under the original or changed model?</w:t>
+      </w:r>
+    </w:p>
+    <w:p>
+      <w:pPr>
+        <w:spacing w:line="336" w:lineRule="auto" w:after="180"/>
+      </w:pPr>
+      <w:r>
+        <w:rPr>
+          <w:b w:val="0"/>
+        </w:rPr>
+        <w:t xml:space="preserve">Point to the relevant step in the picture, then write the changed result and the rule or </w:t>
+      </w:r>
+      <w:r>
+        <w:rPr>
+          <w:b/>
+        </w:rPr>
+        <w:t>evidence</w:t>
+      </w:r>
+      <w:r>
+        <w:rPr>
+          <w:b w:val="0"/>
+        </w:rPr>
+        <w:t xml:space="preserve"> that supports it.. Return to this week and explain what you changed.</w:t>
       </w:r>
     </w:p>
     <w:p>
@@ -2611,8 +4581,73 @@
       </w:r>
     </w:p>
     <w:p>
-      <w:r>
-        <w:t>The browser lab lets you edit the supported Python examples already included in this lesson. Predict first, run, inspect the actual output or error, change one input, then run again. Keep code, predictions, actual results and a reasoned revision together. On paper, label your result as a trace rather than an execution.</w:t>
+      <w:pPr>
+        <w:spacing w:line="336" w:lineRule="auto" w:after="180"/>
+      </w:pPr>
+      <w:r>
+        <w:rPr>
+          <w:b w:val="0"/>
+        </w:rPr>
+        <w:t xml:space="preserve">The browser lab lets you edit the supported Python examples already included in this lesson. Predict first, run, inspect the actual </w:t>
+      </w:r>
+      <w:r>
+        <w:rPr>
+          <w:b/>
+        </w:rPr>
+        <w:t>output</w:t>
+      </w:r>
+      <w:r>
+        <w:rPr>
+          <w:b w:val="0"/>
+        </w:rPr>
+        <w:t xml:space="preserve"> or error, change one </w:t>
+      </w:r>
+      <w:r>
+        <w:rPr>
+          <w:b/>
+        </w:rPr>
+        <w:t>input</w:t>
+      </w:r>
+      <w:r>
+        <w:rPr>
+          <w:b w:val="0"/>
+        </w:rPr>
+        <w:t>, then run again.</w:t>
+      </w:r>
+    </w:p>
+    <w:p>
+      <w:pPr>
+        <w:spacing w:line="336" w:lineRule="auto" w:after="180"/>
+      </w:pPr>
+      <w:r>
+        <w:rPr>
+          <w:b w:val="0"/>
+        </w:rPr>
+        <w:t xml:space="preserve">Keep code, </w:t>
+      </w:r>
+      <w:r>
+        <w:rPr>
+          <w:b/>
+        </w:rPr>
+        <w:t>prediction</w:t>
+      </w:r>
+      <w:r>
+        <w:rPr>
+          <w:b w:val="0"/>
+        </w:rPr>
+        <w:t xml:space="preserve">s, actual results and a reasoned revision together. On paper, label your result as a </w:t>
+      </w:r>
+      <w:r>
+        <w:rPr>
+          <w:b/>
+        </w:rPr>
+        <w:t>trace</w:t>
+      </w:r>
+      <w:r>
+        <w:rPr>
+          <w:b w:val="0"/>
+        </w:rPr>
+        <w:t xml:space="preserve"> rather than an execution.</w:t>
       </w:r>
     </w:p>
     <w:p>
@@ -2624,8 +4659,788 @@
       </w:r>
     </w:p>
     <w:p>
-      <w:r>
-        <w:t>Use Download completed work in the hosted lesson to export your answers, reflections, practice feedback and code-run evidence. Open the HTML copy to read or print it. Drafts stay in this browser when storage is available; clear drafts on a shared device.</w:t>
+      <w:pPr>
+        <w:spacing w:line="336" w:lineRule="auto" w:after="180"/>
+      </w:pPr>
+      <w:r>
+        <w:rPr>
+          <w:b w:val="0"/>
+        </w:rPr>
+        <w:t xml:space="preserve">Use Download completed work in the hosted lesson to export your answers, reflections, practice feedback and code-run </w:t>
+      </w:r>
+      <w:r>
+        <w:rPr>
+          <w:b/>
+        </w:rPr>
+        <w:t>evidence</w:t>
+      </w:r>
+      <w:r>
+        <w:rPr>
+          <w:b w:val="0"/>
+        </w:rPr>
+        <w:t>. Open the HTML copy to read or print it.</w:t>
+      </w:r>
+    </w:p>
+    <w:p>
+      <w:pPr>
+        <w:spacing w:line="336" w:lineRule="auto" w:after="180"/>
+      </w:pPr>
+      <w:r>
+        <w:rPr>
+          <w:b w:val="0"/>
+        </w:rPr>
+        <w:t>Drafts stay in this browser when storage is available; clear drafts on a shared device.</w:t>
+      </w:r>
+    </w:p>
+    <w:p>
+      <w:pPr>
+        <w:pStyle w:val="Heading1"/>
+      </w:pPr>
+      <w:r>
+        <w:t>18. Visual concept journey</w:t>
+      </w:r>
+    </w:p>
+    <w:p>
+      <w:r>
+        <w:t>Explain each Forward passes by hand graphic using its labels, deciding evidence and relevant limitation.</w:t>
+      </w:r>
+    </w:p>
+    <w:p>
+      <w:pPr>
+        <w:pStyle w:val="Heading3"/>
+      </w:pPr>
+      <w:r>
+        <w:t>01. Forward passes by hand: the case</w:t>
+      </w:r>
+    </w:p>
+    <w:p>
+      <w:r>
+        <w:drawing>
+          <wp:inline xmlns:a="http://schemas.openxmlformats.org/drawingml/2006/main" xmlns:pic="http://schemas.openxmlformats.org/drawingml/2006/picture">
+            <wp:extent cx="5486400" cy="2840736"/>
+            <wp:docPr id="2" name="Picture 2" descr="Audit a forward pass by writing every value at its correct stage. Supplied facts: Toy scalar network z=2x-1, h=ReLU(z), y=-h+4. Trace x=0 and x=2. All inputs and outcomes in this worked example are invented classroom data; no real model run is claimed."/>
+            <wp:cNvGraphicFramePr>
+              <a:graphicFrameLocks noChangeAspect="1"/>
+            </wp:cNvGraphicFramePr>
+            <a:graphic>
+              <a:graphicData uri="http://schemas.openxmlformats.org/drawingml/2006/picture">
+                <pic:pic>
+                  <pic:nvPicPr>
+                    <pic:cNvPr id="0" name="academy-story-ai-5-6-01.png"/>
+                    <pic:cNvPicPr/>
+                  </pic:nvPicPr>
+                  <pic:blipFill>
+                    <a:blip r:embed="rId10"/>
+                    <a:stretch>
+                      <a:fillRect/>
+                    </a:stretch>
+                  </pic:blipFill>
+                  <pic:spPr>
+                    <a:xfrm>
+                      <a:off x="0" y="0"/>
+                      <a:ext cx="5486400" cy="2840736"/>
+                    </a:xfrm>
+                    <a:prstGeom prst="rect"/>
+                  </pic:spPr>
+                </pic:pic>
+              </a:graphicData>
+            </a:graphic>
+          </wp:inline>
+        </w:drawing>
+      </w:r>
+    </w:p>
+    <w:p>
+      <w:pPr>
+        <w:spacing w:line="336" w:lineRule="auto" w:after="180"/>
+      </w:pPr>
+      <w:r>
+        <w:rPr>
+          <w:b w:val="0"/>
+        </w:rPr>
+        <w:t xml:space="preserve">Audit a forward pass by writing every value at its correct stage. Supplied facts: Toy scalar network z=2x-1, h=ReLU(z), y=-h+4. </w:t>
+      </w:r>
+      <w:r>
+        <w:rPr>
+          <w:b/>
+        </w:rPr>
+        <w:t>Trace</w:t>
+      </w:r>
+      <w:r>
+        <w:rPr>
+          <w:b w:val="0"/>
+        </w:rPr>
+        <w:t xml:space="preserve"> x=0 and x=2.</w:t>
+      </w:r>
+    </w:p>
+    <w:p>
+      <w:pPr>
+        <w:spacing w:line="336" w:lineRule="auto" w:after="180"/>
+      </w:pPr>
+      <w:r>
+        <w:rPr>
+          <w:b w:val="0"/>
+        </w:rPr>
+        <w:t xml:space="preserve">All </w:t>
+      </w:r>
+      <w:r>
+        <w:rPr>
+          <w:b/>
+        </w:rPr>
+        <w:t>input</w:t>
+      </w:r>
+      <w:r>
+        <w:rPr>
+          <w:b w:val="0"/>
+        </w:rPr>
+        <w:t>s and outcomes in this worked example are invented classroom data; no real model run is claimed.</w:t>
+      </w:r>
+    </w:p>
+    <w:p>
+      <w:pPr>
+        <w:spacing w:line="336" w:lineRule="auto" w:after="180"/>
+        <w:shd w:fill="F5F1FB"/>
+      </w:pPr>
+      <w:r>
+        <w:rPr>
+          <w:b w:val="0"/>
+        </w:rPr>
+        <w:t>Point to the given fact that matters most. Explain why it matters.</w:t>
+      </w:r>
+    </w:p>
+    <w:p>
+      <w:pPr>
+        <w:pStyle w:val="Heading3"/>
+      </w:pPr>
+      <w:r>
+        <w:t>02. Follow the deciding steps</w:t>
+      </w:r>
+    </w:p>
+    <w:p>
+      <w:r>
+        <w:drawing>
+          <wp:inline xmlns:a="http://schemas.openxmlformats.org/drawingml/2006/main" xmlns:pic="http://schemas.openxmlformats.org/drawingml/2006/picture">
+            <wp:extent cx="5486400" cy="3182112"/>
+            <wp:docPr id="3" name="Picture 3" descr="Preactivation: At x=0, z=-1; at x=2, z=3. → Activation: At x=0, h=0; at x=2, h=3. → Output: Outputs are4 and 1 respectively."/>
+            <wp:cNvGraphicFramePr>
+              <a:graphicFrameLocks noChangeAspect="1"/>
+            </wp:cNvGraphicFramePr>
+            <a:graphic>
+              <a:graphicData uri="http://schemas.openxmlformats.org/drawingml/2006/picture">
+                <pic:pic>
+                  <pic:nvPicPr>
+                    <pic:cNvPr id="0" name="academy-story-ai-5-6-02.png"/>
+                    <pic:cNvPicPr/>
+                  </pic:nvPicPr>
+                  <pic:blipFill>
+                    <a:blip r:embed="rId11"/>
+                    <a:stretch>
+                      <a:fillRect/>
+                    </a:stretch>
+                  </pic:blipFill>
+                  <pic:spPr>
+                    <a:xfrm>
+                      <a:off x="0" y="0"/>
+                      <a:ext cx="5486400" cy="3182112"/>
+                    </a:xfrm>
+                    <a:prstGeom prst="rect"/>
+                  </pic:spPr>
+                </pic:pic>
+              </a:graphicData>
+            </a:graphic>
+          </wp:inline>
+        </w:drawing>
+      </w:r>
+    </w:p>
+    <w:p>
+      <w:pPr>
+        <w:spacing w:line="336" w:lineRule="auto" w:after="180"/>
+      </w:pPr>
+      <w:r>
+        <w:rPr>
+          <w:b/>
+        </w:rPr>
+        <w:t>Preactivation</w:t>
+      </w:r>
+      <w:r>
+        <w:rPr>
+          <w:b w:val="0"/>
+        </w:rPr>
+        <w:t xml:space="preserve">: At x=0, z=-1; at x=2, z=3. → Activation: At x=0, h=0; at x=2, h=3. → </w:t>
+      </w:r>
+      <w:r>
+        <w:rPr>
+          <w:b/>
+        </w:rPr>
+        <w:t>Output</w:t>
+      </w:r>
+      <w:r>
+        <w:rPr>
+          <w:b w:val="0"/>
+        </w:rPr>
+        <w:t xml:space="preserve">: </w:t>
+      </w:r>
+      <w:r>
+        <w:rPr>
+          <w:b/>
+        </w:rPr>
+        <w:t>Output</w:t>
+      </w:r>
+      <w:r>
+        <w:rPr>
+          <w:b w:val="0"/>
+        </w:rPr>
+        <w:t>s are4 and 1 respectively.</w:t>
+      </w:r>
+    </w:p>
+    <w:p>
+      <w:pPr>
+        <w:spacing w:line="336" w:lineRule="auto" w:after="180"/>
+        <w:shd w:fill="F5F1FB"/>
+      </w:pPr>
+      <w:r>
+        <w:rPr>
+          <w:b w:val="0"/>
+        </w:rPr>
+        <w:t xml:space="preserve">Point to each numbered stage and explain which recorded </w:t>
+      </w:r>
+      <w:r>
+        <w:rPr>
+          <w:b/>
+        </w:rPr>
+        <w:t>input</w:t>
+      </w:r>
+      <w:r>
+        <w:rPr>
+          <w:b w:val="0"/>
+        </w:rPr>
+        <w:t xml:space="preserve"> it uses.</w:t>
+      </w:r>
+    </w:p>
+    <w:p>
+      <w:pPr>
+        <w:pStyle w:val="Heading3"/>
+      </w:pPr>
+      <w:r>
+        <w:t>03. Correct a trace from the earliest error</w:t>
+      </w:r>
+    </w:p>
+    <w:p>
+      <w:r>
+        <w:drawing>
+          <wp:inline xmlns:a="http://schemas.openxmlformats.org/drawingml/2006/main" xmlns:pic="http://schemas.openxmlformats.org/drawingml/2006/picture">
+            <wp:extent cx="5486400" cy="2834640"/>
+            <wp:docPr id="4" name="Picture 4" descr="Correct a trace from the earliest error. Scores | [-1, 2] | [-1, 2]. ReLU activations | [0, 2] | [-1, 2]. Output | -3 | -4"/>
+            <wp:cNvGraphicFramePr>
+              <a:graphicFrameLocks noChangeAspect="1"/>
+            </wp:cNvGraphicFramePr>
+            <a:graphic>
+              <a:graphicData uri="http://schemas.openxmlformats.org/drawingml/2006/picture">
+                <pic:pic>
+                  <pic:nvPicPr>
+                    <pic:cNvPr id="0" name="academy-story-ai-5-6-03.png"/>
+                    <pic:cNvPicPr/>
+                  </pic:nvPicPr>
+                  <pic:blipFill>
+                    <a:blip r:embed="rId12"/>
+                    <a:stretch>
+                      <a:fillRect/>
+                    </a:stretch>
+                  </pic:blipFill>
+                  <pic:spPr>
+                    <a:xfrm>
+                      <a:off x="0" y="0"/>
+                      <a:ext cx="5486400" cy="2834640"/>
+                    </a:xfrm>
+                    <a:prstGeom prst="rect"/>
+                  </pic:spPr>
+                </pic:pic>
+              </a:graphicData>
+            </a:graphic>
+          </wp:inline>
+        </w:drawing>
+      </w:r>
+    </w:p>
+    <w:p>
+      <w:pPr>
+        <w:spacing w:line="336" w:lineRule="auto" w:after="180"/>
+      </w:pPr>
+      <w:r>
+        <w:rPr>
+          <w:b w:val="0"/>
+        </w:rPr>
+        <w:t xml:space="preserve">Correct a </w:t>
+      </w:r>
+      <w:r>
+        <w:rPr>
+          <w:b/>
+        </w:rPr>
+        <w:t>trace</w:t>
+      </w:r>
+      <w:r>
+        <w:rPr>
+          <w:b w:val="0"/>
+        </w:rPr>
+        <w:t xml:space="preserve"> from the earliest error. Scores | [-1, 2] | [-1, 2]. ReLU activations | [0, 2] | [-1, 2]. </w:t>
+      </w:r>
+      <w:r>
+        <w:rPr>
+          <w:b/>
+        </w:rPr>
+        <w:t>Output</w:t>
+      </w:r>
+      <w:r>
+        <w:rPr>
+          <w:b w:val="0"/>
+        </w:rPr>
+        <w:t xml:space="preserve"> | -3 | -4</w:t>
+      </w:r>
+    </w:p>
+    <w:p>
+      <w:pPr>
+        <w:spacing w:line="336" w:lineRule="auto" w:after="180"/>
+        <w:shd w:fill="F5F1FB"/>
+      </w:pPr>
+      <w:r>
+        <w:rPr>
+          <w:b w:val="0"/>
+        </w:rPr>
+        <w:t>Read the labels and values. Explain the relationship the model shows.</w:t>
+      </w:r>
+    </w:p>
+    <w:p>
+      <w:pPr>
+        <w:pStyle w:val="Heading3"/>
+      </w:pPr>
+      <w:r>
+        <w:t>04. Change one thing. Trace what follows.</w:t>
+      </w:r>
+    </w:p>
+    <w:p>
+      <w:r>
+        <w:drawing>
+          <wp:inline xmlns:a="http://schemas.openxmlformats.org/drawingml/2006/main" xmlns:pic="http://schemas.openxmlformats.org/drawingml/2006/picture">
+            <wp:extent cx="5486400" cy="3026664"/>
+            <wp:docPr id="5" name="Picture 5" descr="Original case: Outputs are4 and 1 respectively. Changed condition: A submitted x = 0 trace uses h=-1 and y = 5. Expected result: Its first error is retaining the negative value after ReLU; correct h = 0 gives y = 4. Reason: ReLU(-1)=0, so the output must use0, not the earlier preactivation."/>
+            <wp:cNvGraphicFramePr>
+              <a:graphicFrameLocks noChangeAspect="1"/>
+            </wp:cNvGraphicFramePr>
+            <a:graphic>
+              <a:graphicData uri="http://schemas.openxmlformats.org/drawingml/2006/picture">
+                <pic:pic>
+                  <pic:nvPicPr>
+                    <pic:cNvPr id="0" name="academy-story-ai-5-6-04.png"/>
+                    <pic:cNvPicPr/>
+                  </pic:nvPicPr>
+                  <pic:blipFill>
+                    <a:blip r:embed="rId13"/>
+                    <a:stretch>
+                      <a:fillRect/>
+                    </a:stretch>
+                  </pic:blipFill>
+                  <pic:spPr>
+                    <a:xfrm>
+                      <a:off x="0" y="0"/>
+                      <a:ext cx="5486400" cy="3026664"/>
+                    </a:xfrm>
+                    <a:prstGeom prst="rect"/>
+                  </pic:spPr>
+                </pic:pic>
+              </a:graphicData>
+            </a:graphic>
+          </wp:inline>
+        </w:drawing>
+      </w:r>
+    </w:p>
+    <w:p>
+      <w:pPr>
+        <w:spacing w:line="336" w:lineRule="auto" w:after="180"/>
+      </w:pPr>
+      <w:r>
+        <w:rPr>
+          <w:b w:val="0"/>
+        </w:rPr>
+        <w:t xml:space="preserve">Original case: </w:t>
+      </w:r>
+      <w:r>
+        <w:rPr>
+          <w:b/>
+        </w:rPr>
+        <w:t>Output</w:t>
+      </w:r>
+      <w:r>
+        <w:rPr>
+          <w:b w:val="0"/>
+        </w:rPr>
+        <w:t xml:space="preserve">s are4 and 1 respectively. Changed condition: A submitted x = 0 </w:t>
+      </w:r>
+      <w:r>
+        <w:rPr>
+          <w:b/>
+        </w:rPr>
+        <w:t>trace</w:t>
+      </w:r>
+      <w:r>
+        <w:rPr>
+          <w:b w:val="0"/>
+        </w:rPr>
+        <w:t xml:space="preserve"> uses h=-1 and y = 5. Expected result: Its first error is retaining the negative value after ReLU; correct h = 0 gives y = 4.</w:t>
+      </w:r>
+    </w:p>
+    <w:p>
+      <w:pPr>
+        <w:spacing w:line="336" w:lineRule="auto" w:after="180"/>
+      </w:pPr>
+      <w:r>
+        <w:rPr>
+          <w:b w:val="0"/>
+        </w:rPr>
+        <w:t xml:space="preserve">Reason: ReLU(-1)=0, so the </w:t>
+      </w:r>
+      <w:r>
+        <w:rPr>
+          <w:b/>
+        </w:rPr>
+        <w:t>output</w:t>
+      </w:r>
+      <w:r>
+        <w:rPr>
+          <w:b w:val="0"/>
+        </w:rPr>
+        <w:t xml:space="preserve"> must use0, not the earlier </w:t>
+      </w:r>
+      <w:r>
+        <w:rPr>
+          <w:b/>
+        </w:rPr>
+        <w:t>preactivation</w:t>
+      </w:r>
+      <w:r>
+        <w:rPr>
+          <w:b w:val="0"/>
+        </w:rPr>
+        <w:t>.</w:t>
+      </w:r>
+    </w:p>
+    <w:p>
+      <w:pPr>
+        <w:spacing w:line="336" w:lineRule="auto" w:after="180"/>
+        <w:shd w:fill="F5F1FB"/>
+      </w:pPr>
+      <w:r>
+        <w:rPr>
+          <w:b w:val="0"/>
+        </w:rPr>
+        <w:t>Predict before checking the worked changed-case result. Name what changed and what the supplied facts allow you to conclude.</w:t>
+      </w:r>
+    </w:p>
+    <w:p>
+      <w:pPr>
+        <w:pStyle w:val="Heading3"/>
+      </w:pPr>
+      <w:r>
+        <w:t>05. Connect the explanation to its limit</w:t>
+      </w:r>
+    </w:p>
+    <w:p>
+      <w:r>
+        <w:drawing>
+          <wp:inline xmlns:a="http://schemas.openxmlformats.org/drawingml/2006/main" xmlns:pic="http://schemas.openxmlformats.org/drawingml/2006/picture">
+            <wp:extent cx="5486400" cy="2834640"/>
+            <wp:docPr id="6" name="Picture 6" descr="A forward pass applies a fixed network to an input; it does not update weights. Keep the preactivation z, activated value h and final output y in separate trace columns. For zero, ReLU changes minus one to zero. Using the earlier minus one in the output layer is the first error, even if later arithmetic follows that mistaken value correctly. Limit: A correct forward trace verifies this declared computation; it does not show that the parameter choices solve a useful task."/>
+            <wp:cNvGraphicFramePr>
+              <a:graphicFrameLocks noChangeAspect="1"/>
+            </wp:cNvGraphicFramePr>
+            <a:graphic>
+              <a:graphicData uri="http://schemas.openxmlformats.org/drawingml/2006/picture">
+                <pic:pic>
+                  <pic:nvPicPr>
+                    <pic:cNvPr id="0" name="academy-story-ai-5-6-05.png"/>
+                    <pic:cNvPicPr/>
+                  </pic:nvPicPr>
+                  <pic:blipFill>
+                    <a:blip r:embed="rId14"/>
+                    <a:stretch>
+                      <a:fillRect/>
+                    </a:stretch>
+                  </pic:blipFill>
+                  <pic:spPr>
+                    <a:xfrm>
+                      <a:off x="0" y="0"/>
+                      <a:ext cx="5486400" cy="2834640"/>
+                    </a:xfrm>
+                    <a:prstGeom prst="rect"/>
+                  </pic:spPr>
+                </pic:pic>
+              </a:graphicData>
+            </a:graphic>
+          </wp:inline>
+        </w:drawing>
+      </w:r>
+    </w:p>
+    <w:p>
+      <w:pPr>
+        <w:spacing w:line="336" w:lineRule="auto" w:after="180"/>
+      </w:pPr>
+      <w:r>
+        <w:rPr>
+          <w:b w:val="0"/>
+        </w:rPr>
+        <w:t xml:space="preserve">A forward pass applies a fixed network to an </w:t>
+      </w:r>
+      <w:r>
+        <w:rPr>
+          <w:b/>
+        </w:rPr>
+        <w:t>input</w:t>
+      </w:r>
+      <w:r>
+        <w:rPr>
+          <w:b w:val="0"/>
+        </w:rPr>
+        <w:t xml:space="preserve">; it does not update weights. Keep the </w:t>
+      </w:r>
+      <w:r>
+        <w:rPr>
+          <w:b/>
+        </w:rPr>
+        <w:t>preactivation</w:t>
+      </w:r>
+      <w:r>
+        <w:rPr>
+          <w:b w:val="0"/>
+        </w:rPr>
+        <w:t xml:space="preserve"> z, activated value h and final </w:t>
+      </w:r>
+      <w:r>
+        <w:rPr>
+          <w:b/>
+        </w:rPr>
+        <w:t>output</w:t>
+      </w:r>
+      <w:r>
+        <w:rPr>
+          <w:b w:val="0"/>
+        </w:rPr>
+        <w:t xml:space="preserve"> y in separate </w:t>
+      </w:r>
+      <w:r>
+        <w:rPr>
+          <w:b/>
+        </w:rPr>
+        <w:t>trace</w:t>
+      </w:r>
+      <w:r>
+        <w:rPr>
+          <w:b w:val="0"/>
+        </w:rPr>
+        <w:t xml:space="preserve"> columns. For zero, ReLU changes minus one to zero.</w:t>
+      </w:r>
+    </w:p>
+    <w:p>
+      <w:pPr>
+        <w:spacing w:line="336" w:lineRule="auto" w:after="180"/>
+      </w:pPr>
+      <w:r>
+        <w:rPr>
+          <w:b w:val="0"/>
+        </w:rPr>
+        <w:t xml:space="preserve">Using the earlier minus one in the </w:t>
+      </w:r>
+      <w:r>
+        <w:rPr>
+          <w:b/>
+        </w:rPr>
+        <w:t>output</w:t>
+      </w:r>
+      <w:r>
+        <w:rPr>
+          <w:b w:val="0"/>
+        </w:rPr>
+        <w:t xml:space="preserve"> layer is the first error, even if later arithmetic follows that mistaken value correctly.</w:t>
+      </w:r>
+    </w:p>
+    <w:p>
+      <w:pPr>
+        <w:spacing w:line="336" w:lineRule="auto" w:after="180"/>
+      </w:pPr>
+      <w:r>
+        <w:rPr>
+          <w:b w:val="0"/>
+        </w:rPr>
+        <w:t xml:space="preserve">Limit: A correct forward </w:t>
+      </w:r>
+      <w:r>
+        <w:rPr>
+          <w:b/>
+        </w:rPr>
+        <w:t>trace</w:t>
+      </w:r>
+      <w:r>
+        <w:rPr>
+          <w:b w:val="0"/>
+        </w:rPr>
+        <w:t xml:space="preserve"> verifies this declared computation; it does not show that the parameter choices solve a useful task.</w:t>
+      </w:r>
+    </w:p>
+    <w:p>
+      <w:pPr>
+        <w:spacing w:line="336" w:lineRule="auto" w:after="180"/>
+        <w:shd w:fill="F5F1FB"/>
+      </w:pPr>
+      <w:r>
+        <w:rPr>
+          <w:b w:val="0"/>
+        </w:rPr>
+        <w:t>Explain the case, then point to a limit on the claim.</w:t>
+      </w:r>
+    </w:p>
+    <w:p>
+      <w:pPr>
+        <w:pStyle w:val="Heading3"/>
+      </w:pPr>
+      <w:r>
+        <w:t>06. Make the idea visible in your project</w:t>
+      </w:r>
+    </w:p>
+    <w:p>
+      <w:r>
+        <w:drawing>
+          <wp:inline xmlns:a="http://schemas.openxmlformats.org/drawingml/2006/main" xmlns:pic="http://schemas.openxmlformats.org/drawingml/2006/picture">
+            <wp:extent cx="5486400" cy="3681984"/>
+            <wp:docPr id="7" name="Picture 7" descr="For your Image-pattern Network Investigation, save the input, procedure, observed result and limitation of this check. Label this worked example as practice; use a different, previously unreviewed case when checking independent understanding. Draw your input, deciding step, result and limit. Supported question: Why should feedback identify h before correcting only y? Point to the relevant step in the picture, then write the changed result and the rule or evidence that supports it."/>
+            <wp:cNvGraphicFramePr>
+              <a:graphicFrameLocks noChangeAspect="1"/>
+            </wp:cNvGraphicFramePr>
+            <a:graphic>
+              <a:graphicData uri="http://schemas.openxmlformats.org/drawingml/2006/picture">
+                <pic:pic>
+                  <pic:nvPicPr>
+                    <pic:cNvPr id="0" name="academy-story-ai-5-6-06.png"/>
+                    <pic:cNvPicPr/>
+                  </pic:nvPicPr>
+                  <pic:blipFill>
+                    <a:blip r:embed="rId15"/>
+                    <a:stretch>
+                      <a:fillRect/>
+                    </a:stretch>
+                  </pic:blipFill>
+                  <pic:spPr>
+                    <a:xfrm>
+                      <a:off x="0" y="0"/>
+                      <a:ext cx="5486400" cy="3681984"/>
+                    </a:xfrm>
+                    <a:prstGeom prst="rect"/>
+                  </pic:spPr>
+                </pic:pic>
+              </a:graphicData>
+            </a:graphic>
+          </wp:inline>
+        </w:drawing>
+      </w:r>
+    </w:p>
+    <w:p>
+      <w:pPr>
+        <w:spacing w:line="336" w:lineRule="auto" w:after="180"/>
+      </w:pPr>
+      <w:r>
+        <w:rPr>
+          <w:b w:val="0"/>
+        </w:rPr>
+        <w:t xml:space="preserve">For your Image-pattern Network Investigation, save the </w:t>
+      </w:r>
+      <w:r>
+        <w:rPr>
+          <w:b/>
+        </w:rPr>
+        <w:t>input</w:t>
+      </w:r>
+      <w:r>
+        <w:rPr>
+          <w:b w:val="0"/>
+        </w:rPr>
+        <w:t>, procedure, observed result and limitation of this check.</w:t>
+      </w:r>
+    </w:p>
+    <w:p>
+      <w:pPr>
+        <w:spacing w:line="336" w:lineRule="auto" w:after="180"/>
+      </w:pPr>
+      <w:r>
+        <w:rPr>
+          <w:b w:val="0"/>
+        </w:rPr>
+        <w:t xml:space="preserve">Label this worked example as practice; use a different, previously unreviewed case when checking independent understanding. Draw your </w:t>
+      </w:r>
+      <w:r>
+        <w:rPr>
+          <w:b/>
+        </w:rPr>
+        <w:t>input</w:t>
+      </w:r>
+      <w:r>
+        <w:rPr>
+          <w:b w:val="0"/>
+        </w:rPr>
+        <w:t>, deciding step, result and limit.</w:t>
+      </w:r>
+    </w:p>
+    <w:p>
+      <w:pPr>
+        <w:spacing w:line="336" w:lineRule="auto" w:after="180"/>
+      </w:pPr>
+      <w:r>
+        <w:rPr>
+          <w:b w:val="0"/>
+        </w:rPr>
+        <w:t xml:space="preserve">Supported question: Why should feedback identify h before correcting only y? Point to the relevant step in the picture, then write the changed result and the rule or </w:t>
+      </w:r>
+      <w:r>
+        <w:rPr>
+          <w:b/>
+        </w:rPr>
+        <w:t>evidence</w:t>
+      </w:r>
+      <w:r>
+        <w:rPr>
+          <w:b w:val="0"/>
+        </w:rPr>
+        <w:t xml:space="preserve"> that supports it.</w:t>
+      </w:r>
+    </w:p>
+    <w:p>
+      <w:pPr>
+        <w:spacing w:line="336" w:lineRule="auto" w:after="180"/>
+        <w:shd w:fill="F5F1FB"/>
+      </w:pPr>
+      <w:r>
+        <w:rPr>
+          <w:b w:val="0"/>
+        </w:rPr>
+        <w:t xml:space="preserve">Draw your project </w:t>
+      </w:r>
+      <w:r>
+        <w:rPr>
+          <w:b/>
+        </w:rPr>
+        <w:t>trace</w:t>
+      </w:r>
+      <w:r>
+        <w:rPr>
+          <w:b w:val="0"/>
+        </w:rPr>
+        <w:t xml:space="preserve"> and justify the deciding step using </w:t>
+      </w:r>
+      <w:r>
+        <w:rPr>
+          <w:b/>
+        </w:rPr>
+        <w:t>evidence</w:t>
+      </w:r>
+      <w:r>
+        <w:rPr>
+          <w:b w:val="0"/>
+        </w:rPr>
+        <w:t>.</w:t>
       </w:r>
     </w:p>
     <w:sectPr>

--- a/downloads/student/ai-5-week-06.docx
+++ b/downloads/student/ai-5-week-06.docx
@@ -1061,7 +1061,7 @@
         <w:rPr>
           <w:b w:val="0"/>
         </w:rPr>
-        <w:t xml:space="preserve"> must use0, not the earlier </w:t>
+        <w:t xml:space="preserve"> must use 0, not the earlier </w:t>
       </w:r>
       <w:r>
         <w:rPr>
@@ -1548,7 +1548,7 @@
         <w:drawing>
           <wp:inline xmlns:a="http://schemas.openxmlformats.org/drawingml/2006/main" xmlns:pic="http://schemas.openxmlformats.org/drawingml/2006/picture">
             <wp:extent cx="5486400" cy="5145314"/>
-            <wp:docPr id="1" name="Picture 1" descr="Forward passes by hand. Preactivation: At x=0, z=-1; at x=2, z=3.. Activation: At x=0, h=0; at x=2, h=3.. Output: Outputs are4 and 1 respectively."/>
+            <wp:docPr id="1" name="Picture 1" descr="Forward passes by hand. Preactivation: At x=0, z=-1; at x=2, z=3.. Activation: At x=0, h=0; at x=2, h=3.. Output: Outputs are 4 and 1 respectively."/>
             <wp:cNvGraphicFramePr>
               <a:graphicFrameLocks noChangeAspect="1"/>
             </wp:cNvGraphicFramePr>
@@ -1683,7 +1683,7 @@
           </w:tcPr>
           <w:p>
             <w:r>
-              <w:t>Outputs are4 and 1 respectively.</w:t>
+              <w:t>Outputs are 4 and 1 respectively.</w:t>
             </w:r>
           </w:p>
         </w:tc>
@@ -4019,7 +4019,7 @@
         <w:rPr>
           <w:b w:val="0"/>
         </w:rPr>
-        <w:t>s are4 and 1 respectively.</w:t>
+        <w:t>s are 4 and 1 respectively.</w:t>
       </w:r>
     </w:p>
     <w:p>
@@ -4164,7 +4164,7 @@
         <w:rPr>
           <w:b w:val="0"/>
         </w:rPr>
-        <w:t xml:space="preserve">s are4 and 1 respectively. A forward pass applies a fixed network to an </w:t>
+        <w:t xml:space="preserve">s are 4 and 1 respectively. A forward pass applies a fixed network to an </w:t>
       </w:r>
       <w:r>
         <w:rPr>
@@ -4445,7 +4445,7 @@
         <w:rPr>
           <w:b w:val="0"/>
         </w:rPr>
-        <w:t xml:space="preserve"> must use0, not the earlier </w:t>
+        <w:t xml:space="preserve"> must use 0, not the earlier </w:t>
       </w:r>
       <w:r>
         <w:rPr>
@@ -4820,7 +4820,7 @@
         <w:drawing>
           <wp:inline xmlns:a="http://schemas.openxmlformats.org/drawingml/2006/main" xmlns:pic="http://schemas.openxmlformats.org/drawingml/2006/picture">
             <wp:extent cx="5486400" cy="3182112"/>
-            <wp:docPr id="3" name="Picture 3" descr="Preactivation: At x=0, z=-1; at x=2, z=3. → Activation: At x=0, h=0; at x=2, h=3. → Output: Outputs are4 and 1 respectively."/>
+            <wp:docPr id="3" name="Picture 3" descr="Preactivation: At x=0, z=-1; at x=2, z=3. → Activation: At x=0, h=0; at x=2, h=3. → Output: Outputs are 4 and 1 respectively."/>
             <wp:cNvGraphicFramePr>
               <a:graphicFrameLocks noChangeAspect="1"/>
             </wp:cNvGraphicFramePr>
@@ -4889,7 +4889,7 @@
         <w:rPr>
           <w:b w:val="0"/>
         </w:rPr>
-        <w:t>s are4 and 1 respectively.</w:t>
+        <w:t>s are 4 and 1 respectively.</w:t>
       </w:r>
     </w:p>
     <w:p>
@@ -5020,7 +5020,7 @@
         <w:drawing>
           <wp:inline xmlns:a="http://schemas.openxmlformats.org/drawingml/2006/main" xmlns:pic="http://schemas.openxmlformats.org/drawingml/2006/picture">
             <wp:extent cx="5486400" cy="3026664"/>
-            <wp:docPr id="5" name="Picture 5" descr="Original case: Outputs are4 and 1 respectively. Changed condition: A submitted x = 0 trace uses h=-1 and y = 5. Expected result: Its first error is retaining the negative value after ReLU; correct h = 0 gives y = 4. Reason: ReLU(-1)=0, so the output must use0, not the earlier preactivation."/>
+            <wp:docPr id="5" name="Picture 5" descr="Original case: Outputs are 4 and 1 respectively. Changed condition: A submitted x = 0 trace uses h=-1 and y = 5. Expected result: Its first error is retaining the negative value after ReLU; correct h = 0 gives y = 4. Reason: ReLU(-1)=0, so the output must use 0, not the earlier preactivation."/>
             <wp:cNvGraphicFramePr>
               <a:graphicFrameLocks noChangeAspect="1"/>
             </wp:cNvGraphicFramePr>
@@ -5071,7 +5071,7 @@
         <w:rPr>
           <w:b w:val="0"/>
         </w:rPr>
-        <w:t xml:space="preserve">s are4 and 1 respectively. Changed condition: A submitted x = 0 </w:t>
+        <w:t xml:space="preserve">s are 4 and 1 respectively. Changed condition: A submitted x = 0 </w:t>
       </w:r>
       <w:r>
         <w:rPr>
@@ -5106,7 +5106,7 @@
         <w:rPr>
           <w:b w:val="0"/>
         </w:rPr>
-        <w:t xml:space="preserve"> must use0, not the earlier </w:t>
+        <w:t xml:space="preserve"> must use 0, not the earlier </w:t>
       </w:r>
       <w:r>
         <w:rPr>

--- a/downloads/student/ai-5-week-06.docx
+++ b/downloads/student/ai-5-week-06.docx
@@ -25,12 +25,17 @@
         <w:pStyle w:val="Heading1"/>
       </w:pPr>
       <w:r>
-        <w:t>Before you start</w:t>
-      </w:r>
-    </w:p>
-    <w:p>
-      <w:r>
-        <w:t>In Week 5, what does the output layer receive?</w:t>
+        <w:t>Compute in order. Find the first error. Retest the repair.</w:t>
+      </w:r>
+    </w:p>
+    <w:p>
+      <w:r>
+        <w:t>Audit complete forward traces using independent expectations and revealing regression cases.</w:t>
+      </w:r>
+    </w:p>
+    <w:p>
+      <w:r>
+        <w:t>Five-row trace → scalar first-error picture → four submitted-trace clinic → zero/order probes → independent different network.</w:t>
       </w:r>
     </w:p>
     <w:p>
@@ -38,20 +43,20 @@
         <w:pStyle w:val="Heading1"/>
       </w:pPr>
       <w:r>
-        <w:t>01. Your mission</w:t>
-      </w:r>
-    </w:p>
-    <w:p>
-      <w:r>
-        <w:t>Start with the target: Record scores and activations in dependency order. Try the recall before opening notes.</w:t>
-      </w:r>
-    </w:p>
-    <w:p>
-      <w:pPr>
-        <w:pStyle w:val="Heading3"/>
-      </w:pPr>
-      <w:r>
-        <w:t>Your learning target</w:t>
+        <w:t>01. Where is the first value that stops following the rule?</w:t>
+      </w:r>
+    </w:p>
+    <w:p>
+      <w:r>
+        <w:t>Debug in dependency order rather than patching only the final answer.</w:t>
+      </w:r>
+    </w:p>
+    <w:p>
+      <w:pPr>
+        <w:pStyle w:val="Heading2"/>
+      </w:pPr>
+      <w:r>
+        <w:t>Learning goals</w:t>
       </w:r>
     </w:p>
     <w:p>
@@ -137,10 +142,10 @@
     </w:p>
     <w:p>
       <w:pPr>
-        <w:pStyle w:val="Heading3"/>
-      </w:pPr>
-      <w:r>
-        <w:t>Remember before reading</w:t>
+        <w:pStyle w:val="Heading2"/>
+      </w:pPr>
+      <w:r>
+        <w:t>Recall the earlier information path</w:t>
       </w:r>
     </w:p>
     <w:p>
@@ -201,6 +206,100 @@
     </w:p>
     <w:p>
       <w:pPr>
+        <w:pStyle w:val="Heading2"/>
+      </w:pPr>
+      <w:r>
+        <w:t>Prerequisite and starting response</w:t>
+      </w:r>
+    </w:p>
+    <w:p>
+      <w:pPr>
+        <w:pStyle w:val="ListBullet"/>
+      </w:pPr>
+      <w:r>
+        <w:t>In Week 5, what does the output layer receive?</w:t>
+      </w:r>
+    </w:p>
+    <w:p>
+      <w:pPr>
+        <w:pStyle w:val="Heading3"/>
+      </w:pPr>
+      <w:r>
+        <w:t>My starting explanation</w:t>
+      </w:r>
+    </w:p>
+    <w:p>
+      <w:r>
+        <w:t>________________________________________________________________</w:t>
+      </w:r>
+    </w:p>
+    <w:p>
+      <w:r>
+        <w:t>________________________________________________________________</w:t>
+      </w:r>
+    </w:p>
+    <w:p>
+      <w:r>
+        <w:t>________________________________________________________________</w:t>
+      </w:r>
+    </w:p>
+    <w:p>
+      <w:pPr>
+        <w:pStyle w:val="Heading2"/>
+      </w:pPr>
+      <w:r>
+        <w:t>End goal</w:t>
+      </w:r>
+    </w:p>
+    <w:p>
+      <w:pPr>
+        <w:spacing w:line="336" w:lineRule="auto" w:after="180"/>
+      </w:pPr>
+      <w:r>
+        <w:rPr>
+          <w:b w:val="0"/>
+        </w:rPr>
+        <w:t xml:space="preserve">By the end, I can explain forward passes by hand using a </w:t>
+      </w:r>
+      <w:r>
+        <w:rPr>
+          <w:b/>
+        </w:rPr>
+        <w:t>trace</w:t>
+      </w:r>
+      <w:r>
+        <w:rPr>
+          <w:b w:val="0"/>
+        </w:rPr>
+        <w:t>d example and a stated limitation.</w:t>
+      </w:r>
+    </w:p>
+    <w:p>
+      <w:pPr>
+        <w:pStyle w:val="Heading2"/>
+      </w:pPr>
+      <w:r>
+        <w:t>Earlier wording, alternatives and picture transcripts · reference / check after trying</w:t>
+      </w:r>
+    </w:p>
+    <w:p>
+      <w:pPr>
+        <w:pStyle w:val="Heading3"/>
+      </w:pPr>
+      <w:r>
+        <w:t>Your learning target</w:t>
+      </w:r>
+    </w:p>
+    <w:p>
+      <w:pPr>
+        <w:pStyle w:val="Heading3"/>
+      </w:pPr>
+      <w:r>
+        <w:t>Remember before reading</w:t>
+      </w:r>
+    </w:p>
+    <w:p>
+      <w:pPr>
         <w:spacing w:line="336" w:lineRule="auto" w:after="180"/>
       </w:pPr>
       <w:r>
@@ -295,14 +394,54 @@
     </w:p>
     <w:p>
       <w:pPr>
+        <w:pStyle w:val="Heading3"/>
+      </w:pPr>
+      <w:r>
+        <w:t>This week’s end goal</w:t>
+      </w:r>
+    </w:p>
+    <w:p>
+      <w:pPr>
+        <w:pStyle w:val="Heading1"/>
+      </w:pPr>
+      <w:r>
+        <w:t>02. Fix the network and vary the input</w:t>
+      </w:r>
+    </w:p>
+    <w:p>
+      <w:r>
+        <w:t>A trace names preactivation,activation,output contributions and bias separately.</w:t>
+      </w:r>
+    </w:p>
+    <w:p>
+      <w:pPr>
+        <w:pStyle w:val="Heading2"/>
+      </w:pPr>
+      <w:r>
+        <w:t>Complete network and dependency order</w:t>
+      </w:r>
+    </w:p>
+    <w:p>
+      <w:pPr>
         <w:spacing w:line="336" w:lineRule="auto" w:after="180"/>
-        <w:shd w:fill="F5F1FB"/>
       </w:pPr>
       <w:r>
         <w:rPr>
           <w:b w:val="0"/>
         </w:rPr>
-        <w:t xml:space="preserve">In Week 5, what does the </w:t>
+        <w:t>Use a new one-</w:t>
+      </w:r>
+      <w:r>
+        <w:rPr>
+          <w:b/>
+        </w:rPr>
+        <w:t>input</w:t>
+      </w:r>
+      <w:r>
+        <w:rPr>
+          <w:b w:val="0"/>
+        </w:rPr>
+        <w:t xml:space="preserve"> network with two hidden units. Its scores are z1 = 2x - 1 and z2 = -x + 2. Apply ReLU to obtain h1 and h2. The </w:t>
       </w:r>
       <w:r>
         <w:rPr>
@@ -314,49 +453,88 @@
         <w:rPr>
           <w:b w:val="0"/>
         </w:rPr>
-        <w:t xml:space="preserve"> layer receive?</w:t>
-      </w:r>
-    </w:p>
-    <w:p>
-      <w:pPr>
-        <w:pStyle w:val="Heading3"/>
-      </w:pPr>
-      <w:r>
-        <w:t>My starting explanation</w:t>
-      </w:r>
-    </w:p>
-    <w:p>
-      <w:r>
-        <w:t>________________________________________________________________</w:t>
-      </w:r>
-    </w:p>
-    <w:p>
-      <w:r>
-        <w:t>________________________________________________________________</w:t>
-      </w:r>
-    </w:p>
-    <w:p>
-      <w:r>
-        <w:t>________________________________________________________________</w:t>
-      </w:r>
-    </w:p>
-    <w:p>
-      <w:pPr>
-        <w:pStyle w:val="Heading3"/>
-      </w:pPr>
-      <w:r>
-        <w:t>This week’s end goal</w:t>
-      </w:r>
-    </w:p>
-    <w:p>
-      <w:pPr>
-        <w:spacing w:line="336" w:lineRule="auto" w:after="180"/>
-      </w:pPr>
+        <w:t xml:space="preserve"> is y = h1 - 2h2 + 1. Parameters stay fixed while the </w:t>
+      </w:r>
+      <w:r>
+        <w:rPr>
+          <w:b/>
+        </w:rPr>
+        <w:t>input</w:t>
+      </w:r>
       <w:r>
         <w:rPr>
           <w:b w:val="0"/>
         </w:rPr>
-        <w:t xml:space="preserve">By the end, I can explain forward passes by hand using a </w:t>
+        <w:t xml:space="preserve"> changes.</w:t>
+      </w:r>
+    </w:p>
+    <w:p>
+      <w:pPr>
+        <w:spacing w:line="336" w:lineRule="auto" w:after="180"/>
+      </w:pPr>
+      <w:r>
+        <w:rPr>
+          <w:b w:val="0"/>
+        </w:rPr>
+        <w:t xml:space="preserve">The </w:t>
+      </w:r>
+      <w:r>
+        <w:rPr>
+          <w:b/>
+        </w:rPr>
+        <w:t>input</w:t>
+      </w:r>
+      <w:r>
+        <w:rPr>
+          <w:b w:val="0"/>
+        </w:rPr>
+        <w:t xml:space="preserve"> x is an abstract number; these are arithmetic examples, not measurements of children.</w:t>
+      </w:r>
+    </w:p>
+    <w:p>
+      <w:pPr>
+        <w:spacing w:line="336" w:lineRule="auto" w:after="180"/>
+      </w:pPr>
+      <w:r>
+        <w:rPr>
+          <w:b w:val="0"/>
+        </w:rPr>
+        <w:t xml:space="preserve">A forward pass evaluates this network in </w:t>
+      </w:r>
+      <w:r>
+        <w:rPr>
+          <w:b/>
+        </w:rPr>
+        <w:t>dependency</w:t>
+      </w:r>
+      <w:r>
+        <w:rPr>
+          <w:b w:val="0"/>
+        </w:rPr>
+        <w:t xml:space="preserve"> order. Compute both scores from x, then both activations, then the </w:t>
+      </w:r>
+      <w:r>
+        <w:rPr>
+          <w:b/>
+        </w:rPr>
+        <w:t>output</w:t>
+      </w:r>
+      <w:r>
+        <w:rPr>
+          <w:b w:val="0"/>
+        </w:rPr>
+        <w:t xml:space="preserve"> contributions h1 and -2h2, and finally add bias 1.</w:t>
+      </w:r>
+    </w:p>
+    <w:p>
+      <w:pPr>
+        <w:spacing w:line="336" w:lineRule="auto" w:after="180"/>
+      </w:pPr>
+      <w:r>
+        <w:rPr>
+          <w:b w:val="0"/>
+        </w:rPr>
+        <w:t xml:space="preserve">A </w:t>
       </w:r>
       <w:r>
         <w:rPr>
@@ -368,148 +546,15 @@
         <w:rPr>
           <w:b w:val="0"/>
         </w:rPr>
-        <w:t>d example and a stated limitation.</w:t>
-      </w:r>
-    </w:p>
-    <w:p>
-      <w:pPr>
-        <w:pStyle w:val="Heading1"/>
-      </w:pPr>
-      <w:r>
-        <w:t>02. Notice the evidence</w:t>
-      </w:r>
-    </w:p>
-    <w:p>
-      <w:r>
-        <w:t>Investigate the supplied Forward passes by hand case. Separate observations, given facts and assumptions before choosing an explanation.</w:t>
-      </w:r>
-    </w:p>
-    <w:p>
-      <w:pPr>
-        <w:spacing w:line="336" w:lineRule="auto" w:after="180"/>
-      </w:pPr>
-      <w:r>
-        <w:rPr>
-          <w:b w:val="0"/>
-        </w:rPr>
-        <w:t>Use a new one-</w:t>
-      </w:r>
-      <w:r>
-        <w:rPr>
-          <w:b/>
-        </w:rPr>
-        <w:t>input</w:t>
-      </w:r>
-      <w:r>
-        <w:rPr>
-          <w:b w:val="0"/>
-        </w:rPr>
-        <w:t xml:space="preserve"> network with two hidden units. Its scores are z1 = 2x - 1 and z2 = -x + 2. Apply ReLU to obtain h1 and h2. The </w:t>
-      </w:r>
-      <w:r>
-        <w:rPr>
-          <w:b/>
-        </w:rPr>
-        <w:t>output</w:t>
-      </w:r>
-      <w:r>
-        <w:rPr>
-          <w:b w:val="0"/>
-        </w:rPr>
-        <w:t xml:space="preserve"> is y = h1 - 2h2 + 1. Parameters stay fixed while the </w:t>
-      </w:r>
-      <w:r>
-        <w:rPr>
-          <w:b/>
-        </w:rPr>
-        <w:t>input</w:t>
-      </w:r>
-      <w:r>
-        <w:rPr>
-          <w:b w:val="0"/>
-        </w:rPr>
-        <w:t xml:space="preserve"> changes.</w:t>
-      </w:r>
-    </w:p>
-    <w:p>
-      <w:pPr>
-        <w:spacing w:line="336" w:lineRule="auto" w:after="180"/>
-      </w:pPr>
-      <w:r>
-        <w:rPr>
-          <w:b w:val="0"/>
-        </w:rPr>
-        <w:t xml:space="preserve">The </w:t>
-      </w:r>
-      <w:r>
-        <w:rPr>
-          <w:b/>
-        </w:rPr>
-        <w:t>input</w:t>
-      </w:r>
-      <w:r>
-        <w:rPr>
-          <w:b w:val="0"/>
-        </w:rPr>
-        <w:t xml:space="preserve"> x is an abstract number; these are arithmetic examples, not measurements of children.</w:t>
-      </w:r>
-    </w:p>
-    <w:p>
-      <w:pPr>
-        <w:spacing w:line="336" w:lineRule="auto" w:after="180"/>
-      </w:pPr>
-      <w:r>
-        <w:rPr>
-          <w:b w:val="0"/>
-        </w:rPr>
-        <w:t xml:space="preserve">A forward pass evaluates this network in </w:t>
-      </w:r>
-      <w:r>
-        <w:rPr>
-          <w:b/>
-        </w:rPr>
-        <w:t>dependency</w:t>
-      </w:r>
-      <w:r>
-        <w:rPr>
-          <w:b w:val="0"/>
-        </w:rPr>
-        <w:t xml:space="preserve"> order. Compute both scores from x, then both activations, then the </w:t>
-      </w:r>
-      <w:r>
-        <w:rPr>
-          <w:b/>
-        </w:rPr>
-        <w:t>output</w:t>
-      </w:r>
-      <w:r>
-        <w:rPr>
-          <w:b w:val="0"/>
-        </w:rPr>
-        <w:t xml:space="preserve"> contributions h1 and -2h2, and finally add bias 1.</w:t>
-      </w:r>
-    </w:p>
-    <w:p>
-      <w:pPr>
-        <w:spacing w:line="336" w:lineRule="auto" w:after="180"/>
-      </w:pPr>
-      <w:r>
-        <w:rPr>
-          <w:b w:val="0"/>
-        </w:rPr>
-        <w:t xml:space="preserve">A </w:t>
-      </w:r>
-      <w:r>
-        <w:rPr>
-          <w:b/>
-        </w:rPr>
-        <w:t>trace</w:t>
-      </w:r>
-      <w:r>
-        <w:rPr>
-          <w:b w:val="0"/>
-        </w:rPr>
         <w:t xml:space="preserve"> table makes an omitted bias or a sign error easier to locate than a final answer alone.</w:t>
+      </w:r>
+    </w:p>
+    <w:p>
+      <w:pPr>
+        <w:pStyle w:val="Heading2"/>
+      </w:pPr>
+      <w:r>
+        <w:t>Three complete starting traces</w:t>
       </w:r>
     </w:p>
     <w:tbl>
@@ -698,6 +743,14 @@
     </w:tbl>
     <w:p>
       <w:pPr>
+        <w:pStyle w:val="Heading2"/>
+      </w:pPr>
+      <w:r>
+        <w:t>Zero output and the optional class rule</w:t>
+      </w:r>
+    </w:p>
+    <w:p>
+      <w:pPr>
         <w:spacing w:line="336" w:lineRule="auto" w:after="180"/>
       </w:pPr>
       <w:r>
@@ -733,6 +786,14 @@
     </w:p>
     <w:p>
       <w:pPr>
+        <w:pStyle w:val="Heading2"/>
+      </w:pPr>
+      <w:r>
+        <w:t>Name supplied and missing facts</w:t>
+      </w:r>
+    </w:p>
+    <w:p>
+      <w:pPr>
         <w:pStyle w:val="Heading3"/>
       </w:pPr>
       <w:r>
@@ -759,12 +820,20 @@
         <w:pStyle w:val="Heading1"/>
       </w:pPr>
       <w:r>
-        <w:t>03. See how it works</w:t>
-      </w:r>
-    </w:p>
-    <w:p>
-      <w:r>
-        <w:t>Follow the mechanism for Forward passes by hand. Connect each labelled input, deciding step and result.</w:t>
+        <w:t>03. Check every stage against an independent calculation</w:t>
+      </w:r>
+    </w:p>
+    <w:p>
+      <w:r>
+        <w:t>Repeated output is repeatable behavior;expected intermediate values check the declared computation.</w:t>
+      </w:r>
+    </w:p>
+    <w:p>
+      <w:pPr>
+        <w:pStyle w:val="Heading2"/>
+      </w:pPr>
+      <w:r>
+        <w:t>Complete worked input and five-row trace</w:t>
       </w:r>
     </w:p>
     <w:p>
@@ -800,6 +869,465 @@
           <w:b w:val="0"/>
         </w:rPr>
         <w:t xml:space="preserve"> layer uses identity.</w:t>
+      </w:r>
+    </w:p>
+    <w:tbl>
+      <w:tblPr>
+        <w:tblStyle w:val="LightShading-Accent1"/>
+        <w:tblW w:type="auto" w:w="0"/>
+        <w:tblLook w:firstColumn="1" w:firstRow="1" w:lastColumn="0" w:lastRow="0" w:noHBand="0" w:noVBand="1" w:val="04A0"/>
+      </w:tblPr>
+      <w:tblGrid>
+        <w:gridCol w:w="1461"/>
+        <w:gridCol w:w="1461"/>
+        <w:gridCol w:w="1461"/>
+        <w:gridCol w:w="1461"/>
+        <w:gridCol w:w="1461"/>
+        <w:gridCol w:w="1461"/>
+        <w:gridCol w:w="1461"/>
+      </w:tblGrid>
+      <w:tr>
+        <w:trPr>
+          <w:tblHeader/>
+        </w:trPr>
+        <w:tc>
+          <w:tcPr>
+            <w:tcW w:type="dxa" w:w="1461"/>
+          </w:tcPr>
+          <w:p>
+            <w:r>
+              <w:t>Main x</w:t>
+            </w:r>
+          </w:p>
+        </w:tc>
+        <w:tc>
+          <w:tcPr>
+            <w:tcW w:type="dxa" w:w="1461"/>
+          </w:tcPr>
+          <w:p>
+            <w:r>
+              <w:t>z1=2x−1</w:t>
+            </w:r>
+          </w:p>
+        </w:tc>
+        <w:tc>
+          <w:tcPr>
+            <w:tcW w:type="dxa" w:w="1461"/>
+          </w:tcPr>
+          <w:p>
+            <w:r>
+              <w:t>z2=−x+2</w:t>
+            </w:r>
+          </w:p>
+        </w:tc>
+        <w:tc>
+          <w:tcPr>
+            <w:tcW w:type="dxa" w:w="1461"/>
+          </w:tcPr>
+          <w:p>
+            <w:r>
+              <w:t>h1=ReLU(z1)</w:t>
+            </w:r>
+          </w:p>
+        </w:tc>
+        <w:tc>
+          <w:tcPr>
+            <w:tcW w:type="dxa" w:w="1461"/>
+          </w:tcPr>
+          <w:p>
+            <w:r>
+              <w:t>h2=ReLU(z2)</w:t>
+            </w:r>
+          </w:p>
+        </w:tc>
+        <w:tc>
+          <w:tcPr>
+            <w:tcW w:type="dxa" w:w="1461"/>
+          </w:tcPr>
+          <w:p>
+            <w:r>
+              <w:t>Output contributions h1 /−2h2 /bias</w:t>
+            </w:r>
+          </w:p>
+        </w:tc>
+        <w:tc>
+          <w:tcPr>
+            <w:tcW w:type="dxa" w:w="1461"/>
+          </w:tcPr>
+          <w:p>
+            <w:r>
+              <w:t>y</w:t>
+            </w:r>
+          </w:p>
+        </w:tc>
+      </w:tr>
+      <w:tr>
+        <w:tc>
+          <w:tcPr>
+            <w:tcW w:type="dxa" w:w="1461"/>
+          </w:tcPr>
+          <w:p>
+            <w:r>
+              <w:t>0</w:t>
+            </w:r>
+          </w:p>
+        </w:tc>
+        <w:tc>
+          <w:tcPr>
+            <w:tcW w:type="dxa" w:w="1461"/>
+          </w:tcPr>
+          <w:p>
+            <w:r>
+              <w:t>-1</w:t>
+            </w:r>
+          </w:p>
+        </w:tc>
+        <w:tc>
+          <w:tcPr>
+            <w:tcW w:type="dxa" w:w="1461"/>
+          </w:tcPr>
+          <w:p>
+            <w:r>
+              <w:t>2</w:t>
+            </w:r>
+          </w:p>
+        </w:tc>
+        <w:tc>
+          <w:tcPr>
+            <w:tcW w:type="dxa" w:w="1461"/>
+          </w:tcPr>
+          <w:p>
+            <w:r>
+              <w:t>0</w:t>
+            </w:r>
+          </w:p>
+        </w:tc>
+        <w:tc>
+          <w:tcPr>
+            <w:tcW w:type="dxa" w:w="1461"/>
+          </w:tcPr>
+          <w:p>
+            <w:r>
+              <w:t>2</w:t>
+            </w:r>
+          </w:p>
+        </w:tc>
+        <w:tc>
+          <w:tcPr>
+            <w:tcW w:type="dxa" w:w="1461"/>
+          </w:tcPr>
+          <w:p>
+            <w:r>
+              <w:t>0 /−4 /+1</w:t>
+            </w:r>
+          </w:p>
+        </w:tc>
+        <w:tc>
+          <w:tcPr>
+            <w:tcW w:type="dxa" w:w="1461"/>
+          </w:tcPr>
+          <w:p>
+            <w:r>
+              <w:t>-3</w:t>
+            </w:r>
+          </w:p>
+        </w:tc>
+      </w:tr>
+      <w:tr>
+        <w:tc>
+          <w:tcPr>
+            <w:tcW w:type="dxa" w:w="1461"/>
+          </w:tcPr>
+          <w:p>
+            <w:r>
+              <w:t>0.5</w:t>
+            </w:r>
+          </w:p>
+        </w:tc>
+        <w:tc>
+          <w:tcPr>
+            <w:tcW w:type="dxa" w:w="1461"/>
+          </w:tcPr>
+          <w:p>
+            <w:r>
+              <w:t>0</w:t>
+            </w:r>
+          </w:p>
+        </w:tc>
+        <w:tc>
+          <w:tcPr>
+            <w:tcW w:type="dxa" w:w="1461"/>
+          </w:tcPr>
+          <w:p>
+            <w:r>
+              <w:t>1.5</w:t>
+            </w:r>
+          </w:p>
+        </w:tc>
+        <w:tc>
+          <w:tcPr>
+            <w:tcW w:type="dxa" w:w="1461"/>
+          </w:tcPr>
+          <w:p>
+            <w:r>
+              <w:t>0</w:t>
+            </w:r>
+          </w:p>
+        </w:tc>
+        <w:tc>
+          <w:tcPr>
+            <w:tcW w:type="dxa" w:w="1461"/>
+          </w:tcPr>
+          <w:p>
+            <w:r>
+              <w:t>1.5</w:t>
+            </w:r>
+          </w:p>
+        </w:tc>
+        <w:tc>
+          <w:tcPr>
+            <w:tcW w:type="dxa" w:w="1461"/>
+          </w:tcPr>
+          <w:p>
+            <w:r>
+              <w:t>0 /−3 /+1</w:t>
+            </w:r>
+          </w:p>
+        </w:tc>
+        <w:tc>
+          <w:tcPr>
+            <w:tcW w:type="dxa" w:w="1461"/>
+          </w:tcPr>
+          <w:p>
+            <w:r>
+              <w:t>-2</w:t>
+            </w:r>
+          </w:p>
+        </w:tc>
+      </w:tr>
+      <w:tr>
+        <w:tc>
+          <w:tcPr>
+            <w:tcW w:type="dxa" w:w="1461"/>
+          </w:tcPr>
+          <w:p>
+            <w:r>
+              <w:t>1</w:t>
+            </w:r>
+          </w:p>
+        </w:tc>
+        <w:tc>
+          <w:tcPr>
+            <w:tcW w:type="dxa" w:w="1461"/>
+          </w:tcPr>
+          <w:p>
+            <w:r>
+              <w:t>1</w:t>
+            </w:r>
+          </w:p>
+        </w:tc>
+        <w:tc>
+          <w:tcPr>
+            <w:tcW w:type="dxa" w:w="1461"/>
+          </w:tcPr>
+          <w:p>
+            <w:r>
+              <w:t>1</w:t>
+            </w:r>
+          </w:p>
+        </w:tc>
+        <w:tc>
+          <w:tcPr>
+            <w:tcW w:type="dxa" w:w="1461"/>
+          </w:tcPr>
+          <w:p>
+            <w:r>
+              <w:t>1</w:t>
+            </w:r>
+          </w:p>
+        </w:tc>
+        <w:tc>
+          <w:tcPr>
+            <w:tcW w:type="dxa" w:w="1461"/>
+          </w:tcPr>
+          <w:p>
+            <w:r>
+              <w:t>1</w:t>
+            </w:r>
+          </w:p>
+        </w:tc>
+        <w:tc>
+          <w:tcPr>
+            <w:tcW w:type="dxa" w:w="1461"/>
+          </w:tcPr>
+          <w:p>
+            <w:r>
+              <w:t>1 /−2 /+1</w:t>
+            </w:r>
+          </w:p>
+        </w:tc>
+        <w:tc>
+          <w:tcPr>
+            <w:tcW w:type="dxa" w:w="1461"/>
+          </w:tcPr>
+          <w:p>
+            <w:r>
+              <w:t>0</w:t>
+            </w:r>
+          </w:p>
+        </w:tc>
+      </w:tr>
+      <w:tr>
+        <w:tc>
+          <w:tcPr>
+            <w:tcW w:type="dxa" w:w="1461"/>
+          </w:tcPr>
+          <w:p>
+            <w:r>
+              <w:t>2</w:t>
+            </w:r>
+          </w:p>
+        </w:tc>
+        <w:tc>
+          <w:tcPr>
+            <w:tcW w:type="dxa" w:w="1461"/>
+          </w:tcPr>
+          <w:p>
+            <w:r>
+              <w:t>3</w:t>
+            </w:r>
+          </w:p>
+        </w:tc>
+        <w:tc>
+          <w:tcPr>
+            <w:tcW w:type="dxa" w:w="1461"/>
+          </w:tcPr>
+          <w:p>
+            <w:r>
+              <w:t>0</w:t>
+            </w:r>
+          </w:p>
+        </w:tc>
+        <w:tc>
+          <w:tcPr>
+            <w:tcW w:type="dxa" w:w="1461"/>
+          </w:tcPr>
+          <w:p>
+            <w:r>
+              <w:t>3</w:t>
+            </w:r>
+          </w:p>
+        </w:tc>
+        <w:tc>
+          <w:tcPr>
+            <w:tcW w:type="dxa" w:w="1461"/>
+          </w:tcPr>
+          <w:p>
+            <w:r>
+              <w:t>0</w:t>
+            </w:r>
+          </w:p>
+        </w:tc>
+        <w:tc>
+          <w:tcPr>
+            <w:tcW w:type="dxa" w:w="1461"/>
+          </w:tcPr>
+          <w:p>
+            <w:r>
+              <w:t>3 /0 /+1</w:t>
+            </w:r>
+          </w:p>
+        </w:tc>
+        <w:tc>
+          <w:tcPr>
+            <w:tcW w:type="dxa" w:w="1461"/>
+          </w:tcPr>
+          <w:p>
+            <w:r>
+              <w:t>4</w:t>
+            </w:r>
+          </w:p>
+        </w:tc>
+      </w:tr>
+      <w:tr>
+        <w:tc>
+          <w:tcPr>
+            <w:tcW w:type="dxa" w:w="1461"/>
+          </w:tcPr>
+          <w:p>
+            <w:r>
+              <w:t>3</w:t>
+            </w:r>
+          </w:p>
+        </w:tc>
+        <w:tc>
+          <w:tcPr>
+            <w:tcW w:type="dxa" w:w="1461"/>
+          </w:tcPr>
+          <w:p>
+            <w:r>
+              <w:t>5</w:t>
+            </w:r>
+          </w:p>
+        </w:tc>
+        <w:tc>
+          <w:tcPr>
+            <w:tcW w:type="dxa" w:w="1461"/>
+          </w:tcPr>
+          <w:p>
+            <w:r>
+              <w:t>-1</w:t>
+            </w:r>
+          </w:p>
+        </w:tc>
+        <w:tc>
+          <w:tcPr>
+            <w:tcW w:type="dxa" w:w="1461"/>
+          </w:tcPr>
+          <w:p>
+            <w:r>
+              <w:t>5</w:t>
+            </w:r>
+          </w:p>
+        </w:tc>
+        <w:tc>
+          <w:tcPr>
+            <w:tcW w:type="dxa" w:w="1461"/>
+          </w:tcPr>
+          <w:p>
+            <w:r>
+              <w:t>0</w:t>
+            </w:r>
+          </w:p>
+        </w:tc>
+        <w:tc>
+          <w:tcPr>
+            <w:tcW w:type="dxa" w:w="1461"/>
+          </w:tcPr>
+          <w:p>
+            <w:r>
+              <w:t>5 /0 /+1</w:t>
+            </w:r>
+          </w:p>
+        </w:tc>
+        <w:tc>
+          <w:tcPr>
+            <w:tcW w:type="dxa" w:w="1461"/>
+          </w:tcPr>
+          <w:p>
+            <w:r>
+              <w:t>6</w:t>
+            </w:r>
+          </w:p>
+        </w:tc>
+      </w:tr>
+    </w:tbl>
+    <w:p>
+      <w:pPr>
+        <w:pStyle w:val="Heading2"/>
+      </w:pPr>
+      <w:r>
+        <w:t>Runnable fixed-parameter forward trace</w:t>
       </w:r>
     </w:p>
     <w:p>
@@ -860,10 +1388,10 @@
     </w:p>
     <w:p>
       <w:pPr>
-        <w:pStyle w:val="Heading3"/>
-      </w:pPr>
-      <w:r>
-        <w:t>Connect the picture and the explanation</w:t>
+        <w:pStyle w:val="Heading2"/>
+      </w:pPr>
+      <w:r>
+        <w:t>Connect a visual step to its actual value</w:t>
       </w:r>
     </w:p>
     <w:p>
@@ -891,15 +1419,47 @@
     </w:p>
     <w:p>
       <w:pPr>
+        <w:pStyle w:val="Heading2"/>
+      </w:pPr>
+      <w:r>
+        <w:t>Earlier wording, alternatives and picture transcripts · reference / check after trying</w:t>
+      </w:r>
+    </w:p>
+    <w:p>
+      <w:pPr>
+        <w:pStyle w:val="Heading3"/>
+      </w:pPr>
+      <w:r>
+        <w:t>Connect the picture and the explanation</w:t>
+      </w:r>
+    </w:p>
+    <w:p>
+      <w:pPr>
         <w:pStyle w:val="Heading1"/>
       </w:pPr>
       <w:r>
-        <w:t>04. Compare the cases</w:t>
-      </w:r>
-    </w:p>
-    <w:p>
-      <w:r>
-        <w:t>Compare the supplied cases for Forward passes by hand. Identify the detail that changes the conclusion.</w:t>
+        <w:t>04. Keep the model fixed while testing a new trace</w:t>
+      </w:r>
+    </w:p>
+    <w:p>
+      <w:r>
+        <w:t>Locate the first disagreement,then recompute everything that depends on it.</w:t>
+      </w:r>
+    </w:p>
+    <w:p>
+      <w:pPr>
+        <w:pStyle w:val="Heading2"/>
+      </w:pPr>
+      <w:r>
+        <w:t>Current bias-omission case</w:t>
+      </w:r>
+    </w:p>
+    <w:p>
+      <w:pPr>
+        <w:pStyle w:val="ListBullet"/>
+      </w:pPr>
+      <w:r>
+        <w:t>At x = 3 a trace gives z = [5, -1], h = [5, 0] and y = 5. Identify the first incorrect stage and repair it.</w:t>
       </w:r>
     </w:p>
     <w:p>
@@ -907,117 +1467,61 @@
         <w:pStyle w:val="Heading3"/>
       </w:pPr>
       <w:r>
-        <w:t>Compare a familiar case with a changed case</w:t>
+        <w:t>Keep the procedure fixed. Explain what changed in the inputs and result.</w:t>
+      </w:r>
+    </w:p>
+    <w:p>
+      <w:r>
+        <w:t>________________________________________________________________</w:t>
+      </w:r>
+    </w:p>
+    <w:p>
+      <w:r>
+        <w:t>________________________________________________________________</w:t>
+      </w:r>
+    </w:p>
+    <w:p>
+      <w:r>
+        <w:t>________________________________________________________________</w:t>
+      </w:r>
+    </w:p>
+    <w:p>
+      <w:r>
+        <w:t>________________________________________________________________</w:t>
+      </w:r>
+    </w:p>
+    <w:p>
+      <w:r>
+        <w:t>________________________________________________________________</w:t>
+      </w:r>
+    </w:p>
+    <w:p>
+      <w:pPr>
+        <w:pStyle w:val="Heading2"/>
+      </w:pPr>
+      <w:r>
+        <w:t>Predict the pictured submitted-trace error</w:t>
+      </w:r>
+    </w:p>
+    <w:p>
+      <w:pPr>
+        <w:pStyle w:val="ListBullet"/>
+      </w:pPr>
+      <w:r>
+        <w:t>Change: A submitted x = 0 trace uses h=-1 and y = 5.</w:t>
+      </w:r>
+    </w:p>
+    <w:p>
+      <w:pPr>
+        <w:pStyle w:val="Heading2"/>
+      </w:pPr>
+      <w:r>
+        <w:t>Check after predicting · reference / check after trying</w:t>
       </w:r>
     </w:p>
     <w:p>
       <w:pPr>
         <w:spacing w:line="336" w:lineRule="auto" w:after="180"/>
-      </w:pPr>
-      <w:r>
-        <w:rPr>
-          <w:b w:val="0"/>
-        </w:rPr>
-        <w:t xml:space="preserve">At x = 3 a </w:t>
-      </w:r>
-      <w:r>
-        <w:rPr>
-          <w:b/>
-        </w:rPr>
-        <w:t>trace</w:t>
-      </w:r>
-      <w:r>
-        <w:rPr>
-          <w:b w:val="0"/>
-        </w:rPr>
-        <w:t xml:space="preserve"> gives z = [5, -1], h = [5, 0] and y = 5. Identify the first incorrect stage and repair it.</w:t>
-      </w:r>
-    </w:p>
-    <w:p>
-      <w:pPr>
-        <w:pStyle w:val="Heading3"/>
-      </w:pPr>
-      <w:r>
-        <w:t>Keep the procedure fixed. Explain what changed in the inputs and result.</w:t>
-      </w:r>
-    </w:p>
-    <w:p>
-      <w:r>
-        <w:t>________________________________________________________________</w:t>
-      </w:r>
-    </w:p>
-    <w:p>
-      <w:r>
-        <w:t>________________________________________________________________</w:t>
-      </w:r>
-    </w:p>
-    <w:p>
-      <w:r>
-        <w:t>________________________________________________________________</w:t>
-      </w:r>
-    </w:p>
-    <w:p>
-      <w:r>
-        <w:t>________________________________________________________________</w:t>
-      </w:r>
-    </w:p>
-    <w:p>
-      <w:r>
-        <w:t>________________________________________________________________</w:t>
-      </w:r>
-    </w:p>
-    <w:p>
-      <w:pPr>
-        <w:pStyle w:val="Heading3"/>
-      </w:pPr>
-      <w:r>
-        <w:t>Change one thing in the pictured case</w:t>
-      </w:r>
-    </w:p>
-    <w:p>
-      <w:pPr>
-        <w:pStyle w:val="Heading3"/>
-      </w:pPr>
-      <w:r>
-        <w:t>Change one thing</w:t>
-      </w:r>
-    </w:p>
-    <w:p>
-      <w:pPr>
-        <w:spacing w:line="336" w:lineRule="auto" w:after="180"/>
-        <w:shd w:fill="F5F1FB"/>
-      </w:pPr>
-      <w:r>
-        <w:rPr>
-          <w:b w:val="0"/>
-        </w:rPr>
-        <w:t xml:space="preserve">Change: A submitted x = 0 </w:t>
-      </w:r>
-      <w:r>
-        <w:rPr>
-          <w:b/>
-        </w:rPr>
-        <w:t>trace</w:t>
-      </w:r>
-      <w:r>
-        <w:rPr>
-          <w:b w:val="0"/>
-        </w:rPr>
-        <w:t xml:space="preserve"> uses h=-1 and y = 5.</w:t>
-      </w:r>
-    </w:p>
-    <w:p>
-      <w:pPr>
-        <w:pStyle w:val="Heading3"/>
-      </w:pPr>
-      <w:r>
-        <w:t>Predicted result</w:t>
-      </w:r>
-    </w:p>
-    <w:p>
-      <w:pPr>
-        <w:spacing w:line="336" w:lineRule="auto" w:after="180"/>
-        <w:shd w:fill="F1F6FC"/>
       </w:pPr>
       <w:r>
         <w:rPr>
@@ -1034,16 +1538,7 @@
     </w:p>
     <w:p>
       <w:pPr>
-        <w:pStyle w:val="Heading3"/>
-      </w:pPr>
-      <w:r>
-        <w:t>Why the result follows</w:t>
-      </w:r>
-    </w:p>
-    <w:p>
-      <w:pPr>
         <w:spacing w:line="336" w:lineRule="auto" w:after="180"/>
-        <w:shd w:fill="F1F6FC"/>
       </w:pPr>
       <w:r>
         <w:rPr>
@@ -1078,15 +1573,167 @@
     </w:p>
     <w:p>
       <w:pPr>
+        <w:pStyle w:val="Heading2"/>
+      </w:pPr>
+      <w:r>
+        <w:t>Earlier wording, alternatives and picture transcripts · reference / check after trying</w:t>
+      </w:r>
+    </w:p>
+    <w:p>
+      <w:pPr>
+        <w:pStyle w:val="Heading3"/>
+      </w:pPr>
+      <w:r>
+        <w:t>Compare a familiar case with a changed case</w:t>
+      </w:r>
+    </w:p>
+    <w:p>
+      <w:pPr>
+        <w:pStyle w:val="Heading3"/>
+      </w:pPr>
+      <w:r>
+        <w:t>Change one thing in the pictured case</w:t>
+      </w:r>
+    </w:p>
+    <w:p>
+      <w:pPr>
         <w:pStyle w:val="Heading1"/>
       </w:pPr>
       <w:r>
-        <w:t>05. Words that unlock the idea</w:t>
-      </w:r>
-    </w:p>
-    <w:p>
-      <w:r>
-        <w:t>Use the vocabulary of Forward passes by hand to explain a concrete decision, rather than only memorising definitions.</w:t>
+        <w:t>06. Separate the first error from its later consequences</w:t>
+      </w:r>
+    </w:p>
+    <w:p>
+      <w:r>
+        <w:t>Use the named model’s formula before comparing two traces.</w:t>
+      </w:r>
+    </w:p>
+    <w:p>
+      <w:pPr>
+        <w:pStyle w:val="Heading2"/>
+      </w:pPr>
+      <w:r>
+        <w:t>Complete pictured model and scope</w:t>
+      </w:r>
+    </w:p>
+    <w:p>
+      <w:pPr>
+        <w:spacing w:line="336" w:lineRule="auto" w:after="180"/>
+      </w:pPr>
+      <w:r>
+        <w:rPr>
+          <w:b w:val="0"/>
+        </w:rPr>
+        <w:t>Audit a forward pass by writing every value at its correct stage.</w:t>
+      </w:r>
+    </w:p>
+    <w:p>
+      <w:pPr>
+        <w:spacing w:line="336" w:lineRule="auto" w:after="180"/>
+      </w:pPr>
+      <w:r>
+        <w:rPr>
+          <w:b w:val="0"/>
+        </w:rPr>
+        <w:t xml:space="preserve">Toy scalar network z=2x-1, h=ReLU(z), y=-h+4. </w:t>
+      </w:r>
+      <w:r>
+        <w:rPr>
+          <w:b/>
+        </w:rPr>
+        <w:t>Trace</w:t>
+      </w:r>
+      <w:r>
+        <w:rPr>
+          <w:b w:val="0"/>
+        </w:rPr>
+        <w:t xml:space="preserve"> x=0 and x=2.</w:t>
+      </w:r>
+    </w:p>
+    <w:p>
+      <w:pPr>
+        <w:spacing w:line="336" w:lineRule="auto" w:after="180"/>
+      </w:pPr>
+      <w:r>
+        <w:rPr>
+          <w:b w:val="0"/>
+        </w:rPr>
+        <w:t xml:space="preserve">All </w:t>
+      </w:r>
+      <w:r>
+        <w:rPr>
+          <w:b/>
+        </w:rPr>
+        <w:t>input</w:t>
+      </w:r>
+      <w:r>
+        <w:rPr>
+          <w:b w:val="0"/>
+        </w:rPr>
+        <w:t>s and outcomes in this worked example are invented classroom data; no real model run is claimed.</w:t>
+      </w:r>
+    </w:p>
+    <w:p>
+      <w:pPr>
+        <w:spacing w:line="336" w:lineRule="auto" w:after="180"/>
+      </w:pPr>
+      <w:r>
+        <w:rPr>
+          <w:b w:val="0"/>
+        </w:rPr>
+        <w:t>The picture is a separate scalar-hidden model:z=2x−1, h=ReLU(z), y=−h+4. At x0, z−1, h0, y4; at x2, z3, h3, y1. The submitted x0 trace h−1, y5 first fails at activation because ReLU(−1)=0. Its final arithmetic follows the wrong h; repair h and then y. The main model has two hidden units and output y=h1−2h2+1, so its x0 output is−3, not 4. Keep the formula beside each trace.</w:t>
+      </w:r>
+    </w:p>
+    <w:p>
+      <w:pPr>
+        <w:pStyle w:val="Heading2"/>
+      </w:pPr>
+      <w:r>
+        <w:t>Trace the scalar stages</w:t>
+      </w:r>
+    </w:p>
+    <w:p>
+      <w:r>
+        <w:drawing>
+          <wp:inline xmlns:a="http://schemas.openxmlformats.org/drawingml/2006/main" xmlns:pic="http://schemas.openxmlformats.org/drawingml/2006/picture">
+            <wp:extent cx="5486400" cy="3182112"/>
+            <wp:docPr id="1" name="Picture 1" descr="Preactivation: At x=0, z=-1; at x=2, z=3. → Activation: At x=0, h=0; at x=2, h=3. → Output: Outputs are 4 and 1 respectively."/>
+            <wp:cNvGraphicFramePr>
+              <a:graphicFrameLocks noChangeAspect="1"/>
+            </wp:cNvGraphicFramePr>
+            <a:graphic>
+              <a:graphicData uri="http://schemas.openxmlformats.org/drawingml/2006/picture">
+                <pic:pic>
+                  <pic:nvPicPr>
+                    <pic:cNvPr id="0" name="academy-story-ai-5-6-02.png"/>
+                    <pic:cNvPicPr/>
+                  </pic:nvPicPr>
+                  <pic:blipFill>
+                    <a:blip r:embed="rId9"/>
+                    <a:stretch>
+                      <a:fillRect/>
+                    </a:stretch>
+                  </pic:blipFill>
+                  <pic:spPr>
+                    <a:xfrm>
+                      <a:off x="0" y="0"/>
+                      <a:ext cx="5486400" cy="3182112"/>
+                    </a:xfrm>
+                    <a:prstGeom prst="rect"/>
+                  </pic:spPr>
+                </pic:pic>
+              </a:graphicData>
+            </a:graphic>
+          </wp:inline>
+        </w:drawing>
+      </w:r>
+    </w:p>
+    <w:p>
+      <w:pPr>
+        <w:pStyle w:val="Heading3"/>
+      </w:pPr>
+      <w:r>
+        <w:t>Read the picture one step at a time</w:t>
       </w:r>
     </w:p>
     <w:tbl>
@@ -1109,7 +1756,7 @@
           </w:tcPr>
           <w:p>
             <w:r>
-              <w:t>Word</w:t>
+              <w:t>Step</w:t>
             </w:r>
           </w:p>
         </w:tc>
@@ -1119,7 +1766,7 @@
           </w:tcPr>
           <w:p>
             <w:r>
-              <w:t>Meaning</w:t>
+              <w:t>What happens and why</w:t>
             </w:r>
           </w:p>
         </w:tc>
@@ -1131,7 +1778,7 @@
           </w:tcPr>
           <w:p>
             <w:r>
-              <w:t>Trace</w:t>
+              <w:t>1. Preactivation</w:t>
             </w:r>
           </w:p>
         </w:tc>
@@ -1141,7 +1788,7 @@
           </w:tcPr>
           <w:p>
             <w:r>
-              <w:t>A record of intermediate values in a computation</w:t>
+              <w:t>At x=0, z=-1; at x=2, z=3.</w:t>
             </w:r>
           </w:p>
         </w:tc>
@@ -1153,7 +1800,7 @@
           </w:tcPr>
           <w:p>
             <w:r>
-              <w:t>Preactivation</w:t>
+              <w:t>2. Activation</w:t>
             </w:r>
           </w:p>
         </w:tc>
@@ -1163,7 +1810,7 @@
           </w:tcPr>
           <w:p>
             <w:r>
-              <w:t>A weighted score before an activation function</w:t>
+              <w:t>At x=0, h=0; at x=2, h=3.</w:t>
             </w:r>
           </w:p>
         </w:tc>
@@ -1175,7 +1822,7 @@
           </w:tcPr>
           <w:p>
             <w:r>
-              <w:t>Dependency</w:t>
+              <w:t>3. Output</w:t>
             </w:r>
           </w:p>
         </w:tc>
@@ -1185,7 +1832,244 @@
           </w:tcPr>
           <w:p>
             <w:r>
-              <w:t>An earlier value needed to compute a later value</w:t>
+              <w:t>Outputs are 4 and 1 respectively.</w:t>
+            </w:r>
+          </w:p>
+        </w:tc>
+      </w:tr>
+    </w:tbl>
+    <w:p>
+      <w:r>
+        <w:t>Match each pictured step to the supplied facts. This is a worked teaching case, not an independent assessment.</w:t>
+      </w:r>
+    </w:p>
+    <w:p>
+      <w:pPr>
+        <w:spacing w:line="336" w:lineRule="auto" w:after="180"/>
+      </w:pPr>
+      <w:r>
+        <w:rPr>
+          <w:b w:val="0"/>
+        </w:rPr>
+        <w:t xml:space="preserve">A forward pass applies a fixed network to an </w:t>
+      </w:r>
+      <w:r>
+        <w:rPr>
+          <w:b/>
+        </w:rPr>
+        <w:t>input</w:t>
+      </w:r>
+      <w:r>
+        <w:rPr>
+          <w:b w:val="0"/>
+        </w:rPr>
+        <w:t xml:space="preserve">; it does not update weights. Keep the </w:t>
+      </w:r>
+      <w:r>
+        <w:rPr>
+          <w:b/>
+        </w:rPr>
+        <w:t>preactivation</w:t>
+      </w:r>
+      <w:r>
+        <w:rPr>
+          <w:b w:val="0"/>
+        </w:rPr>
+        <w:t xml:space="preserve"> z, activated value h and final </w:t>
+      </w:r>
+      <w:r>
+        <w:rPr>
+          <w:b/>
+        </w:rPr>
+        <w:t>output</w:t>
+      </w:r>
+      <w:r>
+        <w:rPr>
+          <w:b w:val="0"/>
+        </w:rPr>
+        <w:t xml:space="preserve"> y in separate </w:t>
+      </w:r>
+      <w:r>
+        <w:rPr>
+          <w:b/>
+        </w:rPr>
+        <w:t>trace</w:t>
+      </w:r>
+      <w:r>
+        <w:rPr>
+          <w:b w:val="0"/>
+        </w:rPr>
+        <w:t xml:space="preserve"> columns. For zero, ReLU changes minus one to zero.</w:t>
+      </w:r>
+    </w:p>
+    <w:p>
+      <w:pPr>
+        <w:spacing w:line="336" w:lineRule="auto" w:after="180"/>
+      </w:pPr>
+      <w:r>
+        <w:rPr>
+          <w:b w:val="0"/>
+        </w:rPr>
+        <w:t xml:space="preserve">Using the earlier minus one in the </w:t>
+      </w:r>
+      <w:r>
+        <w:rPr>
+          <w:b/>
+        </w:rPr>
+        <w:t>output</w:t>
+      </w:r>
+      <w:r>
+        <w:rPr>
+          <w:b w:val="0"/>
+        </w:rPr>
+        <w:t xml:space="preserve"> layer is the first error, even if later arithmetic follows that mistaken value correctly.</w:t>
+      </w:r>
+    </w:p>
+    <w:p>
+      <w:pPr>
+        <w:pStyle w:val="Heading2"/>
+      </w:pPr>
+      <w:r>
+        <w:t>Predict the submitted scalar error</w:t>
+      </w:r>
+    </w:p>
+    <w:p>
+      <w:pPr>
+        <w:pStyle w:val="ListBullet"/>
+      </w:pPr>
+      <w:r>
+        <w:t>Change one thing: A submitted x = 0 trace uses h=-1 and y = 5. Predict the result before checking the explanation. What remains the same?</w:t>
+      </w:r>
+    </w:p>
+    <w:p>
+      <w:pPr>
+        <w:pStyle w:val="Heading2"/>
+      </w:pPr>
+      <w:r>
+        <w:t>Check after predicting · reference / check after trying</w:t>
+      </w:r>
+    </w:p>
+    <w:p>
+      <w:r>
+        <w:drawing>
+          <wp:inline xmlns:a="http://schemas.openxmlformats.org/drawingml/2006/main" xmlns:pic="http://schemas.openxmlformats.org/drawingml/2006/picture">
+            <wp:extent cx="5486400" cy="3026664"/>
+            <wp:docPr id="2" name="Picture 2" descr="Original case: Outputs are 4 and 1 respectively. Changed condition: A submitted x = 0 trace uses h=-1 and y = 5. Expected result: Its first error is retaining the negative value after ReLU; correct h = 0 gives y = 4. Reason: ReLU(-1)=0, so the output must use 0, not the earlier preactivation."/>
+            <wp:cNvGraphicFramePr>
+              <a:graphicFrameLocks noChangeAspect="1"/>
+            </wp:cNvGraphicFramePr>
+            <a:graphic>
+              <a:graphicData uri="http://schemas.openxmlformats.org/drawingml/2006/picture">
+                <pic:pic>
+                  <pic:nvPicPr>
+                    <pic:cNvPr id="0" name="academy-story-ai-5-6-04.png"/>
+                    <pic:cNvPicPr/>
+                  </pic:nvPicPr>
+                  <pic:blipFill>
+                    <a:blip r:embed="rId10"/>
+                    <a:stretch>
+                      <a:fillRect/>
+                    </a:stretch>
+                  </pic:blipFill>
+                  <pic:spPr>
+                    <a:xfrm>
+                      <a:off x="0" y="0"/>
+                      <a:ext cx="5486400" cy="3026664"/>
+                    </a:xfrm>
+                    <a:prstGeom prst="rect"/>
+                  </pic:spPr>
+                </pic:pic>
+              </a:graphicData>
+            </a:graphic>
+          </wp:inline>
+        </w:drawing>
+      </w:r>
+    </w:p>
+    <w:p>
+      <w:pPr>
+        <w:pStyle w:val="Heading2"/>
+      </w:pPr>
+      <w:r>
+        <w:t>Explain why the intermediate repair comes first</w:t>
+      </w:r>
+    </w:p>
+    <w:p>
+      <w:pPr>
+        <w:pStyle w:val="ListBullet"/>
+      </w:pPr>
+      <w:r>
+        <w:t>A correct forward trace verifies this declared computation; it does not show that the parameter choices solve a useful task.</w:t>
+      </w:r>
+    </w:p>
+    <w:p>
+      <w:pPr>
+        <w:pStyle w:val="ListBullet"/>
+      </w:pPr>
+      <w:r>
+        <w:t>Read the labelled picture: Why should feedback identify h before correcting only y? Point to the relevant step in the picture, then write the changed result and the rule or evidence that supports it.</w:t>
+      </w:r>
+    </w:p>
+    <w:p>
+      <w:pPr>
+        <w:pStyle w:val="Heading2"/>
+      </w:pPr>
+      <w:r>
+        <w:t>Separate main two-unit correct/submitted comparison</w:t>
+      </w:r>
+    </w:p>
+    <w:tbl>
+      <w:tblPr>
+        <w:tblStyle w:val="LightShading-Accent1"/>
+        <w:tblW w:type="auto" w:w="0"/>
+        <w:tblLook w:firstColumn="1" w:firstRow="1" w:lastColumn="0" w:lastRow="0" w:noHBand="0" w:noVBand="1" w:val="04A0"/>
+      </w:tblPr>
+      <w:tblGrid>
+        <w:gridCol w:w="2556"/>
+        <w:gridCol w:w="2556"/>
+        <w:gridCol w:w="2556"/>
+        <w:gridCol w:w="2556"/>
+      </w:tblGrid>
+      <w:tr>
+        <w:trPr>
+          <w:tblHeader/>
+        </w:trPr>
+        <w:tc>
+          <w:tcPr>
+            <w:tcW w:type="dxa" w:w="2556"/>
+          </w:tcPr>
+          <w:p>
+            <w:r>
+              <w:t>Main model x0 stage</w:t>
+            </w:r>
+          </w:p>
+        </w:tc>
+        <w:tc>
+          <w:tcPr>
+            <w:tcW w:type="dxa" w:w="2556"/>
+          </w:tcPr>
+          <w:p>
+            <w:r>
+              <w:t>Correct trace</w:t>
+            </w:r>
+          </w:p>
+        </w:tc>
+        <w:tc>
+          <w:tcPr>
+            <w:tcW w:type="dxa" w:w="2556"/>
+          </w:tcPr>
+          <w:p>
+            <w:r>
+              <w:t>Submitted missing-ReLU trace</w:t>
+            </w:r>
+          </w:p>
+        </w:tc>
+        <w:tc>
+          <w:tcPr>
+            <w:tcW w:type="dxa" w:w="2556"/>
+          </w:tcPr>
+          <w:p>
+            <w:r>
+              <w:t>Earliest difference?</w:t>
             </w:r>
           </w:p>
         </w:tc>
@@ -1193,62 +2077,130 @@
       <w:tr>
         <w:tc>
           <w:tcPr>
-            <w:tcW w:type="dxa" w:w="5112"/>
+            <w:tcW w:type="dxa" w:w="2556"/>
           </w:tcPr>
           <w:p>
             <w:r>
-              <w:t>Regression check</w:t>
+              <w:t>Scores z</w:t>
             </w:r>
           </w:p>
         </w:tc>
         <w:tc>
           <w:tcPr>
-            <w:tcW w:type="dxa" w:w="5112"/>
+            <w:tcW w:type="dxa" w:w="2556"/>
           </w:tcPr>
           <w:p>
             <w:r>
-              <w:t>A retained test rerun after a change to detect a new error</w:t>
+              <w:t>[−1, 2]</w:t>
+            </w:r>
+          </w:p>
+        </w:tc>
+        <w:tc>
+          <w:tcPr>
+            <w:tcW w:type="dxa" w:w="2556"/>
+          </w:tcPr>
+          <w:p>
+            <w:r>
+              <w:t>[−1, 2]</w:t>
+            </w:r>
+          </w:p>
+        </w:tc>
+        <w:tc>
+          <w:tcPr>
+            <w:tcW w:type="dxa" w:w="2556"/>
+          </w:tcPr>
+          <w:p>
+            <w:r>
+              <w:t>No</w:t>
+            </w:r>
+          </w:p>
+        </w:tc>
+      </w:tr>
+      <w:tr>
+        <w:tc>
+          <w:tcPr>
+            <w:tcW w:type="dxa" w:w="2556"/>
+          </w:tcPr>
+          <w:p>
+            <w:r>
+              <w:t>Hidden activations h</w:t>
+            </w:r>
+          </w:p>
+        </w:tc>
+        <w:tc>
+          <w:tcPr>
+            <w:tcW w:type="dxa" w:w="2556"/>
+          </w:tcPr>
+          <w:p>
+            <w:r>
+              <w:t>[0, 2]</w:t>
+            </w:r>
+          </w:p>
+        </w:tc>
+        <w:tc>
+          <w:tcPr>
+            <w:tcW w:type="dxa" w:w="2556"/>
+          </w:tcPr>
+          <w:p>
+            <w:r>
+              <w:t>[−1, 2]</w:t>
+            </w:r>
+          </w:p>
+        </w:tc>
+        <w:tc>
+          <w:tcPr>
+            <w:tcW w:type="dxa" w:w="2556"/>
+          </w:tcPr>
+          <w:p>
+            <w:r>
+              <w:t>Yes:negative first score was not clipped</w:t>
+            </w:r>
+          </w:p>
+        </w:tc>
+      </w:tr>
+      <w:tr>
+        <w:tc>
+          <w:tcPr>
+            <w:tcW w:type="dxa" w:w="2556"/>
+          </w:tcPr>
+          <w:p>
+            <w:r>
+              <w:t>Output y=h1−2h2+1</w:t>
+            </w:r>
+          </w:p>
+        </w:tc>
+        <w:tc>
+          <w:tcPr>
+            <w:tcW w:type="dxa" w:w="2556"/>
+          </w:tcPr>
+          <w:p>
+            <w:r>
+              <w:t>-3</w:t>
+            </w:r>
+          </w:p>
+        </w:tc>
+        <w:tc>
+          <w:tcPr>
+            <w:tcW w:type="dxa" w:w="2556"/>
+          </w:tcPr>
+          <w:p>
+            <w:r>
+              <w:t>-4</w:t>
+            </w:r>
+          </w:p>
+        </w:tc>
+        <w:tc>
+          <w:tcPr>
+            <w:tcW w:type="dxa" w:w="2556"/>
+          </w:tcPr>
+          <w:p>
+            <w:r>
+              <w:t>Later consequence; recompute after h repair</w:t>
             </w:r>
           </w:p>
         </w:tc>
       </w:tr>
     </w:tbl>
-    <w:p>
-      <w:pPr>
-        <w:pStyle w:val="Heading3"/>
-      </w:pPr>
-      <w:r>
-        <w:t>Use two terms to explain a step in this week’s example.</w:t>
-      </w:r>
-    </w:p>
-    <w:p>
-      <w:r>
-        <w:t>________________________________________________________________</w:t>
-      </w:r>
-    </w:p>
-    <w:p>
-      <w:r>
-        <w:t>________________________________________________________________</w:t>
-      </w:r>
-    </w:p>
-    <w:p>
-      <w:r>
-        <w:t>________________________________________________________________</w:t>
-      </w:r>
-    </w:p>
-    <w:p>
-      <w:pPr>
-        <w:pStyle w:val="Heading1"/>
-      </w:pPr>
-      <w:r>
-        <w:t>06. Follow a worked example</w:t>
-      </w:r>
-    </w:p>
-    <w:p>
-      <w:r>
-        <w:t>Follow the worked trace for Forward passes by hand, predict a step, then compare with its explanation.</w:t>
-      </w:r>
-    </w:p>
     <w:p>
       <w:pPr>
         <w:pStyle w:val="Heading3"/>
@@ -1407,6 +2359,14 @@
     </w:p>
     <w:p>
       <w:pPr>
+        <w:pStyle w:val="Heading2"/>
+      </w:pPr>
+      <w:r>
+        <w:t>Try the main x2boundary</w:t>
+      </w:r>
+    </w:p>
+    <w:p>
+      <w:pPr>
         <w:pStyle w:val="Heading3"/>
       </w:pPr>
       <w:r>
@@ -1431,6 +2391,14 @@
     <w:p>
       <w:r>
         <w:t>________________________________________________________________</w:t>
+      </w:r>
+    </w:p>
+    <w:p>
+      <w:pPr>
+        <w:pStyle w:val="Heading2"/>
+      </w:pPr>
+      <w:r>
+        <w:t>Earlier wording, alternatives and picture transcripts · reference / check after trying</w:t>
       </w:r>
     </w:p>
     <w:p>
@@ -1462,85 +2430,10 @@
     </w:p>
     <w:p>
       <w:pPr>
-        <w:spacing w:line="336" w:lineRule="auto" w:after="180"/>
-      </w:pPr>
-      <w:r>
-        <w:rPr>
-          <w:b w:val="0"/>
-        </w:rPr>
-        <w:t>Audit a forward pass by writing every value at its correct stage.</w:t>
-      </w:r>
-    </w:p>
-    <w:p>
-      <w:pPr>
         <w:pStyle w:val="Heading3"/>
       </w:pPr>
       <w:r>
         <w:t>The facts we will use</w:t>
-      </w:r>
-    </w:p>
-    <w:p>
-      <w:pPr>
-        <w:pStyle w:val="Heading3"/>
-      </w:pPr>
-      <w:r>
-        <w:t>Supplied facts</w:t>
-      </w:r>
-    </w:p>
-    <w:p>
-      <w:pPr>
-        <w:spacing w:line="336" w:lineRule="auto" w:after="180"/>
-        <w:shd w:fill="F1F6FC"/>
-      </w:pPr>
-      <w:r>
-        <w:rPr>
-          <w:b w:val="0"/>
-        </w:rPr>
-        <w:t xml:space="preserve">Toy scalar network z=2x-1, h=ReLU(z), y=-h+4. </w:t>
-      </w:r>
-      <w:r>
-        <w:rPr>
-          <w:b/>
-        </w:rPr>
-        <w:t>Trace</w:t>
-      </w:r>
-      <w:r>
-        <w:rPr>
-          <w:b w:val="0"/>
-        </w:rPr>
-        <w:t xml:space="preserve"> x=0 and x=2.</w:t>
-      </w:r>
-    </w:p>
-    <w:p>
-      <w:pPr>
-        <w:pStyle w:val="Heading3"/>
-      </w:pPr>
-      <w:r>
-        <w:t>Supplied facts</w:t>
-      </w:r>
-    </w:p>
-    <w:p>
-      <w:pPr>
-        <w:spacing w:line="336" w:lineRule="auto" w:after="180"/>
-        <w:shd w:fill="F1F6FC"/>
-      </w:pPr>
-      <w:r>
-        <w:rPr>
-          <w:b w:val="0"/>
-        </w:rPr>
-        <w:t xml:space="preserve">All </w:t>
-      </w:r>
-      <w:r>
-        <w:rPr>
-          <w:b/>
-        </w:rPr>
-        <w:t>input</w:t>
-      </w:r>
-      <w:r>
-        <w:rPr>
-          <w:b w:val="0"/>
-        </w:rPr>
-        <w:t>s and outcomes in this worked example are invented classroom data; no real model run is claimed.</w:t>
       </w:r>
     </w:p>
     <w:p>
@@ -1548,7 +2441,7 @@
         <w:drawing>
           <wp:inline xmlns:a="http://schemas.openxmlformats.org/drawingml/2006/main" xmlns:pic="http://schemas.openxmlformats.org/drawingml/2006/picture">
             <wp:extent cx="5486400" cy="5145314"/>
-            <wp:docPr id="1" name="Picture 1" descr="Forward passes by hand. Preactivation: At x=0, z=-1; at x=2, z=3.. Activation: At x=0, h=0; at x=2, h=3.. Output: Outputs are 4 and 1 respectively."/>
+            <wp:docPr id="3" name="Picture 3" descr="Forward passes by hand. Preactivation: At x=0, z=-1; at x=2, z=3.. Activation: At x=0, h=0; at x=2, h=3.. Output: Outputs are 4 and 1 respectively."/>
             <wp:cNvGraphicFramePr>
               <a:graphicFrameLocks noChangeAspect="1"/>
             </wp:cNvGraphicFramePr>
@@ -1560,7 +2453,7 @@
                     <pic:cNvPicPr/>
                   </pic:nvPicPr>
                   <pic:blipFill>
-                    <a:blip r:embed="rId9"/>
+                    <a:blip r:embed="rId11"/>
                     <a:stretch>
                       <a:fillRect/>
                     </a:stretch>
@@ -1584,114 +2477,7 @@
         <w:pStyle w:val="Heading3"/>
       </w:pPr>
       <w:r>
-        <w:t>Read the picture one step at a time</w:t>
-      </w:r>
-    </w:p>
-    <w:tbl>
-      <w:tblPr>
-        <w:tblStyle w:val="LightShading-Accent1"/>
-        <w:tblW w:type="auto" w:w="0"/>
-        <w:tblLook w:firstColumn="1" w:firstRow="1" w:lastColumn="0" w:lastRow="0" w:noHBand="0" w:noVBand="1" w:val="04A0"/>
-      </w:tblPr>
-      <w:tblGrid>
-        <w:gridCol w:w="5112"/>
-        <w:gridCol w:w="5112"/>
-      </w:tblGrid>
-      <w:tr>
-        <w:trPr>
-          <w:tblHeader/>
-        </w:trPr>
-        <w:tc>
-          <w:tcPr>
-            <w:tcW w:type="dxa" w:w="5112"/>
-          </w:tcPr>
-          <w:p>
-            <w:r>
-              <w:t>Step</w:t>
-            </w:r>
-          </w:p>
-        </w:tc>
-        <w:tc>
-          <w:tcPr>
-            <w:tcW w:type="dxa" w:w="5112"/>
-          </w:tcPr>
-          <w:p>
-            <w:r>
-              <w:t>What happens and why</w:t>
-            </w:r>
-          </w:p>
-        </w:tc>
-      </w:tr>
-      <w:tr>
-        <w:tc>
-          <w:tcPr>
-            <w:tcW w:type="dxa" w:w="5112"/>
-          </w:tcPr>
-          <w:p>
-            <w:r>
-              <w:t>1. Preactivation</w:t>
-            </w:r>
-          </w:p>
-        </w:tc>
-        <w:tc>
-          <w:tcPr>
-            <w:tcW w:type="dxa" w:w="5112"/>
-          </w:tcPr>
-          <w:p>
-            <w:r>
-              <w:t>At x=0, z=-1; at x=2, z=3.</w:t>
-            </w:r>
-          </w:p>
-        </w:tc>
-      </w:tr>
-      <w:tr>
-        <w:tc>
-          <w:tcPr>
-            <w:tcW w:type="dxa" w:w="5112"/>
-          </w:tcPr>
-          <w:p>
-            <w:r>
-              <w:t>2. Activation</w:t>
-            </w:r>
-          </w:p>
-        </w:tc>
-        <w:tc>
-          <w:tcPr>
-            <w:tcW w:type="dxa" w:w="5112"/>
-          </w:tcPr>
-          <w:p>
-            <w:r>
-              <w:t>At x=0, h=0; at x=2, h=3.</w:t>
-            </w:r>
-          </w:p>
-        </w:tc>
-      </w:tr>
-      <w:tr>
-        <w:tc>
-          <w:tcPr>
-            <w:tcW w:type="dxa" w:w="5112"/>
-          </w:tcPr>
-          <w:p>
-            <w:r>
-              <w:t>3. Output</w:t>
-            </w:r>
-          </w:p>
-        </w:tc>
-        <w:tc>
-          <w:tcPr>
-            <w:tcW w:type="dxa" w:w="5112"/>
-          </w:tcPr>
-          <w:p>
-            <w:r>
-              <w:t>Outputs are 4 and 1 respectively.</w:t>
-            </w:r>
-          </w:p>
-        </w:tc>
-      </w:tr>
-    </w:tbl>
-    <w:p>
-      <w:r>
-        <w:t>Match each pictured step to the supplied facts. This is a worked teaching case, not an independent assessment.</w:t>
+        <w:t>Why this result follows</w:t>
       </w:r>
     </w:p>
     <w:p>
@@ -1699,51 +2485,61 @@
         <w:pStyle w:val="Heading3"/>
       </w:pPr>
       <w:r>
-        <w:t>Why this result follows</w:t>
-      </w:r>
-    </w:p>
-    <w:p>
-      <w:pPr>
-        <w:pStyle w:val="Heading3"/>
-      </w:pPr>
-      <w:r>
-        <w:t>Why the result follows</w:t>
+        <w:t>What this example does not establish</w:t>
+      </w:r>
+    </w:p>
+    <w:p>
+      <w:pPr>
+        <w:pStyle w:val="Heading1"/>
+      </w:pPr>
+      <w:r>
+        <w:t>07. Choose tests that can expose the suspected bug</w:t>
+      </w:r>
+    </w:p>
+    <w:p>
+      <w:r>
+        <w:t>A symmetric or all-positive case may hide an incorrect implementation.</w:t>
+      </w:r>
+    </w:p>
+    <w:p>
+      <w:pPr>
+        <w:pStyle w:val="Heading2"/>
+      </w:pPr>
+      <w:r>
+        <w:t>Negative-score,boundary,bias and order-sensitive checks</w:t>
       </w:r>
     </w:p>
     <w:p>
       <w:pPr>
         <w:spacing w:line="336" w:lineRule="auto" w:after="180"/>
-        <w:shd w:fill="F1F6FC"/>
       </w:pPr>
       <w:r>
         <w:rPr>
           <w:b w:val="0"/>
         </w:rPr>
-        <w:t xml:space="preserve">A forward pass applies a fixed network to an </w:t>
-      </w:r>
-      <w:r>
-        <w:rPr>
-          <w:b/>
-        </w:rPr>
-        <w:t>input</w:t>
-      </w:r>
+        <w:t>A test where both scores are positive cannot reveal a missing ReLU. Include x = 0, where the first score is negative, and x = 3, where the second score is negative.</w:t>
+      </w:r>
+    </w:p>
+    <w:p>
+      <w:pPr>
+        <w:spacing w:line="336" w:lineRule="auto" w:after="180"/>
+      </w:pPr>
       <w:r>
         <w:rPr>
           <w:b w:val="0"/>
         </w:rPr>
-        <w:t xml:space="preserve">; it does not update weights. Keep the </w:t>
-      </w:r>
-      <w:r>
-        <w:rPr>
-          <w:b/>
-        </w:rPr>
-        <w:t>preactivation</w:t>
-      </w:r>
+        <w:t>Include x = 0.5 and x = 2 to exercise each hidden zero-score boundary. Neither a few examples nor an attractive diagram proves every implementation case is correct.</w:t>
+      </w:r>
+    </w:p>
+    <w:p>
+      <w:pPr>
+        <w:spacing w:line="336" w:lineRule="auto" w:after="180"/>
+      </w:pPr>
       <w:r>
         <w:rPr>
           <w:b w:val="0"/>
         </w:rPr>
-        <w:t xml:space="preserve"> z, activated value h and final </w:t>
+        <w:t xml:space="preserve">A missing </w:t>
       </w:r>
       <w:r>
         <w:rPr>
@@ -1755,31 +2551,7 @@
         <w:rPr>
           <w:b w:val="0"/>
         </w:rPr>
-        <w:t xml:space="preserve"> y in separate </w:t>
-      </w:r>
-      <w:r>
-        <w:rPr>
-          <w:b/>
-        </w:rPr>
-        <w:t>trace</w:t>
-      </w:r>
-      <w:r>
-        <w:rPr>
-          <w:b w:val="0"/>
-        </w:rPr>
-        <w:t xml:space="preserve"> columns. For zero, ReLU changes minus one to zero.</w:t>
-      </w:r>
-    </w:p>
-    <w:p>
-      <w:pPr>
-        <w:spacing w:line="336" w:lineRule="auto" w:after="180"/>
-        <w:shd w:fill="F1F6FC"/>
-      </w:pPr>
-      <w:r>
-        <w:rPr>
-          <w:b w:val="0"/>
-        </w:rPr>
-        <w:t xml:space="preserve">Using the earlier minus one in the </w:t>
+        <w:t xml:space="preserve"> bias shifts every </w:t>
       </w:r>
       <w:r>
         <w:rPr>
@@ -1791,190 +2563,6 @@
         <w:rPr>
           <w:b w:val="0"/>
         </w:rPr>
-        <w:t xml:space="preserve"> layer is the first error, even if later arithmetic follows that mistaken value correctly.</w:t>
-      </w:r>
-    </w:p>
-    <w:p>
-      <w:pPr>
-        <w:pStyle w:val="Heading3"/>
-      </w:pPr>
-      <w:r>
-        <w:t>What this example does not establish</w:t>
-      </w:r>
-    </w:p>
-    <w:p>
-      <w:pPr>
-        <w:pStyle w:val="Heading3"/>
-      </w:pPr>
-      <w:r>
-        <w:t>Keep the stated limit</w:t>
-      </w:r>
-    </w:p>
-    <w:p>
-      <w:pPr>
-        <w:spacing w:line="336" w:lineRule="auto" w:after="180"/>
-        <w:shd w:fill="FFF5E6"/>
-      </w:pPr>
-      <w:r>
-        <w:rPr>
-          <w:b w:val="0"/>
-        </w:rPr>
-        <w:t xml:space="preserve">A correct forward </w:t>
-      </w:r>
-      <w:r>
-        <w:rPr>
-          <w:b/>
-        </w:rPr>
-        <w:t>trace</w:t>
-      </w:r>
-      <w:r>
-        <w:rPr>
-          <w:b w:val="0"/>
-        </w:rPr>
-        <w:t xml:space="preserve"> verifies this declared computation; it does not show that the parameter choices solve a useful task.</w:t>
-      </w:r>
-    </w:p>
-    <w:p>
-      <w:pPr>
-        <w:pStyle w:val="Heading3"/>
-      </w:pPr>
-      <w:r>
-        <w:t>Keep the stated limit</w:t>
-      </w:r>
-    </w:p>
-    <w:p>
-      <w:pPr>
-        <w:spacing w:line="336" w:lineRule="auto" w:after="180"/>
-        <w:shd w:fill="FFF5E6"/>
-      </w:pPr>
-      <w:r>
-        <w:rPr>
-          <w:b w:val="0"/>
-        </w:rPr>
-        <w:t xml:space="preserve">Read the labelled picture: Why should feedback identify h before correcting only y? Point to the relevant step in the picture, then write the changed result and the rule or </w:t>
-      </w:r>
-      <w:r>
-        <w:rPr>
-          <w:b/>
-        </w:rPr>
-        <w:t>evidence</w:t>
-      </w:r>
-      <w:r>
-        <w:rPr>
-          <w:b w:val="0"/>
-        </w:rPr>
-        <w:t xml:space="preserve"> that supports it.</w:t>
-      </w:r>
-    </w:p>
-    <w:p>
-      <w:pPr>
-        <w:pStyle w:val="Heading3"/>
-      </w:pPr>
-      <w:r>
-        <w:t>Keep the stated limit</w:t>
-      </w:r>
-    </w:p>
-    <w:p>
-      <w:pPr>
-        <w:spacing w:line="336" w:lineRule="auto" w:after="180"/>
-        <w:shd w:fill="FFF5E6"/>
-      </w:pPr>
-      <w:r>
-        <w:rPr>
-          <w:b w:val="0"/>
-        </w:rPr>
-        <w:t xml:space="preserve">Change one thing: A submitted x = 0 </w:t>
-      </w:r>
-      <w:r>
-        <w:rPr>
-          <w:b/>
-        </w:rPr>
-        <w:t>trace</w:t>
-      </w:r>
-      <w:r>
-        <w:rPr>
-          <w:b w:val="0"/>
-        </w:rPr>
-        <w:t xml:space="preserve"> uses h=-1 and y = 5. Predict the result before checking the explanation. What remains the same?</w:t>
-      </w:r>
-    </w:p>
-    <w:p>
-      <w:pPr>
-        <w:pStyle w:val="Heading1"/>
-      </w:pPr>
-      <w:r>
-        <w:t>07. Find and repair a mistake</w:t>
-      </w:r>
-    </w:p>
-    <w:p>
-      <w:r>
-        <w:t>Find the unsupported step in the Forward passes by hand claim and explain a repair using the supplied evidence.</w:t>
-      </w:r>
-    </w:p>
-    <w:p>
-      <w:pPr>
-        <w:pStyle w:val="Heading3"/>
-      </w:pPr>
-      <w:r>
-        <w:t>Check the claim against the facts</w:t>
-      </w:r>
-    </w:p>
-    <w:p>
-      <w:pPr>
-        <w:spacing w:line="336" w:lineRule="auto" w:after="180"/>
-        <w:shd w:fill="FFF5E6"/>
-      </w:pPr>
-      <w:r>
-        <w:rPr>
-          <w:b w:val="0"/>
-        </w:rPr>
-        <w:t>A test where both scores are positive cannot reveal a missing ReLU. Include x = 0, where the first score is negative, and x = 3, where the second score is negative.</w:t>
-      </w:r>
-    </w:p>
-    <w:p>
-      <w:pPr>
-        <w:spacing w:line="336" w:lineRule="auto" w:after="180"/>
-        <w:shd w:fill="FFF5E6"/>
-      </w:pPr>
-      <w:r>
-        <w:rPr>
-          <w:b w:val="0"/>
-        </w:rPr>
-        <w:t>Include x = 0.5 and x = 2 to exercise each hidden zero-score boundary. Neither a few examples nor an attractive diagram proves every implementation case is correct.</w:t>
-      </w:r>
-    </w:p>
-    <w:p>
-      <w:pPr>
-        <w:spacing w:line="336" w:lineRule="auto" w:after="180"/>
-      </w:pPr>
-      <w:r>
-        <w:rPr>
-          <w:b w:val="0"/>
-        </w:rPr>
-        <w:t xml:space="preserve">A missing </w:t>
-      </w:r>
-      <w:r>
-        <w:rPr>
-          <w:b/>
-        </w:rPr>
-        <w:t>output</w:t>
-      </w:r>
-      <w:r>
-        <w:rPr>
-          <w:b w:val="0"/>
-        </w:rPr>
-        <w:t xml:space="preserve"> bias shifts every </w:t>
-      </w:r>
-      <w:r>
-        <w:rPr>
-          <w:b/>
-        </w:rPr>
-        <w:t>output</w:t>
-      </w:r>
-      <w:r>
-        <w:rPr>
-          <w:b w:val="0"/>
-        </w:rPr>
         <w:t xml:space="preserve"> by -1. A swapped hidden order may pass a case where h1 equals h2; x = 1 has this limitation.</w:t>
       </w:r>
     </w:p>
@@ -1991,28 +2579,101 @@
     </w:p>
     <w:p>
       <w:pPr>
+        <w:pStyle w:val="Heading2"/>
+      </w:pPr>
+      <w:r>
+        <w:t>Trace both hidden zero boundaries</w:t>
+      </w:r>
+    </w:p>
+    <w:p>
+      <w:pPr>
+        <w:pStyle w:val="ListBullet"/>
+      </w:pPr>
+      <w:r>
+        <w:t>Trace x = 0.5 and x = 2. Which hidden score is zero in each case?</w:t>
+      </w:r>
+    </w:p>
+    <w:p>
+      <w:pPr>
         <w:pStyle w:val="Heading3"/>
       </w:pPr>
       <w:r>
+        <w:t>State one repair and the checks you would rerun.</w:t>
+      </w:r>
+    </w:p>
+    <w:p>
+      <w:r>
+        <w:t>________________________________________________________________</w:t>
+      </w:r>
+    </w:p>
+    <w:p>
+      <w:r>
+        <w:t>________________________________________________________________</w:t>
+      </w:r>
+    </w:p>
+    <w:p>
+      <w:r>
+        <w:t>________________________________________________________________</w:t>
+      </w:r>
+    </w:p>
+    <w:p>
+      <w:r>
+        <w:t>________________________________________________________________</w:t>
+      </w:r>
+    </w:p>
+    <w:p>
+      <w:r>
+        <w:t>________________________________________________________________</w:t>
+      </w:r>
+    </w:p>
+    <w:p>
+      <w:r>
+        <w:t>________________________________________________________________</w:t>
+      </w:r>
+    </w:p>
+    <w:p>
+      <w:pPr>
+        <w:pStyle w:val="Heading2"/>
+      </w:pPr>
+      <w:r>
+        <w:t>Earlier wording, alternatives and picture transcripts · reference / check after trying</w:t>
+      </w:r>
+    </w:p>
+    <w:p>
+      <w:pPr>
+        <w:pStyle w:val="Heading3"/>
+      </w:pPr>
+      <w:r>
         <w:t>Locate the earliest unsupported step</w:t>
       </w:r>
     </w:p>
     <w:p>
       <w:pPr>
-        <w:spacing w:line="336" w:lineRule="auto" w:after="180"/>
-        <w:shd w:fill="F5F1FB"/>
-      </w:pPr>
-      <w:r>
-        <w:rPr>
-          <w:b/>
-        </w:rPr>
-        <w:t>Trace</w:t>
-      </w:r>
-      <w:r>
-        <w:rPr>
-          <w:b w:val="0"/>
-        </w:rPr>
-        <w:t xml:space="preserve"> x = 0.5 and x = 2. Which hidden score is zero in each case?</w:t>
+        <w:pStyle w:val="Heading1"/>
+      </w:pPr>
+      <w:r>
+        <w:t>08. Practise first-error diagnosis with less help</w:t>
+      </w:r>
+    </w:p>
+    <w:p>
+      <w:r>
+        <w:t>Retain the submitted trace and the correction.</w:t>
+      </w:r>
+    </w:p>
+    <w:p>
+      <w:pPr>
+        <w:pStyle w:val="Heading2"/>
+      </w:pPr>
+      <w:r>
+        <w:t>Current task and response</w:t>
+      </w:r>
+    </w:p>
+    <w:p>
+      <w:pPr>
+        <w:pStyle w:val="ListBullet"/>
+      </w:pPr>
+      <w:r>
+        <w:t>Trace x = -1 through the lesson network. Record z, h and y.</w:t>
       </w:r>
     </w:p>
     <w:p>
@@ -2020,7 +2681,7 @@
         <w:pStyle w:val="Heading3"/>
       </w:pPr>
       <w:r>
-        <w:t>State one repair and the checks you would rerun.</w:t>
+        <w:t>Trace x = 2, recording both scores, both activations and y. What happens to the second unit at its zero-score boundary?</w:t>
       </w:r>
     </w:p>
     <w:p>
@@ -2044,6 +2705,14 @@
       </w:r>
     </w:p>
     <w:p>
+      <w:pPr>
+        <w:pStyle w:val="Heading3"/>
+      </w:pPr>
+      <w:r>
+        <w:t>Explain your prediction to a partner before comparing results.</w:t>
+      </w:r>
+    </w:p>
+    <w:p>
       <w:r>
         <w:t>________________________________________________________________</w:t>
       </w:r>
@@ -2054,44 +2723,6 @@
       </w:r>
     </w:p>
     <w:p>
-      <w:pPr>
-        <w:pStyle w:val="Heading1"/>
-      </w:pPr>
-      <w:r>
-        <w:t>08. Practise together</w:t>
-      </w:r>
-    </w:p>
-    <w:p>
-      <w:r>
-        <w:t>Practise Forward passes by hand with support, then explain the deciding step in your own words.</w:t>
-      </w:r>
-    </w:p>
-    <w:p>
-      <w:pPr>
-        <w:spacing w:line="336" w:lineRule="auto" w:after="180"/>
-      </w:pPr>
-      <w:r>
-        <w:rPr>
-          <w:b/>
-        </w:rPr>
-        <w:t>Trace</w:t>
-      </w:r>
-      <w:r>
-        <w:rPr>
-          <w:b w:val="0"/>
-        </w:rPr>
-        <w:t xml:space="preserve"> x = -1 through the lesson network. Record z, h and y.</w:t>
-      </w:r>
-    </w:p>
-    <w:p>
-      <w:pPr>
-        <w:pStyle w:val="Heading3"/>
-      </w:pPr>
-      <w:r>
-        <w:t>Trace x = 2, recording both scores, both activations and y. What happens to the second unit at its zero-score boundary?</w:t>
-      </w:r>
-    </w:p>
-    <w:p>
       <w:r>
         <w:t>________________________________________________________________</w:t>
       </w:r>
@@ -2102,49 +2733,11 @@
       </w:r>
     </w:p>
     <w:p>
-      <w:r>
-        <w:t>________________________________________________________________</w:t>
-      </w:r>
-    </w:p>
-    <w:p>
-      <w:r>
-        <w:t>________________________________________________________________</w:t>
-      </w:r>
-    </w:p>
-    <w:p>
-      <w:pPr>
-        <w:pStyle w:val="Heading3"/>
-      </w:pPr>
-      <w:r>
-        <w:t>Explain your prediction to a partner before comparing results.</w:t>
-      </w:r>
-    </w:p>
-    <w:p>
-      <w:r>
-        <w:t>________________________________________________________________</w:t>
-      </w:r>
-    </w:p>
-    <w:p>
-      <w:r>
-        <w:t>________________________________________________________________</w:t>
-      </w:r>
-    </w:p>
-    <w:p>
-      <w:r>
-        <w:t>________________________________________________________________</w:t>
-      </w:r>
-    </w:p>
-    <w:p>
-      <w:r>
-        <w:t>________________________________________________________________</w:t>
-      </w:r>
-    </w:p>
-    <w:p>
-      <w:pPr>
-        <w:pStyle w:val="Heading3"/>
-      </w:pPr>
-      <w:r>
-        <w:t>Practise with less help: Locate a bias omission</w:t>
+      <w:pPr>
+        <w:pStyle w:val="Heading2"/>
+      </w:pPr>
+      <w:r>
+        <w:t>Supported W2record</w:t>
       </w:r>
     </w:p>
     <w:p>
@@ -2274,93 +2867,49 @@
     </w:p>
     <w:p>
       <w:pPr>
+        <w:pStyle w:val="Heading2"/>
+      </w:pPr>
+      <w:r>
+        <w:t>Individual misconception check</w:t>
+      </w:r>
+    </w:p>
+    <w:p>
+      <w:pPr>
+        <w:pStyle w:val="ListBullet"/>
+      </w:pPr>
+      <w:r>
+        <w:t>Use the worked case for Forward passes by hand. Proposed explanation: “ReLU means the output cannot be negative”. Decide whether this explanation is supported. Point to the step or supplied fact that decides; explain your repair if needed.</w:t>
+      </w:r>
+    </w:p>
+    <w:p>
+      <w:pPr>
+        <w:pStyle w:val="ListBullet"/>
+      </w:pPr>
+      <w:r>
+        <w:t>Answer on your own before discussion. If you are unsure, say which step you need help with.</w:t>
+      </w:r>
+    </w:p>
+    <w:p>
+      <w:pPr>
+        <w:pStyle w:val="Heading2"/>
+      </w:pPr>
+      <w:r>
+        <w:t>Pictured earliest-error reasoning</w:t>
+      </w:r>
+    </w:p>
+    <w:p>
+      <w:pPr>
+        <w:pStyle w:val="ListBullet"/>
+      </w:pPr>
+      <w:r>
+        <w:t>Why should feedback identify h before correcting only y? Point to the relevant step in the picture, then write the changed result and the rule or evidence that supports it.</w:t>
+      </w:r>
+    </w:p>
+    <w:p>
+      <w:pPr>
         <w:pStyle w:val="Heading3"/>
       </w:pPr>
       <w:r>
-        <w:t>Check your reasoning</w:t>
-      </w:r>
-    </w:p>
-    <w:p>
-      <w:pPr>
-        <w:spacing w:line="336" w:lineRule="auto" w:after="180"/>
-      </w:pPr>
-      <w:r>
-        <w:rPr>
-          <w:b w:val="0"/>
-        </w:rPr>
-        <w:t xml:space="preserve">Use the worked case for Forward passes by hand. Proposed explanation: “ReLU means the </w:t>
-      </w:r>
-      <w:r>
-        <w:rPr>
-          <w:b/>
-        </w:rPr>
-        <w:t>output</w:t>
-      </w:r>
-      <w:r>
-        <w:rPr>
-          <w:b w:val="0"/>
-        </w:rPr>
-        <w:t xml:space="preserve"> cannot be negative”. Decide whether this explanation is supported.</w:t>
-      </w:r>
-    </w:p>
-    <w:p>
-      <w:pPr>
-        <w:spacing w:line="336" w:lineRule="auto" w:after="180"/>
-      </w:pPr>
-      <w:r>
-        <w:rPr>
-          <w:b w:val="0"/>
-        </w:rPr>
-        <w:t>Point to the step or supplied fact that decides; explain your repair if needed.</w:t>
-      </w:r>
-    </w:p>
-    <w:p>
-      <w:pPr>
-        <w:spacing w:line="336" w:lineRule="auto" w:after="180"/>
-      </w:pPr>
-      <w:r>
-        <w:rPr>
-          <w:b w:val="0"/>
-        </w:rPr>
-        <w:t>Answer on your own before discussion. If you are unsure, say which step you need help with.</w:t>
-      </w:r>
-    </w:p>
-    <w:p>
-      <w:pPr>
-        <w:pStyle w:val="Heading3"/>
-      </w:pPr>
-      <w:r>
-        <w:t>Explain the picture</w:t>
-      </w:r>
-    </w:p>
-    <w:p>
-      <w:pPr>
-        <w:spacing w:line="336" w:lineRule="auto" w:after="180"/>
-      </w:pPr>
-      <w:r>
-        <w:rPr>
-          <w:b w:val="0"/>
-        </w:rPr>
-        <w:t xml:space="preserve">Why should feedback identify h before correcting only y? Point to the relevant step in the picture, then write the changed result and the rule or </w:t>
-      </w:r>
-      <w:r>
-        <w:rPr>
-          <w:b/>
-        </w:rPr>
-        <w:t>evidence</w:t>
-      </w:r>
-      <w:r>
-        <w:rPr>
-          <w:b w:val="0"/>
-        </w:rPr>
-        <w:t xml:space="preserve"> that supports it.</w:t>
-      </w:r>
-    </w:p>
-    <w:p>
-      <w:pPr>
-        <w:pStyle w:val="Heading3"/>
-      </w:pPr>
-      <w:r>
         <w:t>My explanation using a pictured step and the given facts</w:t>
       </w:r>
     </w:p>
@@ -2382,6 +2931,14 @@
     <w:p>
       <w:r>
         <w:t>________________________________________________________________</w:t>
+      </w:r>
+    </w:p>
+    <w:p>
+      <w:pPr>
+        <w:pStyle w:val="Heading2"/>
+      </w:pPr>
+      <w:r>
+        <w:t>Reserve the independent new network</w:t>
       </w:r>
     </w:p>
     <w:p>
@@ -2397,23 +2954,55 @@
     </w:p>
     <w:p>
       <w:pPr>
+        <w:pStyle w:val="Heading2"/>
+      </w:pPr>
+      <w:r>
+        <w:t>Earlier wording, alternatives and picture transcripts · reference / check after trying</w:t>
+      </w:r>
+    </w:p>
+    <w:p>
+      <w:pPr>
+        <w:pStyle w:val="Heading3"/>
+      </w:pPr>
+      <w:r>
+        <w:t>Practise with less help: Locate a bias omission</w:t>
+      </w:r>
+    </w:p>
+    <w:p>
+      <w:pPr>
+        <w:pStyle w:val="Heading3"/>
+      </w:pPr>
+      <w:r>
+        <w:t>Check your reasoning</w:t>
+      </w:r>
+    </w:p>
+    <w:p>
+      <w:pPr>
+        <w:pStyle w:val="Heading3"/>
+      </w:pPr>
+      <w:r>
+        <w:t>Explain the picture</w:t>
+      </w:r>
+    </w:p>
+    <w:p>
+      <w:pPr>
         <w:pStyle w:val="Heading1"/>
       </w:pPr>
       <w:r>
-        <w:t>09. Run the investigation</w:t>
-      </w:r>
-    </w:p>
-    <w:p>
-      <w:r>
-        <w:t>Investigate Forward passes by hand. Record the prediction, actual observation or labelled paper trace, explanation and next test separately.</w:t>
-      </w:r>
-    </w:p>
-    <w:p>
-      <w:pPr>
-        <w:pStyle w:val="Heading3"/>
-      </w:pPr>
-      <w:r>
-        <w:t>Predict, investigate and preserve the evidence</w:t>
+        <w:t>09. Run a complete first-error and regression clinic</w:t>
+      </w:r>
+    </w:p>
+    <w:p>
+      <w:r>
+        <w:t>Every submitted trace,expected correction and discriminating test is supplied.</w:t>
+      </w:r>
+    </w:p>
+    <w:p>
+      <w:pPr>
+        <w:pStyle w:val="Heading2"/>
+      </w:pPr>
+      <w:r>
+        <w:t>Current task and runnable forward trace</w:t>
       </w:r>
     </w:p>
     <w:p>
@@ -2459,6 +3048,346 @@
         <w:t>for x in [0, 1, 3]:</w:t>
         <w:br/>
         <w:t xml:space="preserve">    print(x, trace(x))</w:t>
+      </w:r>
+    </w:p>
+    <w:p>
+      <w:pPr>
+        <w:pStyle w:val="Heading2"/>
+      </w:pPr>
+      <w:r>
+        <w:t>Four complete submitted traces and repair keys</w:t>
+      </w:r>
+    </w:p>
+    <w:tbl>
+      <w:tblPr>
+        <w:tblStyle w:val="LightShading-Accent1"/>
+        <w:tblW w:type="auto" w:w="0"/>
+        <w:tblLook w:firstColumn="1" w:firstRow="1" w:lastColumn="0" w:lastRow="0" w:noHBand="0" w:noVBand="1" w:val="04A0"/>
+      </w:tblPr>
+      <w:tblGrid>
+        <w:gridCol w:w="5112"/>
+        <w:gridCol w:w="5112"/>
+      </w:tblGrid>
+      <w:tr>
+        <w:trPr>
+          <w:tblHeader/>
+        </w:trPr>
+        <w:tc>
+          <w:tcPr>
+            <w:tcW w:type="dxa" w:w="5112"/>
+          </w:tcPr>
+          <w:p>
+            <w:r>
+              <w:t>Complete submitted main-network trace</w:t>
+            </w:r>
+          </w:p>
+        </w:tc>
+        <w:tc>
+          <w:tcPr>
+            <w:tcW w:type="dxa" w:w="5112"/>
+          </w:tcPr>
+          <w:p>
+            <w:r>
+              <w:t>Find first error; repair later values</w:t>
+            </w:r>
+          </w:p>
+        </w:tc>
+      </w:tr>
+      <w:tr>
+        <w:tc>
+          <w:tcPr>
+            <w:tcW w:type="dxa" w:w="5112"/>
+          </w:tcPr>
+          <w:p>
+            <w:r>
+              <w:t>x0:z[−1, 2], h[−1, 2], y−4</w:t>
+            </w:r>
+          </w:p>
+        </w:tc>
+        <w:tc>
+          <w:tcPr>
+            <w:tcW w:type="dxa" w:w="5112"/>
+          </w:tcPr>
+          <w:p>
+            <w:r>
+              <w:t>Activation first:h[0, 2], then y−3</w:t>
+            </w:r>
+          </w:p>
+        </w:tc>
+      </w:tr>
+      <w:tr>
+        <w:tc>
+          <w:tcPr>
+            <w:tcW w:type="dxa" w:w="5112"/>
+          </w:tcPr>
+          <w:p>
+            <w:r>
+              <w:t>x3:z[5, −1], h[5, 0], y5</w:t>
+            </w:r>
+          </w:p>
+        </w:tc>
+        <w:tc>
+          <w:tcPr>
+            <w:tcW w:type="dxa" w:w="5112"/>
+          </w:tcPr>
+          <w:p>
+            <w:r>
+              <w:t>Output first:missing bias+1; correct y6</w:t>
+            </w:r>
+          </w:p>
+        </w:tc>
+      </w:tr>
+      <w:tr>
+        <w:tc>
+          <w:tcPr>
+            <w:tcW w:type="dxa" w:w="5112"/>
+          </w:tcPr>
+          <w:p>
+            <w:r>
+              <w:t>x0:z[−1, −2], h[0, 0], y1</w:t>
+            </w:r>
+          </w:p>
+        </w:tc>
+        <w:tc>
+          <w:tcPr>
+            <w:tcW w:type="dxa" w:w="5112"/>
+          </w:tcPr>
+          <w:p>
+            <w:r>
+              <w:t>Score z2 first:−0+2=2; correct z[−1, 2], h[0, 2], y−3</w:t>
+            </w:r>
+          </w:p>
+        </w:tc>
+      </w:tr>
+      <w:tr>
+        <w:tc>
+          <w:tcPr>
+            <w:tcW w:type="dxa" w:w="5112"/>
+          </w:tcPr>
+          <w:p>
+            <w:r>
+              <w:t>x1:z[1, 1], h[1, 1], y0</w:t>
+            </w:r>
+          </w:p>
+        </w:tc>
+        <w:tc>
+          <w:tcPr>
+            <w:tcW w:type="dxa" w:w="5112"/>
+          </w:tcPr>
+          <w:p>
+            <w:r>
+              <w:t>This trace is correct but equal hidden values cannot expose a swapped-order implementation</w:t>
+            </w:r>
+          </w:p>
+        </w:tc>
+      </w:tr>
+    </w:tbl>
+    <w:p>
+      <w:pPr>
+        <w:pStyle w:val="Heading2"/>
+      </w:pPr>
+      <w:r>
+        <w:t>Normal,boundary,missing and order-sensitive probes</w:t>
+      </w:r>
+    </w:p>
+    <w:tbl>
+      <w:tblPr>
+        <w:tblStyle w:val="LightShading-Accent1"/>
+        <w:tblW w:type="auto" w:w="0"/>
+        <w:tblLook w:firstColumn="1" w:firstRow="1" w:lastColumn="0" w:lastRow="0" w:noHBand="0" w:noVBand="1" w:val="04A0"/>
+      </w:tblPr>
+      <w:tblGrid>
+        <w:gridCol w:w="5112"/>
+        <w:gridCol w:w="5112"/>
+      </w:tblGrid>
+      <w:tr>
+        <w:trPr>
+          <w:tblHeader/>
+        </w:trPr>
+        <w:tc>
+          <w:tcPr>
+            <w:tcW w:type="dxa" w:w="5112"/>
+          </w:tcPr>
+          <w:p>
+            <w:r>
+              <w:t>Complete regression probe</w:t>
+            </w:r>
+          </w:p>
+        </w:tc>
+        <w:tc>
+          <w:tcPr>
+            <w:tcW w:type="dxa" w:w="5112"/>
+          </w:tcPr>
+          <w:p>
+            <w:r>
+              <w:t>Expected main trace / action</w:t>
+            </w:r>
+          </w:p>
+        </w:tc>
+      </w:tr>
+      <w:tr>
+        <w:tc>
+          <w:tcPr>
+            <w:tcW w:type="dxa" w:w="5112"/>
+          </w:tcPr>
+          <w:p>
+            <w:r>
+              <w:t>Normal x0 and3</w:t>
+            </w:r>
+          </w:p>
+        </w:tc>
+        <w:tc>
+          <w:tcPr>
+            <w:tcW w:type="dxa" w:w="5112"/>
+          </w:tcPr>
+          <w:p>
+            <w:r>
+              <w:t>x0:z[−1, 2], h[0, 2], y−3; x3:z[5, −1], h[5, 0], y6</w:t>
+            </w:r>
+          </w:p>
+        </w:tc>
+      </w:tr>
+      <w:tr>
+        <w:tc>
+          <w:tcPr>
+            <w:tcW w:type="dxa" w:w="5112"/>
+          </w:tcPr>
+          <w:p>
+            <w:r>
+              <w:t>Boundary x.5</w:t>
+            </w:r>
+          </w:p>
+        </w:tc>
+        <w:tc>
+          <w:tcPr>
+            <w:tcW w:type="dxa" w:w="5112"/>
+          </w:tcPr>
+          <w:p>
+            <w:r>
+              <w:t>z[0, 1.5], h[0, 1.5], y−2; first hidden score zero</w:t>
+            </w:r>
+          </w:p>
+        </w:tc>
+      </w:tr>
+      <w:tr>
+        <w:tc>
+          <w:tcPr>
+            <w:tcW w:type="dxa" w:w="5112"/>
+          </w:tcPr>
+          <w:p>
+            <w:r>
+              <w:t>Boundary x2</w:t>
+            </w:r>
+          </w:p>
+        </w:tc>
+        <w:tc>
+          <w:tcPr>
+            <w:tcW w:type="dxa" w:w="5112"/>
+          </w:tcPr>
+          <w:p>
+            <w:r>
+              <w:t>z[3, 0], h[3, 0], y4; second hidden score zero</w:t>
+            </w:r>
+          </w:p>
+        </w:tc>
+      </w:tr>
+      <w:tr>
+        <w:tc>
+          <w:tcPr>
+            <w:tcW w:type="dxa" w:w="5112"/>
+          </w:tcPr>
+          <w:p>
+            <w:r>
+              <w:t>Missing xNone</w:t>
+            </w:r>
+          </w:p>
+        </w:tc>
+        <w:tc>
+          <w:tcPr>
+            <w:tcW w:type="dxa" w:w="5112"/>
+          </w:tcPr>
+          <w:p>
+            <w:r>
+              <w:t>Outside numeric input contract; request/validate before trace</w:t>
+            </w:r>
+          </w:p>
+        </w:tc>
+      </w:tr>
+      <w:tr>
+        <w:tc>
+          <w:tcPr>
+            <w:tcW w:type="dxa" w:w="5112"/>
+          </w:tcPr>
+          <w:p>
+            <w:r>
+              <w:t>Swap hidden order at x0</w:t>
+            </w:r>
+          </w:p>
+        </w:tc>
+        <w:tc>
+          <w:tcPr>
+            <w:tcW w:type="dxa" w:w="5112"/>
+          </w:tcPr>
+          <w:p>
+            <w:r>
+              <w:t>Using[2, 0]instead of[0, 2]gives y3 instead of−3; this input reveals the bug</w:t>
+            </w:r>
+          </w:p>
+        </w:tc>
+      </w:tr>
+      <w:tr>
+        <w:tc>
+          <w:tcPr>
+            <w:tcW w:type="dxa" w:w="5112"/>
+          </w:tcPr>
+          <w:p>
+            <w:r>
+              <w:t>One final output matches</w:t>
+            </w:r>
+          </w:p>
+        </w:tc>
+        <w:tc>
+          <w:tcPr>
+            <w:tcW w:type="dxa" w:w="5112"/>
+          </w:tcPr>
+          <w:p>
+            <w:r>
+              <w:t>Still inspect all intermediates and retain varied regression cases; no general correctness or task-accuracy proof</w:t>
+            </w:r>
+          </w:p>
+        </w:tc>
+      </w:tr>
+    </w:tbl>
+    <w:p>
+      <w:pPr>
+        <w:pStyle w:val="Heading2"/>
+      </w:pPr>
+      <w:r>
+        <w:t>Predict,audit,repair and retain regression cases</w:t>
+      </w:r>
+    </w:p>
+    <w:p>
+      <w:pPr>
+        <w:pStyle w:val="ListNumber"/>
+      </w:pPr>
+      <w:r>
+        <w:t>Audit all four supplied submitted traces before checking their repairs. Use the five independent expected rows to test the supplied trace function, then retain those expectations after a repair. Record the first incorrect stage and recompute its descendants; do not rewrite a final answer while keeping a wrong hidden value. Run or paper-trace each probe and label what you actually did. The code assumes numeric x and does not validate missing values. These examples verify fixed arithmetic, not learned usefulness or prediction accuracy.</w:t>
+      </w:r>
+    </w:p>
+    <w:p>
+      <w:pPr>
+        <w:pStyle w:val="ListNumber"/>
+      </w:pPr>
+      <w:r>
+        <w:t>On paper, trace the supplied procedure. If code is provided, predict before running it in a local practice file. Never write an expected answer as though it were an observed run.</w:t>
+      </w:r>
+    </w:p>
+    <w:p>
+      <w:pPr>
+        <w:pStyle w:val="Heading2"/>
+      </w:pPr>
+      <w:r>
+        <w:t>Keep the evidence ledger</w:t>
       </w:r>
     </w:p>
     <w:tbl>
@@ -2605,7 +3534,7 @@
         <w:rPr>
           <w:b w:val="0"/>
         </w:rPr>
-        <w:t xml:space="preserve">On paper, </w:t>
+        <w:t xml:space="preserve">Before trying: what do I expect, and why? While trying: which step could first go wrong? Afterwards: what did I actually observe, and what should change? Keep “not run” if you only </w:t>
       </w:r>
       <w:r>
         <w:rPr>
@@ -2617,7 +3546,15 @@
         <w:rPr>
           <w:b w:val="0"/>
         </w:rPr>
-        <w:t xml:space="preserve"> the supplied procedure. If code is provided, predict before running it in a local practice file. Never write an expected answer as though it were an observed run.</w:t>
+        <w:t>d the procedure.</w:t>
+      </w:r>
+    </w:p>
+    <w:p>
+      <w:pPr>
+        <w:pStyle w:val="Heading2"/>
+      </w:pPr>
+      <w:r>
+        <w:t>Earlier wording, alternatives and picture transcripts · reference / check after trying</w:t>
       </w:r>
     </w:p>
     <w:p>
@@ -2625,7 +3562,36 @@
         <w:pStyle w:val="Heading3"/>
       </w:pPr>
       <w:r>
+        <w:t>Predict, investigate and preserve the evidence</w:t>
+      </w:r>
+    </w:p>
+    <w:p>
+      <w:pPr>
+        <w:pStyle w:val="Heading3"/>
+      </w:pPr>
+      <w:r>
         <w:t>Plan → try → check</w:t>
+      </w:r>
+    </w:p>
+    <w:p>
+      <w:pPr>
+        <w:pStyle w:val="Heading1"/>
+      </w:pPr>
+      <w:r>
+        <w:t>14. Try alone: audit a different network’s submitted trace</w:t>
+      </w:r>
+    </w:p>
+    <w:p>
+      <w:r>
+        <w:t>Use the new formulas and correct every value after the first error.</w:t>
+      </w:r>
+    </w:p>
+    <w:p>
+      <w:pPr>
+        <w:pStyle w:val="Heading2"/>
+      </w:pPr>
+      <w:r>
+        <w:t>Complete new independent model and submitted trace</w:t>
       </w:r>
     </w:p>
     <w:p>
@@ -2636,7 +3602,19 @@
         <w:rPr>
           <w:b w:val="0"/>
         </w:rPr>
-        <w:t xml:space="preserve">Before trying: what do I expect, and why? While trying: which step could first go wrong? Afterwards: what did I actually observe, and what should change? Keep “not run” if you only </w:t>
+        <w:t xml:space="preserve">Use z1 = x + 1, z2 = 2 - 2x, h = ReLU(z) component by component, and y = 2h1 + h2 - 3. </w:t>
+      </w:r>
+      <w:r>
+        <w:rPr>
+          <w:b/>
+        </w:rPr>
+        <w:t>Trace</w:t>
+      </w:r>
+      <w:r>
+        <w:rPr>
+          <w:b w:val="0"/>
+        </w:rPr>
+        <w:t xml:space="preserve"> x = 0 and x = 2. A submitted x = 2 </w:t>
       </w:r>
       <w:r>
         <w:rPr>
@@ -2648,20 +3626,15 @@
         <w:rPr>
           <w:b w:val="0"/>
         </w:rPr>
-        <w:t>d the procedure.</w:t>
-      </w:r>
-    </w:p>
-    <w:p>
-      <w:pPr>
-        <w:pStyle w:val="Heading1"/>
-      </w:pPr>
-      <w:r>
-        <w:t>10. Build your understanding</w:t>
-      </w:r>
-    </w:p>
-    <w:p>
-      <w:r>
-        <w:t>Move from recall to tracing, diagnosis and transfer in Forward passes by hand. Explain why each step is justified.</w:t>
+        <w:t xml:space="preserve"> uses h = [3, -2] and y = 1. Find its first error and correct all later values.</w:t>
+      </w:r>
+    </w:p>
+    <w:p>
+      <w:pPr>
+        <w:pStyle w:val="Heading2"/>
+      </w:pPr>
+      <w:r>
+        <w:t>First attempt and support record</w:t>
       </w:r>
     </w:p>
     <w:p>
@@ -2669,13 +3642,119 @@
         <w:pStyle w:val="Heading3"/>
       </w:pPr>
       <w:r>
-        <w:t>Explain → apply → challenge</w:t>
+        <w:t>My independent explanation, trace and limits</w:t>
+      </w:r>
+    </w:p>
+    <w:p>
+      <w:r>
+        <w:t>________________________________________________________________</w:t>
+      </w:r>
+    </w:p>
+    <w:p>
+      <w:r>
+        <w:t>________________________________________________________________</w:t>
+      </w:r>
+    </w:p>
+    <w:p>
+      <w:r>
+        <w:t>________________________________________________________________</w:t>
+      </w:r>
+    </w:p>
+    <w:p>
+      <w:r>
+        <w:t>________________________________________________________________</w:t>
+      </w:r>
+    </w:p>
+    <w:p>
+      <w:r>
+        <w:t>________________________________________________________________</w:t>
+      </w:r>
+    </w:p>
+    <w:p>
+      <w:r>
+        <w:t>________________________________________________________________</w:t>
+      </w:r>
+    </w:p>
+    <w:p>
+      <w:r>
+        <w:t>________________________________________________________________</w:t>
       </w:r>
     </w:p>
     <w:p>
       <w:pPr>
         <w:spacing w:line="336" w:lineRule="auto" w:after="180"/>
       </w:pPr>
+      <w:r>
+        <w:rPr>
+          <w:b w:val="0"/>
+        </w:rPr>
+        <w:t>Attempt this case before feedback. Record any help. Earlier examples below are further practice; a case already practised with feedback cannot establish fresh transfer.</w:t>
+      </w:r>
+    </w:p>
+    <w:p>
+      <w:pPr>
+        <w:pStyle w:val="Heading2"/>
+      </w:pPr>
+      <w:r>
+        <w:t>Use feedback after trying</w:t>
+      </w:r>
+    </w:p>
+    <w:p>
+      <w:pPr>
+        <w:spacing w:line="336" w:lineRule="auto" w:after="180"/>
+      </w:pPr>
+      <w:r>
+        <w:rPr>
+          <w:b w:val="0"/>
+        </w:rPr>
+        <w:t>Attempt the independent case before hints. Record whether you worked alone, used a hint or followed a model. After feedback, fix the first unsupported step and explain why it changed.</w:t>
+      </w:r>
+    </w:p>
+    <w:p>
+      <w:pPr>
+        <w:spacing w:line="336" w:lineRule="auto" w:after="180"/>
+      </w:pPr>
+      <w:r>
+        <w:rPr>
+          <w:b w:val="0"/>
+        </w:rPr>
+        <w:t>A later check uses a changed case, not a copied answer.</w:t>
+      </w:r>
+    </w:p>
+    <w:p>
+      <w:pPr>
+        <w:pStyle w:val="Heading2"/>
+      </w:pPr>
+      <w:r>
+        <w:t>Earlier wording, alternatives and picture transcripts · reference / check after trying</w:t>
+      </w:r>
+    </w:p>
+    <w:p>
+      <w:pPr>
+        <w:pStyle w:val="Heading3"/>
+      </w:pPr>
+      <w:r>
+        <w:t>Independent case: Audit a different network independently</w:t>
+      </w:r>
+    </w:p>
+    <w:p>
+      <w:pPr>
+        <w:pStyle w:val="Heading3"/>
+      </w:pPr>
+      <w:r>
+        <w:t>Attempt this without hints</w:t>
+      </w:r>
+    </w:p>
+    <w:p>
+      <w:pPr>
+        <w:spacing w:line="336" w:lineRule="auto" w:after="180"/>
+      </w:pPr>
+      <w:r>
+        <w:rPr>
+          <w:b w:val="0"/>
+        </w:rPr>
+        <w:t xml:space="preserve">Use z1 = x + 1, z2 = 2 - 2x, h = ReLU(z) component by component, and y = 2h1 + h2 - 3. </w:t>
+      </w:r>
       <w:r>
         <w:rPr>
           <w:b/>
@@ -2686,25 +3765,67 @@
         <w:rPr>
           <w:b w:val="0"/>
         </w:rPr>
-        <w:t xml:space="preserve"> x = -1 through the lesson network. Record z, h and y.</w:t>
-      </w:r>
-    </w:p>
-    <w:p>
-      <w:pPr>
-        <w:spacing w:line="336" w:lineRule="auto" w:after="180"/>
-        <w:shd w:fill="F5F1FB"/>
-      </w:pPr>
+        <w:t xml:space="preserve"> x = 0 and x = 2. A submitted x = 2 </w:t>
+      </w:r>
       <w:r>
         <w:rPr>
           <w:b/>
         </w:rPr>
-        <w:t>Trace</w:t>
+        <w:t>trace</w:t>
       </w:r>
       <w:r>
         <w:rPr>
           <w:b w:val="0"/>
         </w:rPr>
-        <w:t xml:space="preserve"> x = 0.5 and x = 2. Which hidden score is zero in each case?</w:t>
+        <w:t xml:space="preserve"> uses h = [3, -2] and y = 1. Find its first error and correct all later values.</w:t>
+      </w:r>
+    </w:p>
+    <w:p>
+      <w:pPr>
+        <w:pStyle w:val="Heading3"/>
+      </w:pPr>
+      <w:r>
+        <w:t>My independent procedure, result and limitation</w:t>
+      </w:r>
+    </w:p>
+    <w:p>
+      <w:r>
+        <w:t>________________________________________________________________</w:t>
+      </w:r>
+    </w:p>
+    <w:p>
+      <w:r>
+        <w:t>________________________________________________________________</w:t>
+      </w:r>
+    </w:p>
+    <w:p>
+      <w:r>
+        <w:t>________________________________________________________________</w:t>
+      </w:r>
+    </w:p>
+    <w:p>
+      <w:r>
+        <w:t>________________________________________________________________</w:t>
+      </w:r>
+    </w:p>
+    <w:p>
+      <w:r>
+        <w:t>________________________________________________________________</w:t>
+      </w:r>
+    </w:p>
+    <w:p>
+      <w:r>
+        <w:t>________________________________________________________________</w:t>
+      </w:r>
+    </w:p>
+    <w:p>
+      <w:r>
+        <w:t>________________________________________________________________</w:t>
+      </w:r>
+    </w:p>
+    <w:p>
+      <w:r>
+        <w:t>________________________________________________________________</w:t>
       </w:r>
     </w:p>
     <w:p>
@@ -2715,7 +3836,7 @@
         <w:rPr>
           <w:b w:val="0"/>
         </w:rPr>
-        <w:t>Explain why testing only x = 1 in the lesson model may miss a hidden-order swap.</w:t>
+        <w:t>Record support used: none, hint or teacher explanation. After feedback, a different case is needed to demonstrate independence.</w:t>
       </w:r>
     </w:p>
     <w:p>
@@ -2723,32 +3844,7 @@
         <w:pStyle w:val="Heading3"/>
       </w:pPr>
       <w:r>
-        <w:t>Explain which evidence supports your conclusion and which claim remains unproved.</w:t>
-      </w:r>
-    </w:p>
-    <w:p>
-      <w:r>
-        <w:t>________________________________________________________________</w:t>
-      </w:r>
-    </w:p>
-    <w:p>
-      <w:r>
-        <w:t>________________________________________________________________</w:t>
-      </w:r>
-    </w:p>
-    <w:p>
-      <w:r>
-        <w:t>________________________________________________________________</w:t>
-      </w:r>
-    </w:p>
-    <w:p>
-      <w:r>
-        <w:t>________________________________________________________________</w:t>
-      </w:r>
-    </w:p>
-    <w:p>
-      <w:r>
-        <w:t>________________________________________________________________</w:t>
+        <w:t>Use feedback to improve</w:t>
       </w:r>
     </w:p>
     <w:p>
@@ -2756,12 +3852,20 @@
         <w:pStyle w:val="Heading1"/>
       </w:pPr>
       <w:r>
-        <w:t>11. Connect your project</w:t>
-      </w:r>
-    </w:p>
-    <w:p>
-      <w:r>
-        <w:t>Apply this week’s idea to Image-pattern Network Investigation. Keep an annotated decision and the evidence supporting it.</w:t>
+        <w:t>11. Keep expected and actual traces in the project record</w:t>
+      </w:r>
+    </w:p>
+    <w:p>
+      <w:r>
+        <w:t>Preserve the failure and why the correction works.</w:t>
+      </w:r>
+    </w:p>
+    <w:p>
+      <w:pPr>
+        <w:pStyle w:val="Heading2"/>
+      </w:pPr>
+      <w:r>
+        <w:t>Project artifact and evidence table</w:t>
       </w:r>
     </w:p>
     <w:p>
@@ -2964,10 +4068,10 @@
     </w:tbl>
     <w:p>
       <w:pPr>
-        <w:pStyle w:val="Heading3"/>
-      </w:pPr>
-      <w:r>
-        <w:t>Evidence for your project</w:t>
+        <w:pStyle w:val="Heading2"/>
+      </w:pPr>
+      <w:r>
+        <w:t>Actual run/trace and remaining limits</w:t>
       </w:r>
     </w:p>
     <w:p>
@@ -3006,15 +4110,88 @@
     </w:p>
     <w:p>
       <w:pPr>
+        <w:pStyle w:val="Heading2"/>
+      </w:pPr>
+      <w:r>
+        <w:t>Earlier wording, alternatives and picture transcripts · reference / check after trying</w:t>
+      </w:r>
+    </w:p>
+    <w:p>
+      <w:pPr>
+        <w:pStyle w:val="Heading3"/>
+      </w:pPr>
+      <w:r>
+        <w:t>Evidence for your project</w:t>
+      </w:r>
+    </w:p>
+    <w:p>
+      <w:pPr>
         <w:pStyle w:val="Heading1"/>
       </w:pPr>
       <w:r>
-        <w:t>12. Show what you know</w:t>
-      </w:r>
-    </w:p>
-    <w:p>
-      <w:r>
-        <w:t>Use a genuinely new case for independent evidence. Previously discussed examples remain practice; use the separately named independent case before feedback.</w:t>
+        <w:t>16. Finish with one first-error explanation and one revealing test</w:t>
+      </w:r>
+    </w:p>
+    <w:p>
+      <w:r>
+        <w:t>A clean output alone does not tell the whole story.</w:t>
+      </w:r>
+    </w:p>
+    <w:p>
+      <w:pPr>
+        <w:pStyle w:val="Heading2"/>
+      </w:pPr>
+      <w:r>
+        <w:t>Retrieve and explain</w:t>
+      </w:r>
+    </w:p>
+    <w:p>
+      <w:pPr>
+        <w:pStyle w:val="ListBullet"/>
+      </w:pPr>
+      <w:r>
+        <w:t>Close your notes. Explain this goal in your own words: Record scores and activations in dependency order</w:t>
+      </w:r>
+    </w:p>
+    <w:p>
+      <w:pPr>
+        <w:pStyle w:val="Heading3"/>
+      </w:pPr>
+      <w:r>
+        <w:t>My deciding step, evidence and one remaining question</w:t>
+      </w:r>
+    </w:p>
+    <w:p>
+      <w:r>
+        <w:t>________________________________________________________________</w:t>
+      </w:r>
+    </w:p>
+    <w:p>
+      <w:r>
+        <w:t>________________________________________________________________</w:t>
+      </w:r>
+    </w:p>
+    <w:p>
+      <w:r>
+        <w:t>________________________________________________________________</w:t>
+      </w:r>
+    </w:p>
+    <w:p>
+      <w:r>
+        <w:t>________________________________________________________________</w:t>
+      </w:r>
+    </w:p>
+    <w:p>
+      <w:r>
+        <w:t>________________________________________________________________</w:t>
+      </w:r>
+    </w:p>
+    <w:p>
+      <w:pPr>
+        <w:pStyle w:val="Heading2"/>
+      </w:pPr>
+      <w:r>
+        <w:t>Plan a changed-case return</w:t>
       </w:r>
     </w:p>
     <w:p>
@@ -3025,19 +4202,7 @@
         <w:rPr>
           <w:b w:val="0"/>
         </w:rPr>
-        <w:t xml:space="preserve">A forward </w:t>
-      </w:r>
-      <w:r>
-        <w:rPr>
-          <w:b/>
-        </w:rPr>
-        <w:t>trace</w:t>
-      </w:r>
-      <w:r>
-        <w:rPr>
-          <w:b w:val="0"/>
-        </w:rPr>
-        <w:t xml:space="preserve"> verifies what specified parameters calculate for one </w:t>
+        <w:t xml:space="preserve">If you are unsure, return to the worked picture and explain one arrow. If you are ready, change an </w:t>
       </w:r>
       <w:r>
         <w:rPr>
@@ -3049,19 +4214,19 @@
         <w:rPr>
           <w:b w:val="0"/>
         </w:rPr>
-        <w:t xml:space="preserve">. It does not show how those parameters were learned or whether the </w:t>
+        <w:t xml:space="preserve"> or assumption and justify your </w:t>
       </w:r>
       <w:r>
         <w:rPr>
           <w:b/>
         </w:rPr>
-        <w:t>output</w:t>
+        <w:t>prediction</w:t>
       </w:r>
       <w:r>
         <w:rPr>
           <w:b w:val="0"/>
         </w:rPr>
-        <w:t xml:space="preserve"> is useful.</w:t>
+        <w:t>.</w:t>
       </w:r>
     </w:p>
     <w:p>
@@ -3072,68 +4237,247 @@
         <w:rPr>
           <w:b w:val="0"/>
         </w:rPr>
-        <w:t>Classification accuracy also needs a declared class rule, true labels and suitable independent examples.</w:t>
-      </w:r>
-    </w:p>
-    <w:p>
-      <w:pPr>
-        <w:pStyle w:val="Heading3"/>
-      </w:pPr>
-      <w:r>
-        <w:t>A program matches y at x = 1 but its hidden activations are wrong. Is the implementation verified? Explain what evidence to retain after fixing it.</w:t>
-      </w:r>
-    </w:p>
-    <w:p>
-      <w:r>
-        <w:t>________________________________________________________________</w:t>
-      </w:r>
-    </w:p>
-    <w:p>
-      <w:r>
-        <w:t>________________________________________________________________</w:t>
-      </w:r>
-    </w:p>
-    <w:p>
-      <w:r>
-        <w:t>________________________________________________________________</w:t>
-      </w:r>
-    </w:p>
-    <w:p>
-      <w:r>
-        <w:t>________________________________________________________________</w:t>
-      </w:r>
-    </w:p>
-    <w:p>
-      <w:pPr>
-        <w:spacing w:line="336" w:lineRule="auto" w:after="180"/>
-      </w:pPr>
+        <w:t xml:space="preserve">Save your workbook </w:t>
+      </w:r>
+      <w:r>
+        <w:rPr>
+          <w:b/>
+        </w:rPr>
+        <w:t>evidence</w:t>
+      </w:r>
       <w:r>
         <w:rPr>
           <w:b w:val="0"/>
         </w:rPr>
-        <w:t xml:space="preserve">Next week separates the network architecture from its numerical parameters and counts the values that </w:t>
-      </w:r>
-      <w:r>
-        <w:rPr>
-          <w:b/>
-        </w:rPr>
-        <w:t>training</w:t>
-      </w:r>
-      <w:r>
-        <w:rPr>
-          <w:b w:val="0"/>
-        </w:rPr>
-        <w:t xml:space="preserve"> could change.</w:t>
-      </w:r>
-    </w:p>
-    <w:p>
-      <w:pPr>
-        <w:spacing w:line="336" w:lineRule="auto" w:after="180"/>
-      </w:pPr>
-      <w:r>
-        <w:rPr>
-          <w:b w:val="0"/>
-        </w:rPr>
+        <w:t>. At the next review, try a different case before opening your old answer.</w:t>
+      </w:r>
+    </w:p>
+    <w:p>
+      <w:pPr>
+        <w:pStyle w:val="Heading1"/>
+      </w:pPr>
+      <w:r>
+        <w:t>Reference bank and extra practice</w:t>
+      </w:r>
+    </w:p>
+    <w:p>
+      <w:pPr>
+        <w:pStyle w:val="Heading1"/>
+      </w:pPr>
+      <w:r>
+        <w:t>05. Reference · Use the mathematical words precisely</w:t>
+      </w:r>
+    </w:p>
+    <w:p>
+      <w:r>
+        <w:t>Connect each term to a value or step in the current example.</w:t>
+      </w:r>
+    </w:p>
+    <w:p>
+      <w:pPr>
+        <w:pStyle w:val="Heading2"/>
+      </w:pPr>
+      <w:r>
+        <w:t>Vocabulary and your explanation</w:t>
+      </w:r>
+    </w:p>
+    <w:tbl>
+      <w:tblPr>
+        <w:tblStyle w:val="LightShading-Accent1"/>
+        <w:tblW w:type="auto" w:w="0"/>
+        <w:tblLook w:firstColumn="1" w:firstRow="1" w:lastColumn="0" w:lastRow="0" w:noHBand="0" w:noVBand="1" w:val="04A0"/>
+      </w:tblPr>
+      <w:tblGrid>
+        <w:gridCol w:w="5112"/>
+        <w:gridCol w:w="5112"/>
+      </w:tblGrid>
+      <w:tr>
+        <w:trPr>
+          <w:tblHeader/>
+        </w:trPr>
+        <w:tc>
+          <w:tcPr>
+            <w:tcW w:type="dxa" w:w="5112"/>
+          </w:tcPr>
+          <w:p>
+            <w:r>
+              <w:t>Word</w:t>
+            </w:r>
+          </w:p>
+        </w:tc>
+        <w:tc>
+          <w:tcPr>
+            <w:tcW w:type="dxa" w:w="5112"/>
+          </w:tcPr>
+          <w:p>
+            <w:r>
+              <w:t>Meaning</w:t>
+            </w:r>
+          </w:p>
+        </w:tc>
+      </w:tr>
+      <w:tr>
+        <w:tc>
+          <w:tcPr>
+            <w:tcW w:type="dxa" w:w="5112"/>
+          </w:tcPr>
+          <w:p>
+            <w:r>
+              <w:t>Trace</w:t>
+            </w:r>
+          </w:p>
+        </w:tc>
+        <w:tc>
+          <w:tcPr>
+            <w:tcW w:type="dxa" w:w="5112"/>
+          </w:tcPr>
+          <w:p>
+            <w:r>
+              <w:t>A record of intermediate values in a computation</w:t>
+            </w:r>
+          </w:p>
+        </w:tc>
+      </w:tr>
+      <w:tr>
+        <w:tc>
+          <w:tcPr>
+            <w:tcW w:type="dxa" w:w="5112"/>
+          </w:tcPr>
+          <w:p>
+            <w:r>
+              <w:t>Preactivation</w:t>
+            </w:r>
+          </w:p>
+        </w:tc>
+        <w:tc>
+          <w:tcPr>
+            <w:tcW w:type="dxa" w:w="5112"/>
+          </w:tcPr>
+          <w:p>
+            <w:r>
+              <w:t>A weighted score before an activation function</w:t>
+            </w:r>
+          </w:p>
+        </w:tc>
+      </w:tr>
+      <w:tr>
+        <w:tc>
+          <w:tcPr>
+            <w:tcW w:type="dxa" w:w="5112"/>
+          </w:tcPr>
+          <w:p>
+            <w:r>
+              <w:t>Dependency</w:t>
+            </w:r>
+          </w:p>
+        </w:tc>
+        <w:tc>
+          <w:tcPr>
+            <w:tcW w:type="dxa" w:w="5112"/>
+          </w:tcPr>
+          <w:p>
+            <w:r>
+              <w:t>An earlier value needed to compute a later value</w:t>
+            </w:r>
+          </w:p>
+        </w:tc>
+      </w:tr>
+      <w:tr>
+        <w:tc>
+          <w:tcPr>
+            <w:tcW w:type="dxa" w:w="5112"/>
+          </w:tcPr>
+          <w:p>
+            <w:r>
+              <w:t>Regression check</w:t>
+            </w:r>
+          </w:p>
+        </w:tc>
+        <w:tc>
+          <w:tcPr>
+            <w:tcW w:type="dxa" w:w="5112"/>
+          </w:tcPr>
+          <w:p>
+            <w:r>
+              <w:t>A retained test rerun after a change to detect a new error</w:t>
+            </w:r>
+          </w:p>
+        </w:tc>
+      </w:tr>
+    </w:tbl>
+    <w:p>
+      <w:pPr>
+        <w:pStyle w:val="Heading3"/>
+      </w:pPr>
+      <w:r>
+        <w:t>Use two terms to explain a step in this week’s example.</w:t>
+      </w:r>
+    </w:p>
+    <w:p>
+      <w:r>
+        <w:t>________________________________________________________________</w:t>
+      </w:r>
+    </w:p>
+    <w:p>
+      <w:r>
+        <w:t>________________________________________________________________</w:t>
+      </w:r>
+    </w:p>
+    <w:p>
+      <w:r>
+        <w:t>________________________________________________________________</w:t>
+      </w:r>
+    </w:p>
+    <w:p>
+      <w:pPr>
+        <w:pStyle w:val="Heading1"/>
+      </w:pPr>
+      <w:r>
+        <w:t>10. Extra challenge · Explain a stronger case</w:t>
+      </w:r>
+    </w:p>
+    <w:p>
+      <w:r>
+        <w:t>Choose the next challenge after the main route.</w:t>
+      </w:r>
+    </w:p>
+    <w:p>
+      <w:pPr>
+        <w:pStyle w:val="Heading2"/>
+      </w:pPr>
+      <w:r>
+        <w:t>Explain,repair and extend</w:t>
+      </w:r>
+    </w:p>
+    <w:p>
+      <w:pPr>
+        <w:pStyle w:val="Heading3"/>
+      </w:pPr>
+      <w:r>
+        <w:t>Explain → apply → challenge</w:t>
+      </w:r>
+    </w:p>
+    <w:p>
+      <w:pPr>
+        <w:pStyle w:val="ListBullet"/>
+      </w:pPr>
+      <w:r>
+        <w:t>Trace x = -1 through the lesson network. Record z, h and y.</w:t>
+      </w:r>
+    </w:p>
+    <w:p>
+      <w:pPr>
+        <w:pStyle w:val="ListBullet"/>
+      </w:pPr>
+      <w:r>
+        <w:t>Trace x = 0.5 and x = 2. Which hidden score is zero in each case?</w:t>
+      </w:r>
+    </w:p>
+    <w:p>
+      <w:pPr>
+        <w:pStyle w:val="ListBullet"/>
+      </w:pPr>
+      <w:r>
         <w:t>Explain why testing only x = 1 in the lesson model may miss a hidden-order swap.</w:t>
       </w:r>
     </w:p>
@@ -3142,6 +4486,112 @@
         <w:pStyle w:val="Heading3"/>
       </w:pPr>
       <w:r>
+        <w:t>Explain which evidence supports your conclusion and which claim remains unproved.</w:t>
+      </w:r>
+    </w:p>
+    <w:p>
+      <w:r>
+        <w:t>________________________________________________________________</w:t>
+      </w:r>
+    </w:p>
+    <w:p>
+      <w:r>
+        <w:t>________________________________________________________________</w:t>
+      </w:r>
+    </w:p>
+    <w:p>
+      <w:r>
+        <w:t>________________________________________________________________</w:t>
+      </w:r>
+    </w:p>
+    <w:p>
+      <w:r>
+        <w:t>________________________________________________________________</w:t>
+      </w:r>
+    </w:p>
+    <w:p>
+      <w:r>
+        <w:t>________________________________________________________________</w:t>
+      </w:r>
+    </w:p>
+    <w:p>
+      <w:pPr>
+        <w:pStyle w:val="Heading1"/>
+      </w:pPr>
+      <w:r>
+        <w:t>12. Reference · Check the representation and its limits</w:t>
+      </w:r>
+    </w:p>
+    <w:p>
+      <w:r>
+        <w:t>Use after practice;reserve the new independent two-unit forward-audit model for the first individual attempt.</w:t>
+      </w:r>
+    </w:p>
+    <w:p>
+      <w:pPr>
+        <w:pStyle w:val="Heading2"/>
+      </w:pPr>
+      <w:r>
+        <w:t>Current explanation and response</w:t>
+      </w:r>
+    </w:p>
+    <w:p>
+      <w:pPr>
+        <w:pStyle w:val="ListBullet"/>
+      </w:pPr>
+      <w:r>
+        <w:t>A forward trace verifies what specified parameters calculate for one input. It does not show how those parameters were learned or whether the output is useful. Classification accuracy also needs a declared class rule, true labels and suitable independent examples.</w:t>
+      </w:r>
+    </w:p>
+    <w:p>
+      <w:pPr>
+        <w:pStyle w:val="Heading3"/>
+      </w:pPr>
+      <w:r>
+        <w:t>A program matches y at x = 1 but its hidden activations are wrong. Is the implementation verified? Explain what evidence to retain after fixing it.</w:t>
+      </w:r>
+    </w:p>
+    <w:p>
+      <w:r>
+        <w:t>________________________________________________________________</w:t>
+      </w:r>
+    </w:p>
+    <w:p>
+      <w:r>
+        <w:t>________________________________________________________________</w:t>
+      </w:r>
+    </w:p>
+    <w:p>
+      <w:r>
+        <w:t>________________________________________________________________</w:t>
+      </w:r>
+    </w:p>
+    <w:p>
+      <w:r>
+        <w:t>________________________________________________________________</w:t>
+      </w:r>
+    </w:p>
+    <w:p>
+      <w:pPr>
+        <w:pStyle w:val="ListBullet"/>
+      </w:pPr>
+      <w:r>
+        <w:t>Next week separates the network architecture from its numerical parameters and counts the values that training could change.</w:t>
+      </w:r>
+    </w:p>
+    <w:p>
+      <w:pPr>
+        <w:pStyle w:val="ListBullet"/>
+      </w:pPr>
+      <w:r>
+        <w:t>Explain why testing only x = 1 in the lesson model may miss a hidden-order swap.</w:t>
+      </w:r>
+    </w:p>
+    <w:p>
+      <w:pPr>
+        <w:pStyle w:val="Heading3"/>
+      </w:pPr>
+      <w:r>
         <w:t>My limited claim and a useful next check</w:t>
       </w:r>
     </w:p>
@@ -3170,12 +4620,20 @@
         <w:pStyle w:val="Heading1"/>
       </w:pPr>
       <w:r>
-        <w:t>13. Study a complete case</w:t>
-      </w:r>
-    </w:p>
-    <w:p>
-      <w:r>
-        <w:t>Revisit the complete Forward passes by hand case for supported practice. Repeated examples do not become fresh assessments.</w:t>
+        <w:t>13. Extra practice · Revisit the complete trace</w:t>
+      </w:r>
+    </w:p>
+    <w:p>
+      <w:r>
+        <w:t>Predict before reading the supplied steps.</w:t>
+      </w:r>
+    </w:p>
+    <w:p>
+      <w:pPr>
+        <w:pStyle w:val="Heading2"/>
+      </w:pPr>
+      <w:r>
+        <w:t>Complete trace and evidence</w:t>
       </w:r>
     </w:p>
     <w:p>
@@ -3408,254 +4866,20 @@
         <w:pStyle w:val="Heading1"/>
       </w:pPr>
       <w:r>
-        <w:t>14. Try a new case independently</w:t>
-      </w:r>
-    </w:p>
-    <w:p>
-      <w:r>
-        <w:t>Attempt the reserved new case before feedback. Record support; the earlier examples below remain additional practice.</w:t>
-      </w:r>
-    </w:p>
-    <w:p>
-      <w:pPr>
-        <w:pStyle w:val="Heading3"/>
-      </w:pPr>
-      <w:r>
-        <w:t>Independent case: Audit a different network independently</w:t>
-      </w:r>
-    </w:p>
-    <w:p>
-      <w:pPr>
-        <w:spacing w:line="336" w:lineRule="auto" w:after="180"/>
-      </w:pPr>
-      <w:r>
-        <w:rPr>
-          <w:b w:val="0"/>
-        </w:rPr>
-        <w:t xml:space="preserve">Use z1 = x + 1, z2 = 2 - 2x, h = ReLU(z) component by component, and y = 2h1 + h2 - 3. </w:t>
-      </w:r>
-      <w:r>
-        <w:rPr>
-          <w:b/>
-        </w:rPr>
-        <w:t>Trace</w:t>
-      </w:r>
-      <w:r>
-        <w:rPr>
-          <w:b w:val="0"/>
-        </w:rPr>
-        <w:t xml:space="preserve"> x = 0 and x = 2. A submitted x = 2 </w:t>
-      </w:r>
-      <w:r>
-        <w:rPr>
-          <w:b/>
-        </w:rPr>
-        <w:t>trace</w:t>
-      </w:r>
-      <w:r>
-        <w:rPr>
-          <w:b w:val="0"/>
-        </w:rPr>
-        <w:t xml:space="preserve"> uses h = [3, -2] and y = 1. Find its first error and correct all later values.</w:t>
-      </w:r>
-    </w:p>
-    <w:p>
-      <w:pPr>
-        <w:pStyle w:val="Heading3"/>
-      </w:pPr>
-      <w:r>
-        <w:t>My independent explanation, trace and limits</w:t>
-      </w:r>
-    </w:p>
-    <w:p>
-      <w:r>
-        <w:t>________________________________________________________________</w:t>
-      </w:r>
-    </w:p>
-    <w:p>
-      <w:r>
-        <w:t>________________________________________________________________</w:t>
-      </w:r>
-    </w:p>
-    <w:p>
-      <w:r>
-        <w:t>________________________________________________________________</w:t>
-      </w:r>
-    </w:p>
-    <w:p>
-      <w:r>
-        <w:t>________________________________________________________________</w:t>
-      </w:r>
-    </w:p>
-    <w:p>
-      <w:r>
-        <w:t>________________________________________________________________</w:t>
-      </w:r>
-    </w:p>
-    <w:p>
-      <w:r>
-        <w:t>________________________________________________________________</w:t>
-      </w:r>
-    </w:p>
-    <w:p>
-      <w:r>
-        <w:t>________________________________________________________________</w:t>
-      </w:r>
-    </w:p>
-    <w:p>
-      <w:pPr>
-        <w:spacing w:line="336" w:lineRule="auto" w:after="180"/>
-      </w:pPr>
-      <w:r>
-        <w:rPr>
-          <w:b w:val="0"/>
-        </w:rPr>
-        <w:t>Attempt this case before feedback. Record any help. Earlier examples below are further practice; a case already practised with feedback cannot establish fresh transfer.</w:t>
-      </w:r>
-    </w:p>
-    <w:p>
-      <w:pPr>
-        <w:pStyle w:val="Heading3"/>
-      </w:pPr>
-      <w:r>
-        <w:t>Attempt this without hints</w:t>
-      </w:r>
-    </w:p>
-    <w:p>
-      <w:pPr>
-        <w:spacing w:line="336" w:lineRule="auto" w:after="180"/>
-      </w:pPr>
-      <w:r>
-        <w:rPr>
-          <w:b w:val="0"/>
-        </w:rPr>
-        <w:t xml:space="preserve">Use z1 = x + 1, z2 = 2 - 2x, h = ReLU(z) component by component, and y = 2h1 + h2 - 3. </w:t>
-      </w:r>
-      <w:r>
-        <w:rPr>
-          <w:b/>
-        </w:rPr>
-        <w:t>Trace</w:t>
-      </w:r>
-      <w:r>
-        <w:rPr>
-          <w:b w:val="0"/>
-        </w:rPr>
-        <w:t xml:space="preserve"> x = 0 and x = 2. A submitted x = 2 </w:t>
-      </w:r>
-      <w:r>
-        <w:rPr>
-          <w:b/>
-        </w:rPr>
-        <w:t>trace</w:t>
-      </w:r>
-      <w:r>
-        <w:rPr>
-          <w:b w:val="0"/>
-        </w:rPr>
-        <w:t xml:space="preserve"> uses h = [3, -2] and y = 1. Find its first error and correct all later values.</w:t>
-      </w:r>
-    </w:p>
-    <w:p>
-      <w:pPr>
-        <w:pStyle w:val="Heading3"/>
-      </w:pPr>
-      <w:r>
-        <w:t>My independent procedure, result and limitation</w:t>
-      </w:r>
-    </w:p>
-    <w:p>
-      <w:r>
-        <w:t>________________________________________________________________</w:t>
-      </w:r>
-    </w:p>
-    <w:p>
-      <w:r>
-        <w:t>________________________________________________________________</w:t>
-      </w:r>
-    </w:p>
-    <w:p>
-      <w:r>
-        <w:t>________________________________________________________________</w:t>
-      </w:r>
-    </w:p>
-    <w:p>
-      <w:r>
-        <w:t>________________________________________________________________</w:t>
-      </w:r>
-    </w:p>
-    <w:p>
-      <w:r>
-        <w:t>________________________________________________________________</w:t>
-      </w:r>
-    </w:p>
-    <w:p>
-      <w:r>
-        <w:t>________________________________________________________________</w:t>
-      </w:r>
-    </w:p>
-    <w:p>
-      <w:r>
-        <w:t>________________________________________________________________</w:t>
-      </w:r>
-    </w:p>
-    <w:p>
-      <w:r>
-        <w:t>________________________________________________________________</w:t>
-      </w:r>
-    </w:p>
-    <w:p>
-      <w:pPr>
-        <w:spacing w:line="336" w:lineRule="auto" w:after="180"/>
-      </w:pPr>
-      <w:r>
-        <w:rPr>
-          <w:b w:val="0"/>
-        </w:rPr>
-        <w:t>Record support used: none, hint or teacher explanation. After feedback, a different case is needed to demonstrate independence.</w:t>
-      </w:r>
-    </w:p>
-    <w:p>
-      <w:pPr>
-        <w:pStyle w:val="Heading3"/>
-      </w:pPr>
-      <w:r>
-        <w:t>Use feedback to improve</w:t>
-      </w:r>
-    </w:p>
-    <w:p>
-      <w:pPr>
-        <w:spacing w:line="336" w:lineRule="auto" w:after="180"/>
-      </w:pPr>
-      <w:r>
-        <w:rPr>
-          <w:b w:val="0"/>
-        </w:rPr>
-        <w:t>Attempt the independent case before hints. Record whether you worked alone, used a hint or followed a model. After feedback, fix the first unsupported step and explain why it changed.</w:t>
-      </w:r>
-    </w:p>
-    <w:p>
-      <w:pPr>
-        <w:spacing w:line="336" w:lineRule="auto" w:after="180"/>
-      </w:pPr>
-      <w:r>
-        <w:rPr>
-          <w:b w:val="0"/>
-        </w:rPr>
-        <w:t>A later check uses a changed case, not a copied answer.</w:t>
-      </w:r>
-    </w:p>
-    <w:p>
-      <w:pPr>
-        <w:pStyle w:val="Heading1"/>
-      </w:pPr>
-      <w:r>
-        <w:t>15. Your lesson route</w:t>
-      </w:r>
-    </w:p>
-    <w:p>
-      <w:r>
-        <w:t>Use this map to navigate Forward passes by hand, connect the goals to tasks and keep one evidence record for each attempt.</w:t>
+        <w:t>15. Reference · The earlier route checklist</w:t>
+      </w:r>
+    </w:p>
+    <w:p>
+      <w:r>
+        <w:t>Use one main route rather than repeating the lesson.</w:t>
+      </w:r>
+    </w:p>
+    <w:p>
+      <w:pPr>
+        <w:pStyle w:val="Heading2"/>
+      </w:pPr>
+      <w:r>
+        <w:t>Targets,route and first prediction</w:t>
       </w:r>
     </w:p>
     <w:p>
@@ -3834,12 +5058,117 @@
         <w:pStyle w:val="Heading1"/>
       </w:pPr>
       <w:r>
-        <w:t>16. Finish and return</w:t>
-      </w:r>
-    </w:p>
-    <w:p>
-      <w:r>
-        <w:t>Explain Forward passes by hand without notes, identify a remaining question and plan a later check with a changed case.</w:t>
+        <w:t>17. Extra practice · Predict,check and repair</w:t>
+      </w:r>
+    </w:p>
+    <w:p>
+      <w:r>
+        <w:t>Keep supported feedback separate from the independent case.</w:t>
+      </w:r>
+    </w:p>
+    <w:p>
+      <w:pPr>
+        <w:pStyle w:val="Heading2"/>
+      </w:pPr>
+      <w:r>
+        <w:t>First supported question and optional hint</w:t>
+      </w:r>
+    </w:p>
+    <w:p>
+      <w:pPr>
+        <w:pStyle w:val="ListBullet"/>
+      </w:pPr>
+      <w:r>
+        <w:t>Audit a forward pass by writing every value at its correct stage.</w:t>
+      </w:r>
+    </w:p>
+    <w:p>
+      <w:pPr>
+        <w:pStyle w:val="Heading3"/>
+      </w:pPr>
+      <w:r>
+        <w:t>Practice 1: explain the deciding evidence</w:t>
+      </w:r>
+    </w:p>
+    <w:p>
+      <w:pPr>
+        <w:pStyle w:val="ListBullet"/>
+      </w:pPr>
+      <w:r>
+        <w:t>Which labelled step matches this detail? Outputs are 4 and 1 respectively.</w:t>
+      </w:r>
+    </w:p>
+    <w:p>
+      <w:pPr>
+        <w:pStyle w:val="ListBullet"/>
+      </w:pPr>
+      <w:r>
+        <w:t>1. Preactivation</w:t>
+      </w:r>
+    </w:p>
+    <w:p>
+      <w:pPr>
+        <w:pStyle w:val="ListBullet"/>
+      </w:pPr>
+      <w:r>
+        <w:t>2. Output</w:t>
+      </w:r>
+    </w:p>
+    <w:p>
+      <w:pPr>
+        <w:pStyle w:val="ListBullet"/>
+      </w:pPr>
+      <w:r>
+        <w:t>3. Activation</w:t>
+      </w:r>
+    </w:p>
+    <w:p>
+      <w:pPr>
+        <w:pStyle w:val="Heading3"/>
+      </w:pPr>
+      <w:r>
+        <w:t>My selected conclusion, deciding fact and explanation</w:t>
+      </w:r>
+    </w:p>
+    <w:p>
+      <w:r>
+        <w:t>________________________________________________________________</w:t>
+      </w:r>
+    </w:p>
+    <w:p>
+      <w:r>
+        <w:t>________________________________________________________________</w:t>
+      </w:r>
+    </w:p>
+    <w:p>
+      <w:r>
+        <w:t>________________________________________________________________</w:t>
+      </w:r>
+    </w:p>
+    <w:p>
+      <w:r>
+        <w:t>________________________________________________________________</w:t>
+      </w:r>
+    </w:p>
+    <w:p>
+      <w:r>
+        <w:t>________________________________________________________________</w:t>
+      </w:r>
+    </w:p>
+    <w:p>
+      <w:pPr>
+        <w:pStyle w:val="ListBullet"/>
+      </w:pPr>
+      <w:r>
+        <w:t>Hint if needed: Read the steps in the pictorial case. Match the supplied detail to the stage that performs or records it.</w:t>
+      </w:r>
+    </w:p>
+    <w:p>
+      <w:pPr>
+        <w:pStyle w:val="Heading2"/>
+      </w:pPr>
+      <w:r>
+        <w:t>Check after the first attempt · reference / check after trying</w:t>
       </w:r>
     </w:p>
     <w:p>
@@ -3850,63 +5179,31 @@
         <w:rPr>
           <w:b w:val="0"/>
         </w:rPr>
-        <w:t xml:space="preserve">Close your notes. Explain this goal in your own words: Record scores and activations in </w:t>
+        <w:t xml:space="preserve">After your attempt, compare with the supported explanation: </w:t>
       </w:r>
       <w:r>
         <w:rPr>
           <w:b/>
         </w:rPr>
-        <w:t>dependency</w:t>
+        <w:t>Output</w:t>
       </w:r>
       <w:r>
         <w:rPr>
           <w:b w:val="0"/>
         </w:rPr>
-        <w:t xml:space="preserve"> order</w:t>
-      </w:r>
-    </w:p>
-    <w:p>
-      <w:pPr>
-        <w:pStyle w:val="Heading3"/>
-      </w:pPr>
-      <w:r>
-        <w:t>My deciding step, evidence and one remaining question</w:t>
-      </w:r>
-    </w:p>
-    <w:p>
-      <w:r>
-        <w:t>________________________________________________________________</w:t>
-      </w:r>
-    </w:p>
-    <w:p>
-      <w:r>
-        <w:t>________________________________________________________________</w:t>
-      </w:r>
-    </w:p>
-    <w:p>
-      <w:r>
-        <w:t>________________________________________________________________</w:t>
-      </w:r>
-    </w:p>
-    <w:p>
-      <w:r>
-        <w:t>________________________________________________________________</w:t>
-      </w:r>
-    </w:p>
-    <w:p>
-      <w:r>
-        <w:t>________________________________________________________________</w:t>
-      </w:r>
-    </w:p>
-    <w:p>
-      <w:pPr>
-        <w:spacing w:line="336" w:lineRule="auto" w:after="180"/>
-      </w:pPr>
+        <w:t xml:space="preserve"> </w:t>
+      </w:r>
+      <w:r>
+        <w:rPr>
+          <w:b/>
+        </w:rPr>
+        <w:t>Output</w:t>
+      </w:r>
       <w:r>
         <w:rPr>
           <w:b w:val="0"/>
         </w:rPr>
-        <w:t xml:space="preserve">If you are unsure, return to the worked picture and explain one arrow. If you are ready, change an </w:t>
+        <w:t xml:space="preserve">s are 4 and 1 respectively. A forward pass applies a fixed network to an </w:t>
       </w:r>
       <w:r>
         <w:rPr>
@@ -3918,7 +5215,367 @@
         <w:rPr>
           <w:b w:val="0"/>
         </w:rPr>
-        <w:t xml:space="preserve"> or assumption and justify your </w:t>
+        <w:t>; it does not update weights.</w:t>
+      </w:r>
+    </w:p>
+    <w:p>
+      <w:pPr>
+        <w:spacing w:line="336" w:lineRule="auto" w:after="180"/>
+      </w:pPr>
+      <w:r>
+        <w:rPr>
+          <w:b w:val="0"/>
+        </w:rPr>
+        <w:t xml:space="preserve">Keep the </w:t>
+      </w:r>
+      <w:r>
+        <w:rPr>
+          <w:b/>
+        </w:rPr>
+        <w:t>preactivation</w:t>
+      </w:r>
+      <w:r>
+        <w:rPr>
+          <w:b w:val="0"/>
+        </w:rPr>
+        <w:t xml:space="preserve"> z, activated value h and final </w:t>
+      </w:r>
+      <w:r>
+        <w:rPr>
+          <w:b/>
+        </w:rPr>
+        <w:t>output</w:t>
+      </w:r>
+      <w:r>
+        <w:rPr>
+          <w:b w:val="0"/>
+        </w:rPr>
+        <w:t xml:space="preserve"> y in separate </w:t>
+      </w:r>
+      <w:r>
+        <w:rPr>
+          <w:b/>
+        </w:rPr>
+        <w:t>trace</w:t>
+      </w:r>
+      <w:r>
+        <w:rPr>
+          <w:b w:val="0"/>
+        </w:rPr>
+        <w:t xml:space="preserve"> columns. For zero, ReLU changes minus one to zero.</w:t>
+      </w:r>
+    </w:p>
+    <w:p>
+      <w:pPr>
+        <w:spacing w:line="336" w:lineRule="auto" w:after="180"/>
+      </w:pPr>
+      <w:r>
+        <w:rPr>
+          <w:b w:val="0"/>
+        </w:rPr>
+        <w:t xml:space="preserve">Using the earlier minus one in the </w:t>
+      </w:r>
+      <w:r>
+        <w:rPr>
+          <w:b/>
+        </w:rPr>
+        <w:t>output</w:t>
+      </w:r>
+      <w:r>
+        <w:rPr>
+          <w:b w:val="0"/>
+        </w:rPr>
+        <w:t xml:space="preserve"> layer is the first error, even if later arithmetic follows that mistaken value correctly.</w:t>
+      </w:r>
+    </w:p>
+    <w:p>
+      <w:pPr>
+        <w:pStyle w:val="Heading2"/>
+      </w:pPr>
+      <w:r>
+        <w:t>Changed-case question and optional hint</w:t>
+      </w:r>
+    </w:p>
+    <w:p>
+      <w:pPr>
+        <w:pStyle w:val="Heading3"/>
+      </w:pPr>
+      <w:r>
+        <w:t>Practice 2: explain the deciding evidence</w:t>
+      </w:r>
+    </w:p>
+    <w:p>
+      <w:pPr>
+        <w:pStyle w:val="ListBullet"/>
+      </w:pPr>
+      <w:r>
+        <w:t>Changed-case practice: A submitted x = 0 trace uses h=-1 and y = 5. Which conclusion is supported by the supplied facts?</w:t>
+      </w:r>
+    </w:p>
+    <w:p>
+      <w:pPr>
+        <w:pStyle w:val="ListBullet"/>
+      </w:pPr>
+      <w:r>
+        <w:t>1. Its first error is retaining the negative value after ReLU; correct h = 0 gives y = 4.</w:t>
+      </w:r>
+    </w:p>
+    <w:p>
+      <w:pPr>
+        <w:pStyle w:val="ListBullet"/>
+      </w:pPr>
+      <w:r>
+        <w:t>2. This one example guarantees correct results for every future input.</w:t>
+      </w:r>
+    </w:p>
+    <w:p>
+      <w:pPr>
+        <w:pStyle w:val="ListBullet"/>
+      </w:pPr>
+      <w:r>
+        <w:t>3. We can decide the result without examining the changed input or the procedure.</w:t>
+      </w:r>
+    </w:p>
+    <w:p>
+      <w:pPr>
+        <w:pStyle w:val="Heading3"/>
+      </w:pPr>
+      <w:r>
+        <w:t>My selected conclusion, deciding fact and explanation</w:t>
+      </w:r>
+    </w:p>
+    <w:p>
+      <w:r>
+        <w:t>________________________________________________________________</w:t>
+      </w:r>
+    </w:p>
+    <w:p>
+      <w:r>
+        <w:t>________________________________________________________________</w:t>
+      </w:r>
+    </w:p>
+    <w:p>
+      <w:r>
+        <w:t>________________________________________________________________</w:t>
+      </w:r>
+    </w:p>
+    <w:p>
+      <w:r>
+        <w:t>________________________________________________________________</w:t>
+      </w:r>
+    </w:p>
+    <w:p>
+      <w:r>
+        <w:t>________________________________________________________________</w:t>
+      </w:r>
+    </w:p>
+    <w:p>
+      <w:pPr>
+        <w:pStyle w:val="ListBullet"/>
+      </w:pPr>
+      <w:r>
+        <w:t>Hint if needed: Use the changed condition and the deciding step in the pictorial trace. The answer must say what follows from those facts.</w:t>
+      </w:r>
+    </w:p>
+    <w:p>
+      <w:pPr>
+        <w:pStyle w:val="Heading2"/>
+      </w:pPr>
+      <w:r>
+        <w:t>Check after the changed attempt · reference / check after trying</w:t>
+      </w:r>
+    </w:p>
+    <w:p>
+      <w:pPr>
+        <w:spacing w:line="336" w:lineRule="auto" w:after="180"/>
+      </w:pPr>
+      <w:r>
+        <w:rPr>
+          <w:b w:val="0"/>
+        </w:rPr>
+        <w:t xml:space="preserve">After your attempt, compare with the supported explanation: Its first error is retaining the negative value after ReLU; correct h = 0 gives y = 4. ReLU(-1)=0, so the </w:t>
+      </w:r>
+      <w:r>
+        <w:rPr>
+          <w:b/>
+        </w:rPr>
+        <w:t>output</w:t>
+      </w:r>
+      <w:r>
+        <w:rPr>
+          <w:b w:val="0"/>
+        </w:rPr>
+        <w:t xml:space="preserve"> must use 0, not the earlier </w:t>
+      </w:r>
+      <w:r>
+        <w:rPr>
+          <w:b/>
+        </w:rPr>
+        <w:t>preactivation</w:t>
+      </w:r>
+      <w:r>
+        <w:rPr>
+          <w:b w:val="0"/>
+        </w:rPr>
+        <w:t>.</w:t>
+      </w:r>
+    </w:p>
+    <w:p>
+      <w:pPr>
+        <w:pStyle w:val="Heading2"/>
+      </w:pPr>
+      <w:r>
+        <w:t>Repair and retain the record</w:t>
+      </w:r>
+    </w:p>
+    <w:p>
+      <w:pPr>
+        <w:spacing w:line="336" w:lineRule="auto" w:after="180"/>
+      </w:pPr>
+      <w:r>
+        <w:rPr>
+          <w:b w:val="0"/>
+        </w:rPr>
+        <w:t xml:space="preserve">Review Composing layers (ai-5/5). Goal: </w:t>
+      </w:r>
+      <w:r>
+        <w:rPr>
+          <w:b/>
+        </w:rPr>
+        <w:t>Trace</w:t>
+      </w:r>
+      <w:r>
+        <w:rPr>
+          <w:b w:val="0"/>
+        </w:rPr>
+        <w:t xml:space="preserve"> how one layer supplies the next layer </w:t>
+      </w:r>
+      <w:r>
+        <w:rPr>
+          <w:b/>
+        </w:rPr>
+        <w:t>input</w:t>
+      </w:r>
+      <w:r>
+        <w:rPr>
+          <w:b w:val="0"/>
+        </w:rPr>
+        <w:t xml:space="preserve">s. Short practice: What intermediate value explains the changed </w:t>
+      </w:r>
+      <w:r>
+        <w:rPr>
+          <w:b/>
+        </w:rPr>
+        <w:t>output</w:t>
+      </w:r>
+      <w:r>
+        <w:rPr>
+          <w:b w:val="0"/>
+        </w:rPr>
+        <w:t>?</w:t>
+      </w:r>
+    </w:p>
+    <w:p>
+      <w:pPr>
+        <w:spacing w:line="336" w:lineRule="auto" w:after="180"/>
+      </w:pPr>
+      <w:r>
+        <w:rPr>
+          <w:b w:val="0"/>
+        </w:rPr>
+        <w:t xml:space="preserve">Point to the relevant step in the picture, then write the changed result and the rule or </w:t>
+      </w:r>
+      <w:r>
+        <w:rPr>
+          <w:b/>
+        </w:rPr>
+        <w:t>evidence</w:t>
+      </w:r>
+      <w:r>
+        <w:rPr>
+          <w:b w:val="0"/>
+        </w:rPr>
+        <w:t xml:space="preserve"> that supports it.. Return to this week and explain what you changed.</w:t>
+      </w:r>
+    </w:p>
+    <w:p>
+      <w:pPr>
+        <w:spacing w:line="336" w:lineRule="auto" w:after="180"/>
+      </w:pPr>
+      <w:r>
+        <w:rPr>
+          <w:b w:val="0"/>
+        </w:rPr>
+        <w:t>Review Bias terms and decision boundaries (ai-5/3). Goal: Calculate a weighted score with a bias term. Short practice: Is B positive under the original or changed model?</w:t>
+      </w:r>
+    </w:p>
+    <w:p>
+      <w:pPr>
+        <w:spacing w:line="336" w:lineRule="auto" w:after="180"/>
+      </w:pPr>
+      <w:r>
+        <w:rPr>
+          <w:b w:val="0"/>
+        </w:rPr>
+        <w:t xml:space="preserve">Point to the relevant step in the picture, then write the changed result and the rule or </w:t>
+      </w:r>
+      <w:r>
+        <w:rPr>
+          <w:b/>
+        </w:rPr>
+        <w:t>evidence</w:t>
+      </w:r>
+      <w:r>
+        <w:rPr>
+          <w:b w:val="0"/>
+        </w:rPr>
+        <w:t xml:space="preserve"> that supports it.. Return to this week and explain what you changed.</w:t>
+      </w:r>
+    </w:p>
+    <w:p>
+      <w:pPr>
+        <w:spacing w:line="336" w:lineRule="auto" w:after="180"/>
+      </w:pPr>
+      <w:r>
+        <w:rPr>
+          <w:b w:val="0"/>
+        </w:rPr>
+        <w:t xml:space="preserve">The browser lab lets you edit the supported Python examples already included in this lesson. Predict first, run, inspect the actual </w:t>
+      </w:r>
+      <w:r>
+        <w:rPr>
+          <w:b/>
+        </w:rPr>
+        <w:t>output</w:t>
+      </w:r>
+      <w:r>
+        <w:rPr>
+          <w:b w:val="0"/>
+        </w:rPr>
+        <w:t xml:space="preserve"> or error, change one </w:t>
+      </w:r>
+      <w:r>
+        <w:rPr>
+          <w:b/>
+        </w:rPr>
+        <w:t>input</w:t>
+      </w:r>
+      <w:r>
+        <w:rPr>
+          <w:b w:val="0"/>
+        </w:rPr>
+        <w:t>, then run again.</w:t>
+      </w:r>
+    </w:p>
+    <w:p>
+      <w:pPr>
+        <w:spacing w:line="336" w:lineRule="auto" w:after="180"/>
+      </w:pPr>
+      <w:r>
+        <w:rPr>
+          <w:b w:val="0"/>
+        </w:rPr>
+        <w:t xml:space="preserve">Keep code, </w:t>
       </w:r>
       <w:r>
         <w:rPr>
@@ -3930,18 +5587,30 @@
         <w:rPr>
           <w:b w:val="0"/>
         </w:rPr>
-        <w:t>.</w:t>
-      </w:r>
-    </w:p>
-    <w:p>
-      <w:pPr>
-        <w:spacing w:line="336" w:lineRule="auto" w:after="180"/>
-      </w:pPr>
+        <w:t xml:space="preserve">s, actual results and a reasoned revision together. On paper, label your result as a </w:t>
+      </w:r>
+      <w:r>
+        <w:rPr>
+          <w:b/>
+        </w:rPr>
+        <w:t>trace</w:t>
+      </w:r>
       <w:r>
         <w:rPr>
           <w:b w:val="0"/>
         </w:rPr>
-        <w:t xml:space="preserve">Save your workbook </w:t>
+        <w:t xml:space="preserve"> rather than an execution.</w:t>
+      </w:r>
+    </w:p>
+    <w:p>
+      <w:pPr>
+        <w:spacing w:line="336" w:lineRule="auto" w:after="180"/>
+      </w:pPr>
+      <w:r>
+        <w:rPr>
+          <w:b w:val="0"/>
+        </w:rPr>
+        <w:t xml:space="preserve">Use Download completed work in the hosted lesson to export your answers, reflections, practice feedback and code-run </w:t>
       </w:r>
       <w:r>
         <w:rPr>
@@ -3953,20 +5622,26 @@
         <w:rPr>
           <w:b w:val="0"/>
         </w:rPr>
-        <w:t>. At the next review, try a different case before opening your old answer.</w:t>
-      </w:r>
-    </w:p>
-    <w:p>
-      <w:pPr>
-        <w:pStyle w:val="Heading1"/>
-      </w:pPr>
-      <w:r>
-        <w:t>17. Supported practice, repair and portfolio</w:t>
-      </w:r>
-    </w:p>
-    <w:p>
-      <w:r>
-        <w:t>Attempt supported questions before using hints or feedback. Review a missing building block, then keep the completed work.</w:t>
+        <w:t>. Open the HTML copy to read or print it.</w:t>
+      </w:r>
+    </w:p>
+    <w:p>
+      <w:pPr>
+        <w:spacing w:line="336" w:lineRule="auto" w:after="180"/>
+      </w:pPr>
+      <w:r>
+        <w:rPr>
+          <w:b w:val="0"/>
+        </w:rPr>
+        <w:t>Drafts stay in this browser when storage is available; clear drafts on a shared device.</w:t>
+      </w:r>
+    </w:p>
+    <w:p>
+      <w:pPr>
+        <w:pStyle w:val="Heading2"/>
+      </w:pPr>
+      <w:r>
+        <w:t>Earlier wording, alternatives and picture transcripts · reference / check after trying</w:t>
       </w:r>
     </w:p>
     <w:p>
@@ -3982,92 +5657,10 @@
     </w:p>
     <w:p>
       <w:pPr>
-        <w:spacing w:line="336" w:lineRule="auto" w:after="180"/>
-      </w:pPr>
-      <w:r>
-        <w:rPr>
-          <w:b w:val="0"/>
-        </w:rPr>
-        <w:t>Audit a forward pass by writing every value at its correct stage.</w:t>
-      </w:r>
-    </w:p>
-    <w:p>
-      <w:pPr>
         <w:pStyle w:val="Heading3"/>
       </w:pPr>
       <w:r>
-        <w:t>Practice 1: explain the deciding evidence</w:t>
-      </w:r>
-    </w:p>
-    <w:p>
-      <w:pPr>
-        <w:spacing w:line="336" w:lineRule="auto" w:after="180"/>
-      </w:pPr>
-      <w:r>
-        <w:rPr>
-          <w:b w:val="0"/>
-        </w:rPr>
-        <w:t xml:space="preserve">Which labelled step matches this detail? </w:t>
-      </w:r>
-      <w:r>
-        <w:rPr>
-          <w:b/>
-        </w:rPr>
-        <w:t>Output</w:t>
-      </w:r>
-      <w:r>
-        <w:rPr>
-          <w:b w:val="0"/>
-        </w:rPr>
-        <w:t>s are 4 and 1 respectively.</w:t>
-      </w:r>
-    </w:p>
-    <w:p>
-      <w:pPr>
-        <w:spacing w:line="336" w:lineRule="auto" w:after="180"/>
-        <w:shd w:fill="F4F9FC"/>
-      </w:pPr>
-      <w:r>
-        <w:rPr>
-          <w:b w:val="0"/>
-        </w:rPr>
-        <w:t xml:space="preserve">1. </w:t>
-      </w:r>
-      <w:r>
-        <w:rPr>
-          <w:b/>
-        </w:rPr>
-        <w:t>Preactivation</w:t>
-      </w:r>
-    </w:p>
-    <w:p>
-      <w:pPr>
-        <w:spacing w:line="336" w:lineRule="auto" w:after="180"/>
-        <w:shd w:fill="F4F9FC"/>
-      </w:pPr>
-      <w:r>
-        <w:rPr>
-          <w:b w:val="0"/>
-        </w:rPr>
-        <w:t xml:space="preserve">2. </w:t>
-      </w:r>
-      <w:r>
-        <w:rPr>
-          <w:b/>
-        </w:rPr>
-        <w:t>Output</w:t>
-      </w:r>
-    </w:p>
-    <w:p>
-      <w:pPr>
-        <w:spacing w:line="336" w:lineRule="auto" w:after="180"/>
-        <w:shd w:fill="F4F9FC"/>
-      </w:pPr>
-      <w:r>
-        <w:rPr>
-          <w:b w:val="0"/>
-        </w:rPr>
-        <w:t>3. Activation</w:t>
+        <w:t>Repair a missing building block</w:t>
       </w:r>
     </w:p>
     <w:p>
@@ -4075,32 +5668,7 @@
         <w:pStyle w:val="Heading3"/>
       </w:pPr>
       <w:r>
-        <w:t>My selected conclusion, deciding fact and explanation</w:t>
-      </w:r>
-    </w:p>
-    <w:p>
-      <w:r>
-        <w:t>________________________________________________________________</w:t>
-      </w:r>
-    </w:p>
-    <w:p>
-      <w:r>
-        <w:t>________________________________________________________________</w:t>
-      </w:r>
-    </w:p>
-    <w:p>
-      <w:r>
-        <w:t>________________________________________________________________</w:t>
-      </w:r>
-    </w:p>
-    <w:p>
-      <w:r>
-        <w:t>________________________________________________________________</w:t>
-      </w:r>
-    </w:p>
-    <w:p>
-      <w:r>
-        <w:t>________________________________________________________________</w:t>
+        <w:t>Predict, run and debug</w:t>
       </w:r>
     </w:p>
     <w:p>
@@ -4108,606 +5676,25 @@
         <w:pStyle w:val="Heading3"/>
       </w:pPr>
       <w:r>
-        <w:t>Hint · try first</w:t>
-      </w:r>
-    </w:p>
-    <w:p>
-      <w:pPr>
-        <w:spacing w:line="336" w:lineRule="auto" w:after="180"/>
-        <w:shd w:fill="F1F6F8"/>
-      </w:pPr>
-      <w:r>
-        <w:rPr>
-          <w:b w:val="0"/>
-        </w:rPr>
-        <w:t>Hint if needed: Read the steps in the pictorial case. Match the supplied detail to the stage that performs or records it.</w:t>
-      </w:r>
-    </w:p>
-    <w:p>
-      <w:pPr>
-        <w:pStyle w:val="Heading3"/>
-      </w:pPr>
-      <w:r>
-        <w:t>Feedback · compare after trying</w:t>
-      </w:r>
-    </w:p>
-    <w:p>
-      <w:pPr>
-        <w:spacing w:line="336" w:lineRule="auto" w:after="180"/>
-        <w:shd w:fill="F1F6FC"/>
-      </w:pPr>
-      <w:r>
-        <w:rPr>
-          <w:b w:val="0"/>
-        </w:rPr>
-        <w:t xml:space="preserve">After your attempt, compare with the supported explanation: </w:t>
-      </w:r>
-      <w:r>
-        <w:rPr>
-          <w:b/>
-        </w:rPr>
-        <w:t>Output</w:t>
-      </w:r>
-      <w:r>
-        <w:rPr>
-          <w:b w:val="0"/>
-        </w:rPr>
-        <w:t xml:space="preserve"> </w:t>
-      </w:r>
-      <w:r>
-        <w:rPr>
-          <w:b/>
-        </w:rPr>
-        <w:t>Output</w:t>
-      </w:r>
-      <w:r>
-        <w:rPr>
-          <w:b w:val="0"/>
-        </w:rPr>
-        <w:t xml:space="preserve">s are 4 and 1 respectively. A forward pass applies a fixed network to an </w:t>
-      </w:r>
-      <w:r>
-        <w:rPr>
-          <w:b/>
-        </w:rPr>
-        <w:t>input</w:t>
-      </w:r>
-      <w:r>
-        <w:rPr>
-          <w:b w:val="0"/>
-        </w:rPr>
-        <w:t>; it does not update weights.</w:t>
-      </w:r>
-    </w:p>
-    <w:p>
-      <w:pPr>
-        <w:spacing w:line="336" w:lineRule="auto" w:after="180"/>
-        <w:shd w:fill="F1F6FC"/>
-      </w:pPr>
-      <w:r>
-        <w:rPr>
-          <w:b w:val="0"/>
-        </w:rPr>
-        <w:t xml:space="preserve">Keep the </w:t>
-      </w:r>
-      <w:r>
-        <w:rPr>
-          <w:b/>
-        </w:rPr>
-        <w:t>preactivation</w:t>
-      </w:r>
-      <w:r>
-        <w:rPr>
-          <w:b w:val="0"/>
-        </w:rPr>
-        <w:t xml:space="preserve"> z, activated value h and final </w:t>
-      </w:r>
-      <w:r>
-        <w:rPr>
-          <w:b/>
-        </w:rPr>
-        <w:t>output</w:t>
-      </w:r>
-      <w:r>
-        <w:rPr>
-          <w:b w:val="0"/>
-        </w:rPr>
-        <w:t xml:space="preserve"> y in separate </w:t>
-      </w:r>
-      <w:r>
-        <w:rPr>
-          <w:b/>
-        </w:rPr>
-        <w:t>trace</w:t>
-      </w:r>
-      <w:r>
-        <w:rPr>
-          <w:b w:val="0"/>
-        </w:rPr>
-        <w:t xml:space="preserve"> columns. For zero, ReLU changes minus one to zero.</w:t>
-      </w:r>
-    </w:p>
-    <w:p>
-      <w:pPr>
-        <w:spacing w:line="336" w:lineRule="auto" w:after="180"/>
-        <w:shd w:fill="F1F6FC"/>
-      </w:pPr>
-      <w:r>
-        <w:rPr>
-          <w:b w:val="0"/>
-        </w:rPr>
-        <w:t xml:space="preserve">Using the earlier minus one in the </w:t>
-      </w:r>
-      <w:r>
-        <w:rPr>
-          <w:b/>
-        </w:rPr>
-        <w:t>output</w:t>
-      </w:r>
-      <w:r>
-        <w:rPr>
-          <w:b w:val="0"/>
-        </w:rPr>
-        <w:t xml:space="preserve"> layer is the first error, even if later arithmetic follows that mistaken value correctly.</w:t>
-      </w:r>
-    </w:p>
-    <w:p>
-      <w:pPr>
-        <w:pStyle w:val="Heading3"/>
-      </w:pPr>
-      <w:r>
-        <w:t>Practice 2: explain the deciding evidence</w:t>
-      </w:r>
-    </w:p>
-    <w:p>
-      <w:pPr>
-        <w:pStyle w:val="Heading3"/>
-      </w:pPr>
-      <w:r>
-        <w:t>Changed case · predict first</w:t>
-      </w:r>
-    </w:p>
-    <w:p>
-      <w:pPr>
-        <w:spacing w:line="336" w:lineRule="auto" w:after="180"/>
-        <w:shd w:fill="F5F1FB"/>
-      </w:pPr>
-      <w:r>
-        <w:rPr>
-          <w:b w:val="0"/>
-        </w:rPr>
-        <w:t xml:space="preserve">Changed-case practice: A submitted x = 0 </w:t>
-      </w:r>
-      <w:r>
-        <w:rPr>
-          <w:b/>
-        </w:rPr>
-        <w:t>trace</w:t>
-      </w:r>
-      <w:r>
-        <w:rPr>
-          <w:b w:val="0"/>
-        </w:rPr>
-        <w:t xml:space="preserve"> uses h=-1 and y = 5. Which conclusion is supported by the supplied facts?</w:t>
-      </w:r>
-    </w:p>
-    <w:p>
-      <w:pPr>
-        <w:spacing w:line="336" w:lineRule="auto" w:after="180"/>
-        <w:shd w:fill="F4F9FC"/>
-      </w:pPr>
-      <w:r>
-        <w:rPr>
-          <w:b w:val="0"/>
-        </w:rPr>
-        <w:t>1. Its first error is retaining the negative value after ReLU; correct h = 0 gives y = 4.</w:t>
-      </w:r>
-    </w:p>
-    <w:p>
-      <w:pPr>
-        <w:spacing w:line="336" w:lineRule="auto" w:after="180"/>
-        <w:shd w:fill="F4F9FC"/>
-      </w:pPr>
-      <w:r>
-        <w:rPr>
-          <w:b w:val="0"/>
-        </w:rPr>
-        <w:t xml:space="preserve">2. This one example guarantees correct results for every future </w:t>
-      </w:r>
-      <w:r>
-        <w:rPr>
-          <w:b/>
-        </w:rPr>
-        <w:t>input</w:t>
-      </w:r>
-      <w:r>
-        <w:rPr>
-          <w:b w:val="0"/>
-        </w:rPr>
-        <w:t>.</w:t>
-      </w:r>
-    </w:p>
-    <w:p>
-      <w:pPr>
-        <w:spacing w:line="336" w:lineRule="auto" w:after="180"/>
-        <w:shd w:fill="F4F9FC"/>
-      </w:pPr>
-      <w:r>
-        <w:rPr>
-          <w:b w:val="0"/>
-        </w:rPr>
-        <w:t xml:space="preserve">3. We can decide the result without examining the changed </w:t>
-      </w:r>
-      <w:r>
-        <w:rPr>
-          <w:b/>
-        </w:rPr>
-        <w:t>input</w:t>
-      </w:r>
-      <w:r>
-        <w:rPr>
-          <w:b w:val="0"/>
-        </w:rPr>
-        <w:t xml:space="preserve"> or the procedure.</w:t>
-      </w:r>
-    </w:p>
-    <w:p>
-      <w:pPr>
-        <w:pStyle w:val="Heading3"/>
-      </w:pPr>
-      <w:r>
-        <w:t>My selected conclusion, deciding fact and explanation</w:t>
-      </w:r>
-    </w:p>
-    <w:p>
-      <w:r>
-        <w:t>________________________________________________________________</w:t>
-      </w:r>
-    </w:p>
-    <w:p>
-      <w:r>
-        <w:t>________________________________________________________________</w:t>
-      </w:r>
-    </w:p>
-    <w:p>
-      <w:r>
-        <w:t>________________________________________________________________</w:t>
-      </w:r>
-    </w:p>
-    <w:p>
-      <w:r>
-        <w:t>________________________________________________________________</w:t>
-      </w:r>
-    </w:p>
-    <w:p>
-      <w:r>
-        <w:t>________________________________________________________________</w:t>
-      </w:r>
-    </w:p>
-    <w:p>
-      <w:pPr>
-        <w:pStyle w:val="Heading3"/>
-      </w:pPr>
-      <w:r>
-        <w:t>Hint · try first</w:t>
-      </w:r>
-    </w:p>
-    <w:p>
-      <w:pPr>
-        <w:spacing w:line="336" w:lineRule="auto" w:after="180"/>
-        <w:shd w:fill="F1F6F8"/>
-      </w:pPr>
-      <w:r>
-        <w:rPr>
-          <w:b w:val="0"/>
-        </w:rPr>
-        <w:t xml:space="preserve">Hint if needed: Use the changed condition and the deciding step in the pictorial </w:t>
-      </w:r>
-      <w:r>
-        <w:rPr>
-          <w:b/>
-        </w:rPr>
-        <w:t>trace</w:t>
-      </w:r>
-      <w:r>
-        <w:rPr>
-          <w:b w:val="0"/>
-        </w:rPr>
-        <w:t>. The answer must say what follows from those facts.</w:t>
-      </w:r>
-    </w:p>
-    <w:p>
-      <w:pPr>
-        <w:pStyle w:val="Heading3"/>
-      </w:pPr>
-      <w:r>
-        <w:t>Feedback · compare after trying</w:t>
-      </w:r>
-    </w:p>
-    <w:p>
-      <w:pPr>
-        <w:spacing w:line="336" w:lineRule="auto" w:after="180"/>
-        <w:shd w:fill="F1F6FC"/>
-      </w:pPr>
-      <w:r>
-        <w:rPr>
-          <w:b w:val="0"/>
-        </w:rPr>
-        <w:t xml:space="preserve">After your attempt, compare with the supported explanation: Its first error is retaining the negative value after ReLU; correct h = 0 gives y = 4. ReLU(-1)=0, so the </w:t>
-      </w:r>
-      <w:r>
-        <w:rPr>
-          <w:b/>
-        </w:rPr>
-        <w:t>output</w:t>
-      </w:r>
-      <w:r>
-        <w:rPr>
-          <w:b w:val="0"/>
-        </w:rPr>
-        <w:t xml:space="preserve"> must use 0, not the earlier </w:t>
-      </w:r>
-      <w:r>
-        <w:rPr>
-          <w:b/>
-        </w:rPr>
-        <w:t>preactivation</w:t>
-      </w:r>
-      <w:r>
-        <w:rPr>
-          <w:b w:val="0"/>
-        </w:rPr>
-        <w:t>.</w:t>
-      </w:r>
-    </w:p>
-    <w:p>
-      <w:pPr>
-        <w:pStyle w:val="Heading3"/>
-      </w:pPr>
-      <w:r>
-        <w:t>Repair a missing building block</w:t>
-      </w:r>
-    </w:p>
-    <w:p>
-      <w:pPr>
-        <w:spacing w:line="336" w:lineRule="auto" w:after="180"/>
-      </w:pPr>
-      <w:r>
-        <w:rPr>
-          <w:b w:val="0"/>
-        </w:rPr>
-        <w:t xml:space="preserve">Review Composing layers (ai-5/5). Goal: </w:t>
-      </w:r>
-      <w:r>
-        <w:rPr>
-          <w:b/>
-        </w:rPr>
-        <w:t>Trace</w:t>
-      </w:r>
-      <w:r>
-        <w:rPr>
-          <w:b w:val="0"/>
-        </w:rPr>
-        <w:t xml:space="preserve"> how one layer supplies the next layer </w:t>
-      </w:r>
-      <w:r>
-        <w:rPr>
-          <w:b/>
-        </w:rPr>
-        <w:t>input</w:t>
-      </w:r>
-      <w:r>
-        <w:rPr>
-          <w:b w:val="0"/>
-        </w:rPr>
-        <w:t xml:space="preserve">s. Short practice: What intermediate value explains the changed </w:t>
-      </w:r>
-      <w:r>
-        <w:rPr>
-          <w:b/>
-        </w:rPr>
-        <w:t>output</w:t>
-      </w:r>
-      <w:r>
-        <w:rPr>
-          <w:b w:val="0"/>
-        </w:rPr>
-        <w:t>?</w:t>
-      </w:r>
-    </w:p>
-    <w:p>
-      <w:pPr>
-        <w:spacing w:line="336" w:lineRule="auto" w:after="180"/>
-      </w:pPr>
-      <w:r>
-        <w:rPr>
-          <w:b w:val="0"/>
-        </w:rPr>
-        <w:t xml:space="preserve">Point to the relevant step in the picture, then write the changed result and the rule or </w:t>
-      </w:r>
-      <w:r>
-        <w:rPr>
-          <w:b/>
-        </w:rPr>
-        <w:t>evidence</w:t>
-      </w:r>
-      <w:r>
-        <w:rPr>
-          <w:b w:val="0"/>
-        </w:rPr>
-        <w:t xml:space="preserve"> that supports it.. Return to this week and explain what you changed.</w:t>
-      </w:r>
-    </w:p>
-    <w:p>
-      <w:pPr>
-        <w:spacing w:line="336" w:lineRule="auto" w:after="180"/>
-      </w:pPr>
-      <w:r>
-        <w:rPr>
-          <w:b w:val="0"/>
-        </w:rPr>
-        <w:t>Review Bias terms and decision boundaries (ai-5/3). Goal: Calculate a weighted score with a bias term. Short practice: Is B positive under the original or changed model?</w:t>
-      </w:r>
-    </w:p>
-    <w:p>
-      <w:pPr>
-        <w:spacing w:line="336" w:lineRule="auto" w:after="180"/>
-      </w:pPr>
-      <w:r>
-        <w:rPr>
-          <w:b w:val="0"/>
-        </w:rPr>
-        <w:t xml:space="preserve">Point to the relevant step in the picture, then write the changed result and the rule or </w:t>
-      </w:r>
-      <w:r>
-        <w:rPr>
-          <w:b/>
-        </w:rPr>
-        <w:t>evidence</w:t>
-      </w:r>
-      <w:r>
-        <w:rPr>
-          <w:b w:val="0"/>
-        </w:rPr>
-        <w:t xml:space="preserve"> that supports it.. Return to this week and explain what you changed.</w:t>
-      </w:r>
-    </w:p>
-    <w:p>
-      <w:pPr>
-        <w:pStyle w:val="Heading3"/>
-      </w:pPr>
-      <w:r>
-        <w:t>Predict, run and debug</w:t>
-      </w:r>
-    </w:p>
-    <w:p>
-      <w:pPr>
-        <w:spacing w:line="336" w:lineRule="auto" w:after="180"/>
-      </w:pPr>
-      <w:r>
-        <w:rPr>
-          <w:b w:val="0"/>
-        </w:rPr>
-        <w:t xml:space="preserve">The browser lab lets you edit the supported Python examples already included in this lesson. Predict first, run, inspect the actual </w:t>
-      </w:r>
-      <w:r>
-        <w:rPr>
-          <w:b/>
-        </w:rPr>
-        <w:t>output</w:t>
-      </w:r>
-      <w:r>
-        <w:rPr>
-          <w:b w:val="0"/>
-        </w:rPr>
-        <w:t xml:space="preserve"> or error, change one </w:t>
-      </w:r>
-      <w:r>
-        <w:rPr>
-          <w:b/>
-        </w:rPr>
-        <w:t>input</w:t>
-      </w:r>
-      <w:r>
-        <w:rPr>
-          <w:b w:val="0"/>
-        </w:rPr>
-        <w:t>, then run again.</w:t>
-      </w:r>
-    </w:p>
-    <w:p>
-      <w:pPr>
-        <w:spacing w:line="336" w:lineRule="auto" w:after="180"/>
-      </w:pPr>
-      <w:r>
-        <w:rPr>
-          <w:b w:val="0"/>
-        </w:rPr>
-        <w:t xml:space="preserve">Keep code, </w:t>
-      </w:r>
-      <w:r>
-        <w:rPr>
-          <w:b/>
-        </w:rPr>
-        <w:t>prediction</w:t>
-      </w:r>
-      <w:r>
-        <w:rPr>
-          <w:b w:val="0"/>
-        </w:rPr>
-        <w:t xml:space="preserve">s, actual results and a reasoned revision together. On paper, label your result as a </w:t>
-      </w:r>
-      <w:r>
-        <w:rPr>
-          <w:b/>
-        </w:rPr>
-        <w:t>trace</w:t>
-      </w:r>
-      <w:r>
-        <w:rPr>
-          <w:b w:val="0"/>
-        </w:rPr>
-        <w:t xml:space="preserve"> rather than an execution.</w:t>
-      </w:r>
-    </w:p>
-    <w:p>
-      <w:pPr>
-        <w:pStyle w:val="Heading3"/>
-      </w:pPr>
-      <w:r>
         <w:t>Keep your completed work</w:t>
       </w:r>
     </w:p>
     <w:p>
       <w:pPr>
-        <w:spacing w:line="336" w:lineRule="auto" w:after="180"/>
-      </w:pPr>
-      <w:r>
-        <w:rPr>
-          <w:b w:val="0"/>
-        </w:rPr>
-        <w:t xml:space="preserve">Use Download completed work in the hosted lesson to export your answers, reflections, practice feedback and code-run </w:t>
-      </w:r>
-      <w:r>
-        <w:rPr>
-          <w:b/>
-        </w:rPr>
-        <w:t>evidence</w:t>
-      </w:r>
-      <w:r>
-        <w:rPr>
-          <w:b w:val="0"/>
-        </w:rPr>
-        <w:t>. Open the HTML copy to read or print it.</w:t>
-      </w:r>
-    </w:p>
-    <w:p>
-      <w:pPr>
-        <w:spacing w:line="336" w:lineRule="auto" w:after="180"/>
-      </w:pPr>
-      <w:r>
-        <w:rPr>
-          <w:b w:val="0"/>
-        </w:rPr>
-        <w:t>Drafts stay in this browser when storage is available; clear drafts on a shared device.</w:t>
-      </w:r>
-    </w:p>
-    <w:p>
-      <w:pPr>
         <w:pStyle w:val="Heading1"/>
       </w:pPr>
       <w:r>
-        <w:t>18. Visual concept journey</w:t>
-      </w:r>
-    </w:p>
-    <w:p>
-      <w:r>
-        <w:t>Explain each Forward passes by hand graphic using its labels, deciding evidence and relevant limitation.</w:t>
-      </w:r>
-    </w:p>
-    <w:p>
-      <w:pPr>
-        <w:pStyle w:val="Heading3"/>
+        <w:t>18. Reference · Six-picture concept journey</w:t>
+      </w:r>
+    </w:p>
+    <w:p>
+      <w:r>
+        <w:t>Choose the picture that supports the current explanation.</w:t>
+      </w:r>
+    </w:p>
+    <w:p>
+      <w:pPr>
+        <w:pStyle w:val="Heading2"/>
       </w:pPr>
       <w:r>
         <w:t>01. Forward passes by hand: the case</w:t>
@@ -4718,7 +5705,7 @@
         <w:drawing>
           <wp:inline xmlns:a="http://schemas.openxmlformats.org/drawingml/2006/main" xmlns:pic="http://schemas.openxmlformats.org/drawingml/2006/picture">
             <wp:extent cx="5486400" cy="2840736"/>
-            <wp:docPr id="2" name="Picture 2" descr="Audit a forward pass by writing every value at its correct stage. Supplied facts: Toy scalar network z=2x-1, h=ReLU(z), y=-h+4. Trace x=0 and x=2. All inputs and outcomes in this worked example are invented classroom data; no real model run is claimed."/>
+            <wp:docPr id="4" name="Picture 4" descr="Audit a forward pass by writing every value at its correct stage. Supplied facts: Toy scalar network z=2x-1, h=ReLU(z), y=-h+4. Trace x=0 and x=2. All inputs and outcomes in this worked example are invented classroom data; no real model run is claimed."/>
             <wp:cNvGraphicFramePr>
               <a:graphicFrameLocks noChangeAspect="1"/>
             </wp:cNvGraphicFramePr>
@@ -4730,7 +5717,7 @@
                     <pic:cNvPicPr/>
                   </pic:nvPicPr>
                   <pic:blipFill>
-                    <a:blip r:embed="rId10"/>
+                    <a:blip r:embed="rId12"/>
                     <a:stretch>
                       <a:fillRect/>
                     </a:stretch>
@@ -4798,7 +5785,6 @@
     <w:p>
       <w:pPr>
         <w:spacing w:line="336" w:lineRule="auto" w:after="180"/>
-        <w:shd w:fill="F5F1FB"/>
       </w:pPr>
       <w:r>
         <w:rPr>
@@ -4809,7 +5795,7 @@
     </w:p>
     <w:p>
       <w:pPr>
-        <w:pStyle w:val="Heading3"/>
+        <w:pStyle w:val="Heading2"/>
       </w:pPr>
       <w:r>
         <w:t>02. Follow the deciding steps</w:t>
@@ -4820,7 +5806,7 @@
         <w:drawing>
           <wp:inline xmlns:a="http://schemas.openxmlformats.org/drawingml/2006/main" xmlns:pic="http://schemas.openxmlformats.org/drawingml/2006/picture">
             <wp:extent cx="5486400" cy="3182112"/>
-            <wp:docPr id="3" name="Picture 3" descr="Preactivation: At x=0, z=-1; at x=2, z=3. → Activation: At x=0, h=0; at x=2, h=3. → Output: Outputs are 4 and 1 respectively."/>
+            <wp:docPr id="5" name="Picture 5" descr="Preactivation: At x=0, z=-1; at x=2, z=3. → Activation: At x=0, h=0; at x=2, h=3. → Output: Outputs are 4 and 1 respectively."/>
             <wp:cNvGraphicFramePr>
               <a:graphicFrameLocks noChangeAspect="1"/>
             </wp:cNvGraphicFramePr>
@@ -4832,7 +5818,7 @@
                     <pic:cNvPicPr/>
                   </pic:nvPicPr>
                   <pic:blipFill>
-                    <a:blip r:embed="rId11"/>
+                    <a:blip r:embed="rId9"/>
                     <a:stretch>
                       <a:fillRect/>
                     </a:stretch>
@@ -4895,7 +5881,6 @@
     <w:p>
       <w:pPr>
         <w:spacing w:line="336" w:lineRule="auto" w:after="180"/>
-        <w:shd w:fill="F5F1FB"/>
       </w:pPr>
       <w:r>
         <w:rPr>
@@ -4918,7 +5903,7 @@
     </w:p>
     <w:p>
       <w:pPr>
-        <w:pStyle w:val="Heading3"/>
+        <w:pStyle w:val="Heading2"/>
       </w:pPr>
       <w:r>
         <w:t>03. Correct a trace from the earliest error</w:t>
@@ -4929,7 +5914,7 @@
         <w:drawing>
           <wp:inline xmlns:a="http://schemas.openxmlformats.org/drawingml/2006/main" xmlns:pic="http://schemas.openxmlformats.org/drawingml/2006/picture">
             <wp:extent cx="5486400" cy="2834640"/>
-            <wp:docPr id="4" name="Picture 4" descr="Correct a trace from the earliest error. Scores | [-1, 2] | [-1, 2]. ReLU activations | [0, 2] | [-1, 2]. Output | -3 | -4"/>
+            <wp:docPr id="6" name="Picture 6" descr="Correct a trace from the earliest error. Scores | [-1, 2] | [-1, 2]. ReLU activations | [0, 2] | [-1, 2]. Output | -3 | -4"/>
             <wp:cNvGraphicFramePr>
               <a:graphicFrameLocks noChangeAspect="1"/>
             </wp:cNvGraphicFramePr>
@@ -4941,7 +5926,7 @@
                     <pic:cNvPicPr/>
                   </pic:nvPicPr>
                   <pic:blipFill>
-                    <a:blip r:embed="rId12"/>
+                    <a:blip r:embed="rId13"/>
                     <a:stretch>
                       <a:fillRect/>
                     </a:stretch>
@@ -4998,7 +5983,6 @@
     <w:p>
       <w:pPr>
         <w:spacing w:line="336" w:lineRule="auto" w:after="180"/>
-        <w:shd w:fill="F5F1FB"/>
       </w:pPr>
       <w:r>
         <w:rPr>
@@ -5009,7 +5993,7 @@
     </w:p>
     <w:p>
       <w:pPr>
-        <w:pStyle w:val="Heading3"/>
+        <w:pStyle w:val="Heading2"/>
       </w:pPr>
       <w:r>
         <w:t>04. Change one thing. Trace what follows.</w:t>
@@ -5020,7 +6004,7 @@
         <w:drawing>
           <wp:inline xmlns:a="http://schemas.openxmlformats.org/drawingml/2006/main" xmlns:pic="http://schemas.openxmlformats.org/drawingml/2006/picture">
             <wp:extent cx="5486400" cy="3026664"/>
-            <wp:docPr id="5" name="Picture 5" descr="Original case: Outputs are 4 and 1 respectively. Changed condition: A submitted x = 0 trace uses h=-1 and y = 5. Expected result: Its first error is retaining the negative value after ReLU; correct h = 0 gives y = 4. Reason: ReLU(-1)=0, so the output must use 0, not the earlier preactivation."/>
+            <wp:docPr id="7" name="Picture 7" descr="Original case: Outputs are 4 and 1 respectively. Changed condition: A submitted x = 0 trace uses h=-1 and y = 5. Expected result: Its first error is retaining the negative value after ReLU; correct h = 0 gives y = 4. Reason: ReLU(-1)=0, so the output must use 0, not the earlier preactivation."/>
             <wp:cNvGraphicFramePr>
               <a:graphicFrameLocks noChangeAspect="1"/>
             </wp:cNvGraphicFramePr>
@@ -5032,7 +6016,7 @@
                     <pic:cNvPicPr/>
                   </pic:nvPicPr>
                   <pic:blipFill>
-                    <a:blip r:embed="rId13"/>
+                    <a:blip r:embed="rId10"/>
                     <a:stretch>
                       <a:fillRect/>
                     </a:stretch>
@@ -5124,7 +6108,6 @@
     <w:p>
       <w:pPr>
         <w:spacing w:line="336" w:lineRule="auto" w:after="180"/>
-        <w:shd w:fill="F5F1FB"/>
       </w:pPr>
       <w:r>
         <w:rPr>
@@ -5135,7 +6118,7 @@
     </w:p>
     <w:p>
       <w:pPr>
-        <w:pStyle w:val="Heading3"/>
+        <w:pStyle w:val="Heading2"/>
       </w:pPr>
       <w:r>
         <w:t>05. Connect the explanation to its limit</w:t>
@@ -5146,7 +6129,7 @@
         <w:drawing>
           <wp:inline xmlns:a="http://schemas.openxmlformats.org/drawingml/2006/main" xmlns:pic="http://schemas.openxmlformats.org/drawingml/2006/picture">
             <wp:extent cx="5486400" cy="2834640"/>
-            <wp:docPr id="6" name="Picture 6" descr="A forward pass applies a fixed network to an input; it does not update weights. Keep the preactivation z, activated value h and final output y in separate trace columns. For zero, ReLU changes minus one to zero. Using the earlier minus one in the output layer is the first error, even if later arithmetic follows that mistaken value correctly. Limit: A correct forward trace verifies this declared computation; it does not show that the parameter choices solve a useful task."/>
+            <wp:docPr id="8" name="Picture 8" descr="A forward pass applies a fixed network to an input; it does not update weights. Keep the preactivation z, activated value h and final output y in separate trace columns. For zero, ReLU changes minus one to zero. Using the earlier minus one in the output layer is the first error, even if later arithmetic follows that mistaken value correctly. Limit: A correct forward trace verifies this declared computation; it does not show that the parameter choices solve a useful task."/>
             <wp:cNvGraphicFramePr>
               <a:graphicFrameLocks noChangeAspect="1"/>
             </wp:cNvGraphicFramePr>
@@ -5285,7 +6268,6 @@
     <w:p>
       <w:pPr>
         <w:spacing w:line="336" w:lineRule="auto" w:after="180"/>
-        <w:shd w:fill="F5F1FB"/>
       </w:pPr>
       <w:r>
         <w:rPr>
@@ -5296,7 +6278,7 @@
     </w:p>
     <w:p>
       <w:pPr>
-        <w:pStyle w:val="Heading3"/>
+        <w:pStyle w:val="Heading2"/>
       </w:pPr>
       <w:r>
         <w:t>06. Make the idea visible in your project</w:t>
@@ -5307,7 +6289,7 @@
         <w:drawing>
           <wp:inline xmlns:a="http://schemas.openxmlformats.org/drawingml/2006/main" xmlns:pic="http://schemas.openxmlformats.org/drawingml/2006/picture">
             <wp:extent cx="5486400" cy="3681984"/>
-            <wp:docPr id="7" name="Picture 7" descr="For your Image-pattern Network Investigation, save the input, procedure, observed result and limitation of this check. Label this worked example as practice; use a different, previously unreviewed case when checking independent understanding. Draw your input, deciding step, result and limit. Supported question: Why should feedback identify h before correcting only y? Point to the relevant step in the picture, then write the changed result and the rule or evidence that supports it."/>
+            <wp:docPr id="9" name="Picture 9" descr="For your Image-pattern Network Investigation, save the input, procedure, observed result and limitation of this check. Label this worked example as practice; use a different, previously unreviewed case when checking independent understanding. Draw your input, deciding step, result and limit. Supported question: Why should feedback identify h before correcting only y? Point to the relevant step in the picture, then write the changed result and the rule or evidence that supports it."/>
             <wp:cNvGraphicFramePr>
               <a:graphicFrameLocks noChangeAspect="1"/>
             </wp:cNvGraphicFramePr>
@@ -5410,7 +6392,6 @@
     <w:p>
       <w:pPr>
         <w:spacing w:line="336" w:lineRule="auto" w:after="180"/>
-        <w:shd w:fill="F5F1FB"/>
       </w:pPr>
       <w:r>
         <w:rPr>
@@ -5441,6 +6422,62 @@
           <w:b w:val="0"/>
         </w:rPr>
         <w:t>.</w:t>
+      </w:r>
+    </w:p>
+    <w:p>
+      <w:pPr>
+        <w:pStyle w:val="Heading2"/>
+      </w:pPr>
+      <w:r>
+        <w:t>Earlier wording, alternatives and picture transcripts · reference / check after trying</w:t>
+      </w:r>
+    </w:p>
+    <w:p>
+      <w:pPr>
+        <w:pStyle w:val="Heading3"/>
+      </w:pPr>
+      <w:r>
+        <w:t>01. Forward passes by hand: the case</w:t>
+      </w:r>
+    </w:p>
+    <w:p>
+      <w:pPr>
+        <w:pStyle w:val="Heading3"/>
+      </w:pPr>
+      <w:r>
+        <w:t>02. Follow the deciding steps</w:t>
+      </w:r>
+    </w:p>
+    <w:p>
+      <w:pPr>
+        <w:pStyle w:val="Heading3"/>
+      </w:pPr>
+      <w:r>
+        <w:t>03. Correct a trace from the earliest error</w:t>
+      </w:r>
+    </w:p>
+    <w:p>
+      <w:pPr>
+        <w:pStyle w:val="Heading3"/>
+      </w:pPr>
+      <w:r>
+        <w:t>04. Change one thing. Trace what follows.</w:t>
+      </w:r>
+    </w:p>
+    <w:p>
+      <w:pPr>
+        <w:pStyle w:val="Heading3"/>
+      </w:pPr>
+      <w:r>
+        <w:t>05. Connect the explanation to its limit</w:t>
+      </w:r>
+    </w:p>
+    <w:p>
+      <w:pPr>
+        <w:pStyle w:val="Heading3"/>
+      </w:pPr>
+      <w:r>
+        <w:t>06. Make the idea visible in your project</w:t>
       </w:r>
     </w:p>
     <w:sectPr>
